--- a/Договор mebel_grand СПБ.docx
+++ b/Договор mebel_grand СПБ.docx
@@ -61,6 +61,7 @@
         <w:pStyle w:val="a3"/>
         <w:ind w:left="2" w:hanging="4"/>
         <w:rPr>
+          <w:rFonts w:asciiTheme="minorHAnsi" w:hAnsiTheme="minorHAnsi" w:cstheme="minorHAnsi"/>
           <w:b/>
           <w:bCs/>
           <w:i/>
@@ -77,17 +78,20 @@
         <w:ind w:left="0" w:hanging="2"/>
         <w:jc w:val="center"/>
         <w:rPr>
+          <w:rFonts w:asciiTheme="minorHAnsi" w:hAnsiTheme="minorHAnsi" w:cstheme="minorHAnsi"/>
           <w:b/>
         </w:rPr>
       </w:pPr>
       <w:r>
         <w:rPr>
+          <w:rFonts w:asciiTheme="minorHAnsi" w:hAnsiTheme="minorHAnsi" w:cstheme="minorHAnsi"/>
           <w:b/>
         </w:rPr>
         <w:t xml:space="preserve">ДОГОВОР ПОДРЯДА № </w:t>
       </w:r>
       <w:r>
         <w:rPr>
+          <w:rFonts w:asciiTheme="minorHAnsi" w:hAnsiTheme="minorHAnsi" w:cstheme="minorHAnsi"/>
           <w:b/>
         </w:rPr>
         <w:t>{{</w:t>
@@ -95,6 +99,7 @@
       <w:proofErr w:type="spellStart"/>
       <w:r>
         <w:rPr>
+          <w:rFonts w:asciiTheme="minorHAnsi" w:hAnsiTheme="minorHAnsi" w:cstheme="minorHAnsi"/>
           <w:b/>
         </w:rPr>
         <w:t>Номер_договора</w:t>
@@ -102,6 +107,7 @@
       <w:proofErr w:type="spellEnd"/>
       <w:r>
         <w:rPr>
+          <w:rFonts w:asciiTheme="minorHAnsi" w:hAnsiTheme="minorHAnsi" w:cstheme="minorHAnsi"/>
           <w:b/>
         </w:rPr>
         <w:t>}}</w:t>
@@ -113,11 +119,13 @@
         <w:ind w:left="0" w:hanging="2"/>
         <w:jc w:val="center"/>
         <w:rPr>
+          <w:rFonts w:asciiTheme="minorHAnsi" w:hAnsiTheme="minorHAnsi" w:cstheme="minorHAnsi"/>
           <w:b/>
         </w:rPr>
       </w:pPr>
       <w:r>
         <w:rPr>
+          <w:rFonts w:asciiTheme="minorHAnsi" w:hAnsiTheme="minorHAnsi" w:cstheme="minorHAnsi"/>
           <w:b/>
         </w:rPr>
         <w:t>на изготовление мебели по индивидуальному заказу</w:t>
@@ -129,11 +137,13 @@
         <w:ind w:left="0" w:hanging="2"/>
         <w:jc w:val="center"/>
         <w:rPr>
+          <w:rFonts w:asciiTheme="minorHAnsi" w:hAnsiTheme="minorHAnsi" w:cstheme="minorHAnsi"/>
           <w:b/>
         </w:rPr>
       </w:pPr>
       <w:r>
         <w:rPr>
+          <w:rFonts w:asciiTheme="minorHAnsi" w:hAnsiTheme="minorHAnsi" w:cstheme="minorHAnsi"/>
           <w:b/>
         </w:rPr>
         <w:t>с физическим лицом</w:t>
@@ -143,6 +153,9 @@
       <w:pPr>
         <w:pStyle w:val="a3"/>
         <w:ind w:left="0" w:hanging="2"/>
+        <w:rPr>
+          <w:rFonts w:asciiTheme="minorHAnsi" w:hAnsiTheme="minorHAnsi" w:cstheme="minorHAnsi"/>
+        </w:rPr>
       </w:pPr>
     </w:p>
     <w:p>
@@ -150,17 +163,20 @@
         <w:pStyle w:val="a3"/>
         <w:ind w:left="0" w:hanging="2"/>
         <w:rPr>
+          <w:rFonts w:asciiTheme="minorHAnsi" w:hAnsiTheme="minorHAnsi" w:cstheme="minorHAnsi"/>
           <w:i/>
         </w:rPr>
       </w:pPr>
       <w:r>
         <w:rPr>
+          <w:rFonts w:asciiTheme="minorHAnsi" w:hAnsiTheme="minorHAnsi" w:cstheme="minorHAnsi"/>
           <w:i/>
         </w:rPr>
         <w:t>город</w:t>
       </w:r>
       <w:r>
         <w:rPr>
+          <w:rFonts w:asciiTheme="minorHAnsi" w:hAnsiTheme="minorHAnsi" w:cstheme="minorHAnsi"/>
           <w:i/>
         </w:rPr>
         <w:t xml:space="preserve"> Санкт-Петербург</w:t>
@@ -168,12 +184,14 @@
       <w:proofErr w:type="gramStart"/>
       <w:r>
         <w:rPr>
+          <w:rFonts w:asciiTheme="minorHAnsi" w:hAnsiTheme="minorHAnsi" w:cstheme="minorHAnsi"/>
           <w:i/>
         </w:rPr>
         <w:t xml:space="preserve">   </w:t>
       </w:r>
       <w:r>
         <w:rPr>
+          <w:rFonts w:asciiTheme="minorHAnsi" w:hAnsiTheme="minorHAnsi" w:cstheme="minorHAnsi"/>
           <w:i/>
         </w:rPr>
         <w:t>{</w:t>
@@ -181,6 +199,7 @@
       <w:proofErr w:type="gramEnd"/>
       <w:r>
         <w:rPr>
+          <w:rFonts w:asciiTheme="minorHAnsi" w:hAnsiTheme="minorHAnsi" w:cstheme="minorHAnsi"/>
           <w:i/>
         </w:rPr>
         <w:t>{</w:t>
@@ -188,6 +207,7 @@
       <w:proofErr w:type="spellStart"/>
       <w:r>
         <w:rPr>
+          <w:rFonts w:asciiTheme="minorHAnsi" w:hAnsiTheme="minorHAnsi" w:cstheme="minorHAnsi"/>
           <w:i/>
         </w:rPr>
         <w:t>Дата_договора</w:t>
@@ -195,6 +215,7 @@
       <w:proofErr w:type="spellEnd"/>
       <w:r>
         <w:rPr>
+          <w:rFonts w:asciiTheme="minorHAnsi" w:hAnsiTheme="minorHAnsi" w:cstheme="minorHAnsi"/>
           <w:i/>
         </w:rPr>
         <w:t>}}</w:t>
@@ -204,6 +225,9 @@
       <w:pPr>
         <w:pStyle w:val="a3"/>
         <w:ind w:left="0" w:hanging="2"/>
+        <w:rPr>
+          <w:rFonts w:asciiTheme="minorHAnsi" w:hAnsiTheme="minorHAnsi" w:cstheme="minorHAnsi"/>
+        </w:rPr>
       </w:pPr>
       <w:bookmarkStart w:id="0" w:name="_heading=h.gjdgxs" w:colFirst="0" w:colLast="0"/>
       <w:bookmarkEnd w:id="0"/>
@@ -212,51 +236,96 @@
       <w:pPr>
         <w:pStyle w:val="a3"/>
         <w:ind w:leftChars="0" w:firstLineChars="0" w:firstLine="708"/>
-      </w:pPr>
-      <w:r>
+        <w:rPr>
+          <w:rFonts w:asciiTheme="minorHAnsi" w:hAnsiTheme="minorHAnsi" w:cstheme="minorHAnsi"/>
+        </w:rPr>
+      </w:pPr>
+      <w:r>
+        <w:rPr>
+          <w:rFonts w:asciiTheme="minorHAnsi" w:hAnsiTheme="minorHAnsi" w:cstheme="minorHAnsi"/>
+        </w:rPr>
         <w:t>Мы, нижеподписавшиеся, индивидуальный предприниматель, именуемый в дальнейшем «ПОДРЯДЧИК»</w:t>
       </w:r>
       <w:r>
+        <w:rPr>
+          <w:rFonts w:asciiTheme="minorHAnsi" w:hAnsiTheme="minorHAnsi" w:cstheme="minorHAnsi"/>
+        </w:rPr>
         <w:t xml:space="preserve"> Воронова Екатерина Александровна</w:t>
       </w:r>
       <w:r>
+        <w:rPr>
+          <w:rFonts w:asciiTheme="minorHAnsi" w:hAnsiTheme="minorHAnsi" w:cstheme="minorHAnsi"/>
+        </w:rPr>
         <w:t>, с одной стороны, и, именуемый (-</w:t>
       </w:r>
       <w:proofErr w:type="spellStart"/>
       <w:r>
+        <w:rPr>
+          <w:rFonts w:asciiTheme="minorHAnsi" w:hAnsiTheme="minorHAnsi" w:cstheme="minorHAnsi"/>
+        </w:rPr>
         <w:t>ая</w:t>
       </w:r>
       <w:proofErr w:type="spellEnd"/>
       <w:r>
+        <w:rPr>
+          <w:rFonts w:asciiTheme="minorHAnsi" w:hAnsiTheme="minorHAnsi" w:cstheme="minorHAnsi"/>
+        </w:rPr>
         <w:t>) в дальнейшем «ЗАКАЗЧИК»</w:t>
       </w:r>
       <w:r>
-        <w:t xml:space="preserve"> </w:t>
-      </w:r>
-      <w:r>
-        <w:t xml:space="preserve"> </w:t>
-      </w:r>
-      <w:r>
+        <w:rPr>
+          <w:rFonts w:asciiTheme="minorHAnsi" w:hAnsiTheme="minorHAnsi" w:cstheme="minorHAnsi"/>
+        </w:rPr>
+        <w:t xml:space="preserve">  </w:t>
+      </w:r>
+      <w:r>
+        <w:rPr>
+          <w:rFonts w:asciiTheme="minorHAnsi" w:hAnsiTheme="minorHAnsi" w:cstheme="minorHAnsi"/>
+          <w:b/>
+          <w:bCs/>
+        </w:rPr>
         <w:t>{{</w:t>
       </w:r>
       <w:proofErr w:type="spellStart"/>
       <w:r>
+        <w:rPr>
+          <w:rFonts w:asciiTheme="minorHAnsi" w:hAnsiTheme="minorHAnsi" w:cstheme="minorHAnsi"/>
+          <w:b/>
+          <w:bCs/>
+        </w:rPr>
         <w:t>ФИО_клиента</w:t>
       </w:r>
       <w:proofErr w:type="spellEnd"/>
       <w:r>
+        <w:rPr>
+          <w:rFonts w:asciiTheme="minorHAnsi" w:hAnsiTheme="minorHAnsi" w:cstheme="minorHAnsi"/>
+          <w:b/>
+          <w:bCs/>
+        </w:rPr>
         <w:t>}}</w:t>
       </w:r>
       <w:r>
+        <w:rPr>
+          <w:rFonts w:asciiTheme="minorHAnsi" w:hAnsiTheme="minorHAnsi" w:cstheme="minorHAnsi"/>
+        </w:rPr>
         <w:t xml:space="preserve"> , </w:t>
       </w:r>
       <w:r>
+        <w:rPr>
+          <w:rFonts w:asciiTheme="minorHAnsi" w:hAnsiTheme="minorHAnsi" w:cstheme="minorHAnsi"/>
+        </w:rPr>
         <w:t>с другой стороны, при совместном упоминании именуемые «СТОРОНЫ», а каждая по о</w:t>
       </w:r>
       <w:r>
+        <w:rPr>
+          <w:rFonts w:asciiTheme="minorHAnsi" w:hAnsiTheme="minorHAnsi" w:cstheme="minorHAnsi"/>
+        </w:rPr>
         <w:t>тдельности – «СТОРОНА</w:t>
       </w:r>
       <w:r>
+        <w:rPr>
+          <w:rFonts w:asciiTheme="minorHAnsi" w:hAnsiTheme="minorHAnsi" w:cstheme="minorHAnsi"/>
+        </w:rPr>
         <w:t>»,  заключили настоящий договор подряда на изготовление мебели по индивидуальному заказу (далее по тексту  «Договор»), о нижеследующем:</w:t>
       </w:r>
     </w:p>
@@ -265,6 +334,7 @@
         <w:pStyle w:val="a3"/>
         <w:ind w:leftChars="0" w:left="0" w:firstLineChars="0" w:firstLine="0"/>
         <w:rPr>
+          <w:rFonts w:asciiTheme="minorHAnsi" w:hAnsiTheme="minorHAnsi" w:cstheme="minorHAnsi"/>
           <w:b/>
         </w:rPr>
       </w:pPr>
@@ -279,17 +349,20 @@
         <w:ind w:leftChars="0" w:firstLineChars="0"/>
         <w:jc w:val="center"/>
         <w:rPr>
+          <w:rFonts w:asciiTheme="minorHAnsi" w:hAnsiTheme="minorHAnsi" w:cstheme="minorHAnsi"/>
           <w:b/>
         </w:rPr>
       </w:pPr>
       <w:r>
         <w:rPr>
+          <w:rFonts w:asciiTheme="minorHAnsi" w:hAnsiTheme="minorHAnsi" w:cstheme="minorHAnsi"/>
           <w:b/>
         </w:rPr>
         <w:t>ПРЕДМЕТ ДОГОВОРА</w:t>
       </w:r>
       <w:r>
         <w:rPr>
+          <w:rFonts w:asciiTheme="minorHAnsi" w:hAnsiTheme="minorHAnsi" w:cstheme="minorHAnsi"/>
           <w:b/>
         </w:rPr>
         <w:t>.</w:t>
@@ -300,6 +373,9 @@
         <w:pStyle w:val="a3"/>
         <w:ind w:left="0" w:hanging="2"/>
         <w:jc w:val="center"/>
+        <w:rPr>
+          <w:rFonts w:asciiTheme="minorHAnsi" w:hAnsiTheme="minorHAnsi" w:cstheme="minorHAnsi"/>
+        </w:rPr>
       </w:pPr>
     </w:p>
     <w:p>
@@ -310,9 +386,13 @@
           <w:numId w:val="4"/>
         </w:numPr>
         <w:ind w:leftChars="0" w:firstLineChars="0"/>
-      </w:pPr>
-      <w:r>
-        <w:rPr>
+        <w:rPr>
+          <w:rFonts w:asciiTheme="minorHAnsi" w:hAnsiTheme="minorHAnsi" w:cstheme="minorHAnsi"/>
+        </w:rPr>
+      </w:pPr>
+      <w:r>
+        <w:rPr>
+          <w:rFonts w:asciiTheme="minorHAnsi" w:hAnsiTheme="minorHAnsi" w:cstheme="minorHAnsi"/>
           <w:noProof/>
         </w:rPr>
         <w:drawing>
@@ -358,60 +438,117 @@
         </w:drawing>
       </w:r>
       <w:r>
+        <w:rPr>
+          <w:rFonts w:asciiTheme="minorHAnsi" w:hAnsiTheme="minorHAnsi" w:cstheme="minorHAnsi"/>
+        </w:rPr>
         <w:t>Подрядчик</w:t>
       </w:r>
       <w:r>
+        <w:rPr>
+          <w:rFonts w:asciiTheme="minorHAnsi" w:hAnsiTheme="minorHAnsi" w:cstheme="minorHAnsi"/>
+        </w:rPr>
         <w:t xml:space="preserve"> обязуется</w:t>
       </w:r>
       <w:r>
+        <w:rPr>
+          <w:rFonts w:asciiTheme="minorHAnsi" w:hAnsiTheme="minorHAnsi" w:cstheme="minorHAnsi"/>
+        </w:rPr>
         <w:t xml:space="preserve"> изготовить и</w:t>
       </w:r>
       <w:r>
+        <w:rPr>
+          <w:rFonts w:asciiTheme="minorHAnsi" w:hAnsiTheme="minorHAnsi" w:cstheme="minorHAnsi"/>
+        </w:rPr>
         <w:t xml:space="preserve"> пер</w:t>
       </w:r>
       <w:r>
+        <w:rPr>
+          <w:rFonts w:asciiTheme="minorHAnsi" w:hAnsiTheme="minorHAnsi" w:cstheme="minorHAnsi"/>
+        </w:rPr>
         <w:t>едать в собственность Заказчика</w:t>
       </w:r>
       <w:r>
+        <w:rPr>
+          <w:rFonts w:asciiTheme="minorHAnsi" w:hAnsiTheme="minorHAnsi" w:cstheme="minorHAnsi"/>
+        </w:rPr>
         <w:t xml:space="preserve"> мебельную продукцию (мебельные изделия или группу мебельных изделий)</w:t>
       </w:r>
       <w:r>
+        <w:rPr>
+          <w:rFonts w:asciiTheme="minorHAnsi" w:hAnsiTheme="minorHAnsi" w:cstheme="minorHAnsi"/>
+        </w:rPr>
         <w:t>,</w:t>
       </w:r>
       <w:r>
+        <w:rPr>
+          <w:rFonts w:asciiTheme="minorHAnsi" w:hAnsiTheme="minorHAnsi" w:cstheme="minorHAnsi"/>
+        </w:rPr>
         <w:t xml:space="preserve"> имеющую индивидуально-определенные свойства по индивидуальному заказу </w:t>
       </w:r>
       <w:r>
+        <w:rPr>
+          <w:rFonts w:asciiTheme="minorHAnsi" w:hAnsiTheme="minorHAnsi" w:cstheme="minorHAnsi"/>
+        </w:rPr>
         <w:t>Заказчика</w:t>
       </w:r>
       <w:r>
+        <w:rPr>
+          <w:rFonts w:asciiTheme="minorHAnsi" w:hAnsiTheme="minorHAnsi" w:cstheme="minorHAnsi"/>
+        </w:rPr>
         <w:t xml:space="preserve"> в разобранном виде</w:t>
       </w:r>
       <w:r>
+        <w:rPr>
+          <w:rFonts w:asciiTheme="minorHAnsi" w:hAnsiTheme="minorHAnsi" w:cstheme="minorHAnsi"/>
+        </w:rPr>
         <w:t xml:space="preserve"> </w:t>
       </w:r>
       <w:r>
+        <w:rPr>
+          <w:rFonts w:asciiTheme="minorHAnsi" w:hAnsiTheme="minorHAnsi" w:cstheme="minorHAnsi"/>
+        </w:rPr>
         <w:t xml:space="preserve">(далее по тексту – «Товар», «Изделия», «Мебельная продукция»), а </w:t>
       </w:r>
       <w:r>
+        <w:rPr>
+          <w:rFonts w:asciiTheme="minorHAnsi" w:hAnsiTheme="minorHAnsi" w:cstheme="minorHAnsi"/>
+        </w:rPr>
         <w:t>Заказчик</w:t>
       </w:r>
       <w:r>
+        <w:rPr>
+          <w:rFonts w:asciiTheme="minorHAnsi" w:hAnsiTheme="minorHAnsi" w:cstheme="minorHAnsi"/>
+        </w:rPr>
         <w:t xml:space="preserve"> обязуется принять и оплатить</w:t>
       </w:r>
       <w:r>
+        <w:rPr>
+          <w:rFonts w:asciiTheme="minorHAnsi" w:hAnsiTheme="minorHAnsi" w:cstheme="minorHAnsi"/>
+        </w:rPr>
         <w:t xml:space="preserve"> Товар</w:t>
       </w:r>
       <w:r>
+        <w:rPr>
+          <w:rFonts w:asciiTheme="minorHAnsi" w:hAnsiTheme="minorHAnsi" w:cstheme="minorHAnsi"/>
+        </w:rPr>
         <w:t>, в соотв</w:t>
       </w:r>
       <w:r>
+        <w:rPr>
+          <w:rFonts w:asciiTheme="minorHAnsi" w:hAnsiTheme="minorHAnsi" w:cstheme="minorHAnsi"/>
+        </w:rPr>
         <w:t>етствии с условиями настоящего Д</w:t>
       </w:r>
       <w:r>
+        <w:rPr>
+          <w:rFonts w:asciiTheme="minorHAnsi" w:hAnsiTheme="minorHAnsi" w:cstheme="minorHAnsi"/>
+        </w:rPr>
         <w:t>оговора.</w:t>
       </w:r>
       <w:r>
+        <w:rPr>
+          <w:rFonts w:asciiTheme="minorHAnsi" w:hAnsiTheme="minorHAnsi" w:cstheme="minorHAnsi"/>
+        </w:rPr>
         <w:t xml:space="preserve"> Мебельная продукция производится по индивидуальным размерам, представленным Заказчиком, и указанным в настоящем Договоре (приложениях к нему).</w:t>
       </w:r>
     </w:p>
@@ -423,45 +560,82 @@
           <w:numId w:val="4"/>
         </w:numPr>
         <w:ind w:leftChars="0" w:firstLineChars="0"/>
+        <w:rPr>
+          <w:rFonts w:asciiTheme="minorHAnsi" w:hAnsiTheme="minorHAnsi" w:cstheme="minorHAnsi"/>
+        </w:rPr>
       </w:pPr>
       <w:bookmarkStart w:id="1" w:name="_heading=h.30j0zll" w:colFirst="0" w:colLast="0"/>
       <w:bookmarkEnd w:id="1"/>
       <w:r>
+        <w:rPr>
+          <w:rFonts w:asciiTheme="minorHAnsi" w:hAnsiTheme="minorHAnsi" w:cstheme="minorHAnsi"/>
+        </w:rPr>
         <w:t>Виды, формы, номенклатура, параметры, количес</w:t>
       </w:r>
       <w:r>
+        <w:rPr>
+          <w:rFonts w:asciiTheme="minorHAnsi" w:hAnsiTheme="minorHAnsi" w:cstheme="minorHAnsi"/>
+        </w:rPr>
         <w:t>тво, цвет, размеры изделия и другие</w:t>
       </w:r>
       <w:r>
+        <w:rPr>
+          <w:rFonts w:asciiTheme="minorHAnsi" w:hAnsiTheme="minorHAnsi" w:cstheme="minorHAnsi"/>
+        </w:rPr>
         <w:t xml:space="preserve"> качественные характеристики Товара определяются </w:t>
       </w:r>
       <w:r>
+        <w:rPr>
+          <w:rFonts w:asciiTheme="minorHAnsi" w:hAnsiTheme="minorHAnsi" w:cstheme="minorHAnsi"/>
+        </w:rPr>
         <w:t>в дополнительных приложениях к н</w:t>
       </w:r>
       <w:r>
+        <w:rPr>
+          <w:rFonts w:asciiTheme="minorHAnsi" w:hAnsiTheme="minorHAnsi" w:cstheme="minorHAnsi"/>
+        </w:rPr>
         <w:t xml:space="preserve">астоящему </w:t>
       </w:r>
       <w:r>
+        <w:rPr>
+          <w:rFonts w:asciiTheme="minorHAnsi" w:hAnsiTheme="minorHAnsi" w:cstheme="minorHAnsi"/>
+        </w:rPr>
         <w:t>Д</w:t>
       </w:r>
       <w:r>
+        <w:rPr>
+          <w:rFonts w:asciiTheme="minorHAnsi" w:hAnsiTheme="minorHAnsi" w:cstheme="minorHAnsi"/>
+        </w:rPr>
         <w:t xml:space="preserve">оговору, которые являются </w:t>
       </w:r>
       <w:r>
+        <w:rPr>
+          <w:rFonts w:asciiTheme="minorHAnsi" w:hAnsiTheme="minorHAnsi" w:cstheme="minorHAnsi"/>
+        </w:rPr>
         <w:t xml:space="preserve">его </w:t>
       </w:r>
       <w:r>
-        <w:t xml:space="preserve">неотъемлемой </w:t>
-      </w:r>
-      <w:proofErr w:type="gramStart"/>
-      <w:r>
-        <w:t>частью</w:t>
-      </w:r>
-      <w:proofErr w:type="gramEnd"/>
-      <w:r>
+        <w:rPr>
+          <w:rFonts w:asciiTheme="minorHAnsi" w:hAnsiTheme="minorHAnsi" w:cstheme="minorHAnsi"/>
+        </w:rPr>
+        <w:t>неотъемлемой частью</w:t>
+      </w:r>
+      <w:r>
+        <w:rPr>
+          <w:rFonts w:asciiTheme="minorHAnsi" w:hAnsiTheme="minorHAnsi" w:cstheme="minorHAnsi"/>
+        </w:rPr>
+        <w:t>,</w:t>
+      </w:r>
+      <w:r>
+        <w:rPr>
+          <w:rFonts w:asciiTheme="minorHAnsi" w:hAnsiTheme="minorHAnsi" w:cstheme="minorHAnsi"/>
+        </w:rPr>
         <w:t xml:space="preserve"> </w:t>
       </w:r>
       <w:r>
+        <w:rPr>
+          <w:rFonts w:asciiTheme="minorHAnsi" w:hAnsiTheme="minorHAnsi" w:cstheme="minorHAnsi"/>
+        </w:rPr>
         <w:t>а именно:</w:t>
       </w:r>
     </w:p>
@@ -473,100 +647,182 @@
           <w:numId w:val="4"/>
         </w:numPr>
         <w:ind w:leftChars="0" w:firstLineChars="0"/>
-      </w:pPr>
-      <w:r>
-        <w:t xml:space="preserve">Акт замеров (Схема замеров / Эскиз) мебельной </w:t>
-      </w:r>
-      <w:proofErr w:type="gramStart"/>
-      <w:r>
-        <w:t>прод</w:t>
-      </w:r>
-      <w:r>
+        <w:rPr>
+          <w:rFonts w:asciiTheme="minorHAnsi" w:hAnsiTheme="minorHAnsi" w:cstheme="minorHAnsi"/>
+        </w:rPr>
+      </w:pPr>
+      <w:r>
+        <w:rPr>
+          <w:rFonts w:asciiTheme="minorHAnsi" w:hAnsiTheme="minorHAnsi" w:cstheme="minorHAnsi"/>
+        </w:rPr>
+        <w:t>Акт замеров (Схема замеров / Эскиз) мебельной прод</w:t>
+      </w:r>
+      <w:r>
+        <w:rPr>
+          <w:rFonts w:asciiTheme="minorHAnsi" w:hAnsiTheme="minorHAnsi" w:cstheme="minorHAnsi"/>
+        </w:rPr>
         <w:t xml:space="preserve">укции </w:t>
       </w:r>
       <w:r>
-        <w:t xml:space="preserve"> представляет</w:t>
-      </w:r>
-      <w:proofErr w:type="gramEnd"/>
-      <w:r>
-        <w:t xml:space="preserve"> собой чертежи общего вида Товара с указанием габаритных и функциональных размеров; Акт замеров / Эскиз может быть согласован </w:t>
-      </w:r>
-      <w:r>
+        <w:rPr>
+          <w:rFonts w:asciiTheme="minorHAnsi" w:hAnsiTheme="minorHAnsi" w:cstheme="minorHAnsi"/>
+        </w:rPr>
+        <w:t xml:space="preserve">представляет собой чертежи общего вида Товара с указанием габаритных и функциональных размеров; Акт замеров / Эскиз может быть согласован </w:t>
+      </w:r>
+      <w:r>
+        <w:rPr>
+          <w:rFonts w:asciiTheme="minorHAnsi" w:hAnsiTheme="minorHAnsi" w:cstheme="minorHAnsi"/>
+        </w:rPr>
         <w:t>С</w:t>
       </w:r>
       <w:r>
+        <w:rPr>
+          <w:rFonts w:asciiTheme="minorHAnsi" w:hAnsiTheme="minorHAnsi" w:cstheme="minorHAnsi"/>
+        </w:rPr>
         <w:t>торон</w:t>
       </w:r>
       <w:r>
+        <w:rPr>
+          <w:rFonts w:asciiTheme="minorHAnsi" w:hAnsiTheme="minorHAnsi" w:cstheme="minorHAnsi"/>
+        </w:rPr>
         <w:t>ами до подписания / заключения н</w:t>
       </w:r>
       <w:r>
+        <w:rPr>
+          <w:rFonts w:asciiTheme="minorHAnsi" w:hAnsiTheme="minorHAnsi" w:cstheme="minorHAnsi"/>
+        </w:rPr>
         <w:t xml:space="preserve">астоящего </w:t>
       </w:r>
       <w:r>
+        <w:rPr>
+          <w:rFonts w:asciiTheme="minorHAnsi" w:hAnsiTheme="minorHAnsi" w:cstheme="minorHAnsi"/>
+        </w:rPr>
         <w:t xml:space="preserve">Договора. В таком случае </w:t>
       </w:r>
       <w:r>
+        <w:rPr>
+          <w:rFonts w:asciiTheme="minorHAnsi" w:hAnsiTheme="minorHAnsi" w:cstheme="minorHAnsi"/>
+        </w:rPr>
         <w:t>данный документ будет явля</w:t>
       </w:r>
       <w:r>
+        <w:rPr>
+          <w:rFonts w:asciiTheme="minorHAnsi" w:hAnsiTheme="minorHAnsi" w:cstheme="minorHAnsi"/>
+        </w:rPr>
         <w:t>ться</w:t>
       </w:r>
       <w:r>
+        <w:rPr>
+          <w:rFonts w:asciiTheme="minorHAnsi" w:hAnsiTheme="minorHAnsi" w:cstheme="minorHAnsi"/>
+        </w:rPr>
         <w:t xml:space="preserve"> приложением к </w:t>
       </w:r>
       <w:r>
+        <w:rPr>
+          <w:rFonts w:asciiTheme="minorHAnsi" w:hAnsiTheme="minorHAnsi" w:cstheme="minorHAnsi"/>
+        </w:rPr>
         <w:t>н</w:t>
       </w:r>
       <w:r>
+        <w:rPr>
+          <w:rFonts w:asciiTheme="minorHAnsi" w:hAnsiTheme="minorHAnsi" w:cstheme="minorHAnsi"/>
+        </w:rPr>
         <w:t>астоящему</w:t>
       </w:r>
       <w:r>
+        <w:rPr>
+          <w:rFonts w:asciiTheme="minorHAnsi" w:hAnsiTheme="minorHAnsi" w:cstheme="minorHAnsi"/>
+        </w:rPr>
         <w:t xml:space="preserve"> </w:t>
       </w:r>
       <w:r>
+        <w:rPr>
+          <w:rFonts w:asciiTheme="minorHAnsi" w:hAnsiTheme="minorHAnsi" w:cstheme="minorHAnsi"/>
+        </w:rPr>
         <w:t>Договору</w:t>
       </w:r>
       <w:r>
+        <w:rPr>
+          <w:rFonts w:asciiTheme="minorHAnsi" w:hAnsiTheme="minorHAnsi" w:cstheme="minorHAnsi"/>
+        </w:rPr>
         <w:t xml:space="preserve">. Акт замеров / схема замеров / эскиз могут быть согласованы </w:t>
       </w:r>
       <w:r>
+        <w:rPr>
+          <w:rFonts w:asciiTheme="minorHAnsi" w:hAnsiTheme="minorHAnsi" w:cstheme="minorHAnsi"/>
+        </w:rPr>
         <w:t>С</w:t>
       </w:r>
       <w:r>
+        <w:rPr>
+          <w:rFonts w:asciiTheme="minorHAnsi" w:hAnsiTheme="minorHAnsi" w:cstheme="minorHAnsi"/>
+        </w:rPr>
         <w:t>торонами в порядке, установле</w:t>
       </w:r>
       <w:r>
+        <w:rPr>
+          <w:rFonts w:asciiTheme="minorHAnsi" w:hAnsiTheme="minorHAnsi" w:cstheme="minorHAnsi"/>
+        </w:rPr>
         <w:t>нном в п. 11</w:t>
       </w:r>
       <w:r>
+        <w:rPr>
+          <w:rFonts w:asciiTheme="minorHAnsi" w:hAnsiTheme="minorHAnsi" w:cstheme="minorHAnsi"/>
+        </w:rPr>
         <w:t>.2 н</w:t>
       </w:r>
       <w:r>
+        <w:rPr>
+          <w:rFonts w:asciiTheme="minorHAnsi" w:hAnsiTheme="minorHAnsi" w:cstheme="minorHAnsi"/>
+        </w:rPr>
         <w:t xml:space="preserve">астоящего Договора. Любые изменения в указанные документы должны быть согласованы </w:t>
       </w:r>
       <w:r>
+        <w:rPr>
+          <w:rFonts w:asciiTheme="minorHAnsi" w:hAnsiTheme="minorHAnsi" w:cstheme="minorHAnsi"/>
+        </w:rPr>
         <w:t>С</w:t>
       </w:r>
       <w:r>
+        <w:rPr>
+          <w:rFonts w:asciiTheme="minorHAnsi" w:hAnsiTheme="minorHAnsi" w:cstheme="minorHAnsi"/>
+        </w:rPr>
         <w:t xml:space="preserve">торонами письменно. </w:t>
       </w:r>
       <w:r>
+        <w:rPr>
+          <w:rFonts w:asciiTheme="minorHAnsi" w:hAnsiTheme="minorHAnsi" w:cstheme="minorHAnsi"/>
+        </w:rPr>
         <w:t>При этом, Стороны договорились, что и</w:t>
       </w:r>
       <w:r>
+        <w:rPr>
+          <w:rFonts w:asciiTheme="minorHAnsi" w:hAnsiTheme="minorHAnsi" w:cstheme="minorHAnsi"/>
+        </w:rPr>
         <w:t>зменения в указанные документы не допускаются после фактического начала изготовления мебельной продукции. О фактическом начале изготовлен</w:t>
       </w:r>
       <w:r>
+        <w:rPr>
+          <w:rFonts w:asciiTheme="minorHAnsi" w:hAnsiTheme="minorHAnsi" w:cstheme="minorHAnsi"/>
+        </w:rPr>
         <w:t>ия мебельной продукции Подрядчик</w:t>
       </w:r>
       <w:r>
+        <w:rPr>
+          <w:rFonts w:asciiTheme="minorHAnsi" w:hAnsiTheme="minorHAnsi" w:cstheme="minorHAnsi"/>
+        </w:rPr>
         <w:t xml:space="preserve"> не обязан заранее уведомлять </w:t>
       </w:r>
       <w:r>
+        <w:rPr>
+          <w:rFonts w:asciiTheme="minorHAnsi" w:hAnsiTheme="minorHAnsi" w:cstheme="minorHAnsi"/>
+        </w:rPr>
         <w:t>Заказчика</w:t>
       </w:r>
       <w:r>
+        <w:rPr>
+          <w:rFonts w:asciiTheme="minorHAnsi" w:hAnsiTheme="minorHAnsi" w:cstheme="minorHAnsi"/>
+        </w:rPr>
         <w:t xml:space="preserve">. </w:t>
       </w:r>
     </w:p>
@@ -578,26 +834,44 @@
           <w:numId w:val="4"/>
         </w:numPr>
         <w:ind w:leftChars="0" w:firstLineChars="0"/>
-      </w:pPr>
-      <w:r>
+        <w:rPr>
+          <w:rFonts w:asciiTheme="minorHAnsi" w:hAnsiTheme="minorHAnsi" w:cstheme="minorHAnsi"/>
+        </w:rPr>
+      </w:pPr>
+      <w:r>
+        <w:rPr>
+          <w:rFonts w:asciiTheme="minorHAnsi" w:hAnsiTheme="minorHAnsi" w:cstheme="minorHAnsi"/>
+        </w:rPr>
         <w:t>Спецификация мебельной продукции определяет иные, чем указанные в п</w:t>
       </w:r>
       <w:r>
+        <w:rPr>
+          <w:rFonts w:asciiTheme="minorHAnsi" w:hAnsiTheme="minorHAnsi" w:cstheme="minorHAnsi"/>
+        </w:rPr>
         <w:t>. 1.2.1 Д</w:t>
       </w:r>
       <w:r>
+        <w:rPr>
+          <w:rFonts w:asciiTheme="minorHAnsi" w:hAnsiTheme="minorHAnsi" w:cstheme="minorHAnsi"/>
+        </w:rPr>
         <w:t>оговора, качественные характерис</w:t>
       </w:r>
       <w:r>
-        <w:t>тики Товара, таки</w:t>
-      </w:r>
-      <w:r>
-        <w:t>е как (включая, но не ограничиваясь) -</w:t>
-      </w:r>
-      <w:r>
+        <w:rPr>
+          <w:rFonts w:asciiTheme="minorHAnsi" w:hAnsiTheme="minorHAnsi" w:cstheme="minorHAnsi"/>
+        </w:rPr>
+        <w:t>тики Товара, такие как (включая, но не ограничиваясь) -</w:t>
+      </w:r>
+      <w:r>
+        <w:rPr>
+          <w:rFonts w:asciiTheme="minorHAnsi" w:hAnsiTheme="minorHAnsi" w:cstheme="minorHAnsi"/>
+        </w:rPr>
         <w:t>наименование изделий (группы изделий), краткое оп</w:t>
       </w:r>
       <w:r>
+        <w:rPr>
+          <w:rFonts w:asciiTheme="minorHAnsi" w:hAnsiTheme="minorHAnsi" w:cstheme="minorHAnsi"/>
+        </w:rPr>
         <w:t>исание конструкции изделия и прочие характеристики.</w:t>
       </w:r>
     </w:p>
@@ -609,80 +883,158 @@
           <w:numId w:val="4"/>
         </w:numPr>
         <w:ind w:leftChars="0" w:firstLineChars="0"/>
-      </w:pPr>
-      <w:r>
+        <w:rPr>
+          <w:rFonts w:asciiTheme="minorHAnsi" w:hAnsiTheme="minorHAnsi" w:cstheme="minorHAnsi"/>
+        </w:rPr>
+      </w:pPr>
+      <w:r>
+        <w:rPr>
+          <w:rFonts w:asciiTheme="minorHAnsi" w:hAnsiTheme="minorHAnsi" w:cstheme="minorHAnsi"/>
+        </w:rPr>
         <w:t xml:space="preserve">Приложения считаются согласованными </w:t>
       </w:r>
       <w:r>
+        <w:rPr>
+          <w:rFonts w:asciiTheme="minorHAnsi" w:hAnsiTheme="minorHAnsi" w:cstheme="minorHAnsi"/>
+        </w:rPr>
         <w:t>С</w:t>
       </w:r>
       <w:r>
+        <w:rPr>
+          <w:rFonts w:asciiTheme="minorHAnsi" w:hAnsiTheme="minorHAnsi" w:cstheme="minorHAnsi"/>
+        </w:rPr>
         <w:t>торонами в случае подписания их обеими сторонами, либо утверждени</w:t>
       </w:r>
       <w:r>
+        <w:rPr>
+          <w:rFonts w:asciiTheme="minorHAnsi" w:hAnsiTheme="minorHAnsi" w:cstheme="minorHAnsi"/>
+        </w:rPr>
         <w:t>я их в порядке, указанном в п. 11</w:t>
       </w:r>
       <w:r>
+        <w:rPr>
+          <w:rFonts w:asciiTheme="minorHAnsi" w:hAnsiTheme="minorHAnsi" w:cstheme="minorHAnsi"/>
+        </w:rPr>
         <w:t xml:space="preserve">.2. </w:t>
       </w:r>
       <w:r>
+        <w:rPr>
+          <w:rFonts w:asciiTheme="minorHAnsi" w:hAnsiTheme="minorHAnsi" w:cstheme="minorHAnsi"/>
+        </w:rPr>
         <w:t>н</w:t>
       </w:r>
       <w:r>
+        <w:rPr>
+          <w:rFonts w:asciiTheme="minorHAnsi" w:hAnsiTheme="minorHAnsi" w:cstheme="minorHAnsi"/>
+        </w:rPr>
         <w:t xml:space="preserve">астоящего </w:t>
       </w:r>
       <w:r>
+        <w:rPr>
+          <w:rFonts w:asciiTheme="minorHAnsi" w:hAnsiTheme="minorHAnsi" w:cstheme="minorHAnsi"/>
+        </w:rPr>
         <w:t>Д</w:t>
       </w:r>
       <w:r>
+        <w:rPr>
+          <w:rFonts w:asciiTheme="minorHAnsi" w:hAnsiTheme="minorHAnsi" w:cstheme="minorHAnsi"/>
+        </w:rPr>
         <w:t xml:space="preserve">оговора. Кроме того, </w:t>
       </w:r>
       <w:r>
+        <w:rPr>
+          <w:rFonts w:asciiTheme="minorHAnsi" w:hAnsiTheme="minorHAnsi" w:cstheme="minorHAnsi"/>
+        </w:rPr>
         <w:t>С</w:t>
       </w:r>
       <w:r>
+        <w:rPr>
+          <w:rFonts w:asciiTheme="minorHAnsi" w:hAnsiTheme="minorHAnsi" w:cstheme="minorHAnsi"/>
+        </w:rPr>
         <w:t xml:space="preserve">тороны могут согласовать приложения или изменения в приложениях путём обмена фотографий (скан-копий) подписанных обоими сторонами документов, либо путём обмена сообщениями посредством </w:t>
       </w:r>
       <w:r>
+        <w:rPr>
+          <w:rFonts w:asciiTheme="minorHAnsi" w:hAnsiTheme="minorHAnsi" w:cstheme="minorHAnsi"/>
+        </w:rPr>
         <w:t xml:space="preserve">информационно-телекоммуникационной </w:t>
       </w:r>
       <w:r>
+        <w:rPr>
+          <w:rFonts w:asciiTheme="minorHAnsi" w:hAnsiTheme="minorHAnsi" w:cstheme="minorHAnsi"/>
+        </w:rPr>
         <w:t xml:space="preserve">сети «Интернет», при этом Стороны должны недвусмысленным образом выразить </w:t>
       </w:r>
       <w:r>
+        <w:rPr>
+          <w:rFonts w:asciiTheme="minorHAnsi" w:hAnsiTheme="minorHAnsi" w:cstheme="minorHAnsi"/>
+        </w:rPr>
         <w:t xml:space="preserve">свое </w:t>
       </w:r>
       <w:r>
+        <w:rPr>
+          <w:rFonts w:asciiTheme="minorHAnsi" w:hAnsiTheme="minorHAnsi" w:cstheme="minorHAnsi"/>
+        </w:rPr>
         <w:t>согласи</w:t>
       </w:r>
       <w:r>
+        <w:rPr>
+          <w:rFonts w:asciiTheme="minorHAnsi" w:hAnsiTheme="minorHAnsi" w:cstheme="minorHAnsi"/>
+        </w:rPr>
         <w:t>е</w:t>
       </w:r>
       <w:r>
+        <w:rPr>
+          <w:rFonts w:asciiTheme="minorHAnsi" w:hAnsiTheme="minorHAnsi" w:cstheme="minorHAnsi"/>
+        </w:rPr>
         <w:t xml:space="preserve"> на утверждение приложений или на производимые изменения</w:t>
       </w:r>
       <w:r>
+        <w:rPr>
+          <w:rFonts w:asciiTheme="minorHAnsi" w:hAnsiTheme="minorHAnsi" w:cstheme="minorHAnsi"/>
+        </w:rPr>
         <w:t xml:space="preserve"> в</w:t>
       </w:r>
       <w:r>
+        <w:rPr>
+          <w:rFonts w:asciiTheme="minorHAnsi" w:hAnsiTheme="minorHAnsi" w:cstheme="minorHAnsi"/>
+        </w:rPr>
         <w:t xml:space="preserve"> приложениях (</w:t>
       </w:r>
       <w:r>
+        <w:rPr>
+          <w:rFonts w:asciiTheme="minorHAnsi" w:hAnsiTheme="minorHAnsi" w:cstheme="minorHAnsi"/>
+        </w:rPr>
         <w:t xml:space="preserve">включая, но не ограничиваясь следующим примером - </w:t>
       </w:r>
       <w:r>
+        <w:rPr>
+          <w:rFonts w:asciiTheme="minorHAnsi" w:hAnsiTheme="minorHAnsi" w:cstheme="minorHAnsi"/>
+        </w:rPr>
         <w:t xml:space="preserve">при согласовании цвета или согласовании изменения цвета мебельной продукции </w:t>
       </w:r>
       <w:r>
+        <w:rPr>
+          <w:rFonts w:asciiTheme="minorHAnsi" w:hAnsiTheme="minorHAnsi" w:cstheme="minorHAnsi"/>
+        </w:rPr>
         <w:t>Подрядчик может предложить Заказчику</w:t>
       </w:r>
       <w:r>
+        <w:rPr>
+          <w:rFonts w:asciiTheme="minorHAnsi" w:hAnsiTheme="minorHAnsi" w:cstheme="minorHAnsi"/>
+        </w:rPr>
         <w:t xml:space="preserve"> цвета на выбор, </w:t>
       </w:r>
       <w:r>
+        <w:rPr>
+          <w:rFonts w:asciiTheme="minorHAnsi" w:hAnsiTheme="minorHAnsi" w:cstheme="minorHAnsi"/>
+        </w:rPr>
         <w:t xml:space="preserve">Заказчик </w:t>
       </w:r>
       <w:r>
+        <w:rPr>
+          <w:rFonts w:asciiTheme="minorHAnsi" w:hAnsiTheme="minorHAnsi" w:cstheme="minorHAnsi"/>
+        </w:rPr>
         <w:t xml:space="preserve">в ответном сообщении может указать на свой выбор). </w:t>
       </w:r>
     </w:p>
@@ -694,26 +1046,50 @@
           <w:numId w:val="4"/>
         </w:numPr>
         <w:ind w:leftChars="0" w:left="0" w:firstLineChars="0" w:hanging="2"/>
-      </w:pPr>
-      <w:r>
+        <w:rPr>
+          <w:rFonts w:asciiTheme="minorHAnsi" w:hAnsiTheme="minorHAnsi" w:cstheme="minorHAnsi"/>
+        </w:rPr>
+      </w:pPr>
+      <w:r>
+        <w:rPr>
+          <w:rFonts w:asciiTheme="minorHAnsi" w:hAnsiTheme="minorHAnsi" w:cstheme="minorHAnsi"/>
+        </w:rPr>
         <w:t>Стоимос</w:t>
       </w:r>
       <w:r>
+        <w:rPr>
+          <w:rFonts w:asciiTheme="minorHAnsi" w:hAnsiTheme="minorHAnsi" w:cstheme="minorHAnsi"/>
+        </w:rPr>
         <w:t>ть Т</w:t>
       </w:r>
       <w:r>
+        <w:rPr>
+          <w:rFonts w:asciiTheme="minorHAnsi" w:hAnsiTheme="minorHAnsi" w:cstheme="minorHAnsi"/>
+        </w:rPr>
         <w:t xml:space="preserve">овара определяется в согласованных и действующих Спецификациях, которые </w:t>
       </w:r>
       <w:r>
+        <w:rPr>
+          <w:rFonts w:asciiTheme="minorHAnsi" w:hAnsiTheme="minorHAnsi" w:cstheme="minorHAnsi"/>
+        </w:rPr>
         <w:t>Стороны оформляют в виде приложений к н</w:t>
       </w:r>
       <w:r>
+        <w:rPr>
+          <w:rFonts w:asciiTheme="minorHAnsi" w:hAnsiTheme="minorHAnsi" w:cstheme="minorHAnsi"/>
+        </w:rPr>
         <w:t xml:space="preserve">астоящему </w:t>
       </w:r>
       <w:r>
+        <w:rPr>
+          <w:rFonts w:asciiTheme="minorHAnsi" w:hAnsiTheme="minorHAnsi" w:cstheme="minorHAnsi"/>
+        </w:rPr>
         <w:t>Д</w:t>
       </w:r>
       <w:r>
+        <w:rPr>
+          <w:rFonts w:asciiTheme="minorHAnsi" w:hAnsiTheme="minorHAnsi" w:cstheme="minorHAnsi"/>
+        </w:rPr>
         <w:t xml:space="preserve">оговору. </w:t>
       </w:r>
     </w:p>
@@ -725,50 +1101,98 @@
           <w:numId w:val="4"/>
         </w:numPr>
         <w:ind w:leftChars="0" w:left="0" w:firstLineChars="0" w:hanging="2"/>
-      </w:pPr>
-      <w:r>
+        <w:rPr>
+          <w:rFonts w:asciiTheme="minorHAnsi" w:hAnsiTheme="minorHAnsi" w:cstheme="minorHAnsi"/>
+        </w:rPr>
+      </w:pPr>
+      <w:r>
+        <w:rPr>
+          <w:rFonts w:asciiTheme="minorHAnsi" w:hAnsiTheme="minorHAnsi" w:cstheme="minorHAnsi"/>
+        </w:rPr>
         <w:t xml:space="preserve">Услуги по доставке </w:t>
       </w:r>
       <w:r>
+        <w:rPr>
+          <w:rFonts w:asciiTheme="minorHAnsi" w:hAnsiTheme="minorHAnsi" w:cstheme="minorHAnsi"/>
+        </w:rPr>
         <w:t>Т</w:t>
       </w:r>
       <w:r>
+        <w:rPr>
+          <w:rFonts w:asciiTheme="minorHAnsi" w:hAnsiTheme="minorHAnsi" w:cstheme="minorHAnsi"/>
+        </w:rPr>
         <w:t xml:space="preserve">овара, ответственному хранению Товара на складе </w:t>
       </w:r>
       <w:r>
+        <w:rPr>
+          <w:rFonts w:asciiTheme="minorHAnsi" w:hAnsiTheme="minorHAnsi" w:cstheme="minorHAnsi"/>
+        </w:rPr>
         <w:t>Подрядчика</w:t>
       </w:r>
       <w:r>
+        <w:rPr>
+          <w:rFonts w:asciiTheme="minorHAnsi" w:hAnsiTheme="minorHAnsi" w:cstheme="minorHAnsi"/>
+        </w:rPr>
         <w:t xml:space="preserve"> и прочие услуги могут являться дополнительным предметом </w:t>
       </w:r>
       <w:r>
+        <w:rPr>
+          <w:rFonts w:asciiTheme="minorHAnsi" w:hAnsiTheme="minorHAnsi" w:cstheme="minorHAnsi"/>
+        </w:rPr>
         <w:t>к настоящему</w:t>
       </w:r>
       <w:r>
+        <w:rPr>
+          <w:rFonts w:asciiTheme="minorHAnsi" w:hAnsiTheme="minorHAnsi" w:cstheme="minorHAnsi"/>
+        </w:rPr>
         <w:t xml:space="preserve"> </w:t>
       </w:r>
       <w:r>
+        <w:rPr>
+          <w:rFonts w:asciiTheme="minorHAnsi" w:hAnsiTheme="minorHAnsi" w:cstheme="minorHAnsi"/>
+        </w:rPr>
         <w:t>Д</w:t>
       </w:r>
       <w:r>
+        <w:rPr>
+          <w:rFonts w:asciiTheme="minorHAnsi" w:hAnsiTheme="minorHAnsi" w:cstheme="minorHAnsi"/>
+        </w:rPr>
         <w:t>оговор</w:t>
       </w:r>
       <w:r>
+        <w:rPr>
+          <w:rFonts w:asciiTheme="minorHAnsi" w:hAnsiTheme="minorHAnsi" w:cstheme="minorHAnsi"/>
+        </w:rPr>
         <w:t>у</w:t>
       </w:r>
       <w:r>
+        <w:rPr>
+          <w:rFonts w:asciiTheme="minorHAnsi" w:hAnsiTheme="minorHAnsi" w:cstheme="minorHAnsi"/>
+        </w:rPr>
         <w:t xml:space="preserve"> п</w:t>
       </w:r>
       <w:r>
+        <w:rPr>
+          <w:rFonts w:asciiTheme="minorHAnsi" w:hAnsiTheme="minorHAnsi" w:cstheme="minorHAnsi"/>
+        </w:rPr>
         <w:t>ри письменном согласовании С</w:t>
       </w:r>
       <w:r>
+        <w:rPr>
+          <w:rFonts w:asciiTheme="minorHAnsi" w:hAnsiTheme="minorHAnsi" w:cstheme="minorHAnsi"/>
+        </w:rPr>
         <w:t>торонами. Т</w:t>
       </w:r>
       <w:r>
+        <w:rPr>
+          <w:rFonts w:asciiTheme="minorHAnsi" w:hAnsiTheme="minorHAnsi" w:cstheme="minorHAnsi"/>
+        </w:rPr>
         <w:t>акие услуги могут быть оказаны Заказчику</w:t>
       </w:r>
       <w:r>
+        <w:rPr>
+          <w:rFonts w:asciiTheme="minorHAnsi" w:hAnsiTheme="minorHAnsi" w:cstheme="minorHAnsi"/>
+        </w:rPr>
         <w:t xml:space="preserve"> только на основании дополнительного согласования и не включаются в стоимость Товара. </w:t>
       </w:r>
     </w:p>
@@ -780,61 +1204,125 @@
           <w:numId w:val="4"/>
         </w:numPr>
         <w:ind w:leftChars="0" w:left="0" w:firstLineChars="0" w:hanging="2"/>
-      </w:pPr>
-      <w:r>
+        <w:rPr>
+          <w:rFonts w:asciiTheme="minorHAnsi" w:hAnsiTheme="minorHAnsi" w:cstheme="minorHAnsi"/>
+        </w:rPr>
+      </w:pPr>
+      <w:r>
+        <w:rPr>
+          <w:rFonts w:asciiTheme="minorHAnsi" w:hAnsiTheme="minorHAnsi" w:cstheme="minorHAnsi"/>
+        </w:rPr>
         <w:t>До подписания н</w:t>
       </w:r>
       <w:r>
+        <w:rPr>
+          <w:rFonts w:asciiTheme="minorHAnsi" w:hAnsiTheme="minorHAnsi" w:cstheme="minorHAnsi"/>
+        </w:rPr>
         <w:t xml:space="preserve">астоящего </w:t>
       </w:r>
       <w:r>
+        <w:rPr>
+          <w:rFonts w:asciiTheme="minorHAnsi" w:hAnsiTheme="minorHAnsi" w:cstheme="minorHAnsi"/>
+        </w:rPr>
         <w:t>Д</w:t>
       </w:r>
       <w:r>
+        <w:rPr>
+          <w:rFonts w:asciiTheme="minorHAnsi" w:hAnsiTheme="minorHAnsi" w:cstheme="minorHAnsi"/>
+        </w:rPr>
         <w:t xml:space="preserve">оговора </w:t>
       </w:r>
       <w:r>
+        <w:rPr>
+          <w:rFonts w:asciiTheme="minorHAnsi" w:hAnsiTheme="minorHAnsi" w:cstheme="minorHAnsi"/>
+        </w:rPr>
         <w:t xml:space="preserve">Подрядчик </w:t>
       </w:r>
       <w:r>
+        <w:rPr>
+          <w:rFonts w:asciiTheme="minorHAnsi" w:hAnsiTheme="minorHAnsi" w:cstheme="minorHAnsi"/>
+        </w:rPr>
         <w:t xml:space="preserve">довёл </w:t>
       </w:r>
       <w:r>
+        <w:rPr>
+          <w:rFonts w:asciiTheme="minorHAnsi" w:hAnsiTheme="minorHAnsi" w:cstheme="minorHAnsi"/>
+        </w:rPr>
         <w:t>до Заказчика</w:t>
       </w:r>
       <w:r>
+        <w:rPr>
+          <w:rFonts w:asciiTheme="minorHAnsi" w:hAnsiTheme="minorHAnsi" w:cstheme="minorHAnsi"/>
+        </w:rPr>
         <w:t xml:space="preserve"> положения п. 4 ст. 26.1. «Дистанционный способ продажи товара» Закона РФ от 07.02.1992</w:t>
       </w:r>
       <w:r>
+        <w:rPr>
+          <w:rFonts w:asciiTheme="minorHAnsi" w:hAnsiTheme="minorHAnsi" w:cstheme="minorHAnsi"/>
+        </w:rPr>
         <w:t xml:space="preserve"> N 2300-1 (ред. от 05.12.2022) «О защите прав потребителей»</w:t>
       </w:r>
       <w:r>
+        <w:rPr>
+          <w:rFonts w:asciiTheme="minorHAnsi" w:hAnsiTheme="minorHAnsi" w:cstheme="minorHAnsi"/>
+        </w:rPr>
         <w:t>, согласно которым Потр</w:t>
       </w:r>
       <w:r>
+        <w:rPr>
+          <w:rFonts w:asciiTheme="minorHAnsi" w:hAnsiTheme="minorHAnsi" w:cstheme="minorHAnsi"/>
+        </w:rPr>
         <w:t>ебитель (по данному договору – Заказчик</w:t>
       </w:r>
       <w:r>
-        <w:t xml:space="preserve">) не вправе отказаться от товара надлежащего качества, имеющего индивидуально-определенные свойства, если указанный товар может быть использован исключительно приобретающим его потребителем. </w:t>
-      </w:r>
-      <w:r>
+        <w:rPr>
+          <w:rFonts w:asciiTheme="minorHAnsi" w:hAnsiTheme="minorHAnsi" w:cstheme="minorHAnsi"/>
+        </w:rPr>
+        <w:t xml:space="preserve">) не вправе отказаться </w:t>
+      </w:r>
+      <w:r>
+        <w:rPr>
+          <w:rFonts w:asciiTheme="minorHAnsi" w:hAnsiTheme="minorHAnsi" w:cstheme="minorHAnsi"/>
+        </w:rPr>
+        <w:lastRenderedPageBreak/>
+        <w:t xml:space="preserve">от товара надлежащего качества, имеющего индивидуально-определенные свойства, если указанный товар может быть использован исключительно приобретающим его потребителем. </w:t>
+      </w:r>
+      <w:r>
+        <w:rPr>
+          <w:rFonts w:asciiTheme="minorHAnsi" w:hAnsiTheme="minorHAnsi" w:cstheme="minorHAnsi"/>
+        </w:rPr>
         <w:t>Заказчику</w:t>
       </w:r>
       <w:r>
+        <w:rPr>
+          <w:rFonts w:asciiTheme="minorHAnsi" w:hAnsiTheme="minorHAnsi" w:cstheme="minorHAnsi"/>
+        </w:rPr>
         <w:t xml:space="preserve"> доведено до </w:t>
       </w:r>
       <w:r>
+        <w:rPr>
+          <w:rFonts w:asciiTheme="minorHAnsi" w:hAnsiTheme="minorHAnsi" w:cstheme="minorHAnsi"/>
+        </w:rPr>
         <w:t>его сведения, что п</w:t>
       </w:r>
       <w:r>
+        <w:rPr>
+          <w:rFonts w:asciiTheme="minorHAnsi" w:hAnsiTheme="minorHAnsi" w:cstheme="minorHAnsi"/>
+        </w:rPr>
         <w:t xml:space="preserve">родаваемый ему Товар имеет индивидуально-определенные свойства и характеристики, производимые исключительно в интересах </w:t>
       </w:r>
       <w:proofErr w:type="gramStart"/>
       <w:r>
+        <w:rPr>
+          <w:rFonts w:asciiTheme="minorHAnsi" w:hAnsiTheme="minorHAnsi" w:cstheme="minorHAnsi"/>
+        </w:rPr>
         <w:t>Заказчика</w:t>
       </w:r>
       <w:proofErr w:type="gramEnd"/>
       <w:r>
+        <w:rPr>
+          <w:rFonts w:asciiTheme="minorHAnsi" w:hAnsiTheme="minorHAnsi" w:cstheme="minorHAnsi"/>
+        </w:rPr>
         <w:t xml:space="preserve"> и не может быть в последующем реализован другим лицам.</w:t>
       </w:r>
     </w:p>
@@ -846,12 +1334,20 @@
           <w:numId w:val="4"/>
         </w:numPr>
         <w:ind w:leftChars="0" w:left="0" w:firstLineChars="0" w:hanging="2"/>
-      </w:pPr>
-      <w:r>
-        <w:lastRenderedPageBreak/>
+        <w:rPr>
+          <w:rFonts w:asciiTheme="minorHAnsi" w:hAnsiTheme="minorHAnsi" w:cstheme="minorHAnsi"/>
+        </w:rPr>
+      </w:pPr>
+      <w:r>
+        <w:rPr>
+          <w:rFonts w:asciiTheme="minorHAnsi" w:hAnsiTheme="minorHAnsi" w:cstheme="minorHAnsi"/>
+        </w:rPr>
         <w:t>Подрядчик довёл до сведения Заказчика</w:t>
       </w:r>
       <w:r>
+        <w:rPr>
+          <w:rFonts w:asciiTheme="minorHAnsi" w:hAnsiTheme="minorHAnsi" w:cstheme="minorHAnsi"/>
+        </w:rPr>
         <w:t xml:space="preserve"> всю информацию о товарах, в том числе:</w:t>
       </w:r>
     </w:p>
@@ -863,11 +1359,20 @@
           <w:numId w:val="4"/>
         </w:numPr>
         <w:ind w:leftChars="0" w:firstLineChars="0"/>
-      </w:pPr>
-      <w:r>
+        <w:rPr>
+          <w:rFonts w:asciiTheme="minorHAnsi" w:hAnsiTheme="minorHAnsi" w:cstheme="minorHAnsi"/>
+        </w:rPr>
+      </w:pPr>
+      <w:r>
+        <w:rPr>
+          <w:rFonts w:asciiTheme="minorHAnsi" w:hAnsiTheme="minorHAnsi" w:cstheme="minorHAnsi"/>
+        </w:rPr>
         <w:t>н</w:t>
       </w:r>
       <w:r>
+        <w:rPr>
+          <w:rFonts w:asciiTheme="minorHAnsi" w:hAnsiTheme="minorHAnsi" w:cstheme="minorHAnsi"/>
+        </w:rPr>
         <w:t>аименование технического регламента или иное установленное законодательством Российской Федерации о техническом регулировании и свидетельствующее об обязательном подтверждении соответствия товара обозначение.</w:t>
       </w:r>
     </w:p>
@@ -879,11 +1384,20 @@
           <w:numId w:val="4"/>
         </w:numPr>
         <w:ind w:leftChars="0" w:firstLineChars="0"/>
-      </w:pPr>
-      <w:r>
+        <w:rPr>
+          <w:rFonts w:asciiTheme="minorHAnsi" w:hAnsiTheme="minorHAnsi" w:cstheme="minorHAnsi"/>
+        </w:rPr>
+      </w:pPr>
+      <w:r>
+        <w:rPr>
+          <w:rFonts w:asciiTheme="minorHAnsi" w:hAnsiTheme="minorHAnsi" w:cstheme="minorHAnsi"/>
+        </w:rPr>
         <w:t>Сведения об основных по</w:t>
       </w:r>
       <w:r>
+        <w:rPr>
+          <w:rFonts w:asciiTheme="minorHAnsi" w:hAnsiTheme="minorHAnsi" w:cstheme="minorHAnsi"/>
+        </w:rPr>
         <w:t>требительских свойствах товаров.</w:t>
       </w:r>
     </w:p>
@@ -895,11 +1409,20 @@
           <w:numId w:val="4"/>
         </w:numPr>
         <w:ind w:leftChars="0" w:firstLineChars="0"/>
-      </w:pPr>
-      <w:r>
+        <w:rPr>
+          <w:rFonts w:asciiTheme="minorHAnsi" w:hAnsiTheme="minorHAnsi" w:cstheme="minorHAnsi"/>
+        </w:rPr>
+      </w:pPr>
+      <w:r>
+        <w:rPr>
+          <w:rFonts w:asciiTheme="minorHAnsi" w:hAnsiTheme="minorHAnsi" w:cstheme="minorHAnsi"/>
+        </w:rPr>
         <w:t>Цену в рублях</w:t>
       </w:r>
       <w:r>
+        <w:rPr>
+          <w:rFonts w:asciiTheme="minorHAnsi" w:hAnsiTheme="minorHAnsi" w:cstheme="minorHAnsi"/>
+        </w:rPr>
         <w:t xml:space="preserve"> и условия приобретения товаров.</w:t>
       </w:r>
     </w:p>
@@ -911,8 +1434,14 @@
           <w:numId w:val="4"/>
         </w:numPr>
         <w:ind w:leftChars="0" w:firstLineChars="0"/>
-      </w:pPr>
-      <w:r>
+        <w:rPr>
+          <w:rFonts w:asciiTheme="minorHAnsi" w:hAnsiTheme="minorHAnsi" w:cstheme="minorHAnsi"/>
+        </w:rPr>
+      </w:pPr>
+      <w:r>
+        <w:rPr>
+          <w:rFonts w:asciiTheme="minorHAnsi" w:hAnsiTheme="minorHAnsi" w:cstheme="minorHAnsi"/>
+        </w:rPr>
         <w:t>Гарантийный срок.</w:t>
       </w:r>
     </w:p>
@@ -924,11 +1453,20 @@
           <w:numId w:val="4"/>
         </w:numPr>
         <w:ind w:leftChars="0" w:firstLineChars="0"/>
-      </w:pPr>
-      <w:r>
+        <w:rPr>
+          <w:rFonts w:asciiTheme="minorHAnsi" w:hAnsiTheme="minorHAnsi" w:cstheme="minorHAnsi"/>
+        </w:rPr>
+      </w:pPr>
+      <w:r>
+        <w:rPr>
+          <w:rFonts w:asciiTheme="minorHAnsi" w:hAnsiTheme="minorHAnsi" w:cstheme="minorHAnsi"/>
+        </w:rPr>
         <w:t>Правила и условия эффективного и безопасного испол</w:t>
       </w:r>
       <w:r>
+        <w:rPr>
+          <w:rFonts w:asciiTheme="minorHAnsi" w:hAnsiTheme="minorHAnsi" w:cstheme="minorHAnsi"/>
+        </w:rPr>
         <w:t>ьзования товаров (работ, услуг).</w:t>
       </w:r>
     </w:p>
@@ -940,11 +1478,20 @@
           <w:numId w:val="4"/>
         </w:numPr>
         <w:ind w:leftChars="0" w:firstLineChars="0"/>
-      </w:pPr>
-      <w:r>
+        <w:rPr>
+          <w:rFonts w:asciiTheme="minorHAnsi" w:hAnsiTheme="minorHAnsi" w:cstheme="minorHAnsi"/>
+        </w:rPr>
+      </w:pPr>
+      <w:r>
+        <w:rPr>
+          <w:rFonts w:asciiTheme="minorHAnsi" w:hAnsiTheme="minorHAnsi" w:cstheme="minorHAnsi"/>
+        </w:rPr>
         <w:t>Срок службы или срок годности товаров, установ</w:t>
       </w:r>
       <w:r>
+        <w:rPr>
+          <w:rFonts w:asciiTheme="minorHAnsi" w:hAnsiTheme="minorHAnsi" w:cstheme="minorHAnsi"/>
+        </w:rPr>
         <w:t>ленный в соответствии с законом.</w:t>
       </w:r>
     </w:p>
@@ -956,8 +1503,14 @@
           <w:numId w:val="4"/>
         </w:numPr>
         <w:ind w:leftChars="0" w:firstLineChars="0"/>
-      </w:pPr>
-      <w:r>
+        <w:rPr>
+          <w:rFonts w:asciiTheme="minorHAnsi" w:hAnsiTheme="minorHAnsi" w:cstheme="minorHAnsi"/>
+        </w:rPr>
+      </w:pPr>
+      <w:r>
+        <w:rPr>
+          <w:rFonts w:asciiTheme="minorHAnsi" w:hAnsiTheme="minorHAnsi" w:cstheme="minorHAnsi"/>
+        </w:rPr>
         <w:t>Адрес (место нахождения), фирменное наименование (наименование) изготовителя (исполнителя, продавца), уполномоченной организации или уполномоченного индивидуального предпринимателя, импортера.</w:t>
       </w:r>
     </w:p>
@@ -969,8 +1522,14 @@
           <w:numId w:val="4"/>
         </w:numPr>
         <w:ind w:leftChars="0" w:firstLineChars="0"/>
-      </w:pPr>
-      <w:r>
+        <w:rPr>
+          <w:rFonts w:asciiTheme="minorHAnsi" w:hAnsiTheme="minorHAnsi" w:cstheme="minorHAnsi"/>
+        </w:rPr>
+      </w:pPr>
+      <w:r>
+        <w:rPr>
+          <w:rFonts w:asciiTheme="minorHAnsi" w:hAnsiTheme="minorHAnsi" w:cstheme="minorHAnsi"/>
+        </w:rPr>
         <w:t xml:space="preserve">Покупатель не имеет к Продавцу претензий относительно представленной ему информации о Товарах. </w:t>
       </w:r>
     </w:p>
@@ -978,6 +1537,9 @@
       <w:pPr>
         <w:pStyle w:val="a3"/>
         <w:ind w:left="0" w:hanging="2"/>
+        <w:rPr>
+          <w:rFonts w:asciiTheme="minorHAnsi" w:hAnsiTheme="minorHAnsi" w:cstheme="minorHAnsi"/>
+        </w:rPr>
       </w:pPr>
     </w:p>
     <w:p>
@@ -990,17 +1552,20 @@
         <w:ind w:leftChars="0" w:firstLineChars="0"/>
         <w:jc w:val="center"/>
         <w:rPr>
+          <w:rFonts w:asciiTheme="minorHAnsi" w:hAnsiTheme="minorHAnsi" w:cstheme="minorHAnsi"/>
           <w:b/>
         </w:rPr>
       </w:pPr>
       <w:r>
         <w:rPr>
+          <w:rFonts w:asciiTheme="minorHAnsi" w:hAnsiTheme="minorHAnsi" w:cstheme="minorHAnsi"/>
           <w:b/>
         </w:rPr>
         <w:t>ПОРЯДОК ОПЛАТЫ ТОВАРА И ПРОЧИХ УСЛУГ</w:t>
       </w:r>
       <w:r>
         <w:rPr>
+          <w:rFonts w:asciiTheme="minorHAnsi" w:hAnsiTheme="minorHAnsi" w:cstheme="minorHAnsi"/>
           <w:b/>
         </w:rPr>
         <w:t>.</w:t>
@@ -1011,6 +1576,9 @@
         <w:pStyle w:val="a3"/>
         <w:ind w:leftChars="0" w:left="0" w:firstLineChars="0" w:firstLine="0"/>
         <w:jc w:val="center"/>
+        <w:rPr>
+          <w:rFonts w:asciiTheme="minorHAnsi" w:hAnsiTheme="minorHAnsi" w:cstheme="minorHAnsi"/>
+        </w:rPr>
       </w:pPr>
     </w:p>
     <w:p>
@@ -1021,30 +1589,66 @@
           <w:numId w:val="4"/>
         </w:numPr>
         <w:ind w:leftChars="0" w:firstLineChars="0" w:firstLine="0"/>
-      </w:pPr>
-      <w:r>
+        <w:rPr>
+          <w:rFonts w:asciiTheme="minorHAnsi" w:hAnsiTheme="minorHAnsi" w:cstheme="minorHAnsi"/>
+        </w:rPr>
+      </w:pPr>
+      <w:r>
+        <w:rPr>
+          <w:rFonts w:asciiTheme="minorHAnsi" w:hAnsiTheme="minorHAnsi" w:cstheme="minorHAnsi"/>
+        </w:rPr>
         <w:t>Общая сумма Д</w:t>
       </w:r>
       <w:r>
+        <w:rPr>
+          <w:rFonts w:asciiTheme="minorHAnsi" w:hAnsiTheme="minorHAnsi" w:cstheme="minorHAnsi"/>
+        </w:rPr>
         <w:t xml:space="preserve">оговора составляет: </w:t>
       </w:r>
       <w:r>
+        <w:rPr>
+          <w:rFonts w:asciiTheme="minorHAnsi" w:hAnsiTheme="minorHAnsi" w:cstheme="minorHAnsi"/>
+          <w:b/>
+          <w:bCs/>
+        </w:rPr>
         <w:t>{{</w:t>
       </w:r>
       <w:proofErr w:type="spellStart"/>
       <w:r>
+        <w:rPr>
+          <w:rFonts w:asciiTheme="minorHAnsi" w:hAnsiTheme="minorHAnsi" w:cstheme="minorHAnsi"/>
+          <w:b/>
+          <w:bCs/>
+        </w:rPr>
         <w:t>Сумма_цифрами</w:t>
       </w:r>
       <w:proofErr w:type="spellEnd"/>
       <w:r>
-        <w:t>}} {{</w:t>
+        <w:rPr>
+          <w:rFonts w:asciiTheme="minorHAnsi" w:hAnsiTheme="minorHAnsi" w:cstheme="minorHAnsi"/>
+          <w:b/>
+          <w:bCs/>
+        </w:rPr>
+        <w:t>}}</w:t>
+      </w:r>
+      <w:r>
+        <w:rPr>
+          <w:rFonts w:asciiTheme="minorHAnsi" w:hAnsiTheme="minorHAnsi" w:cstheme="minorHAnsi"/>
+        </w:rPr>
+        <w:t xml:space="preserve"> {{</w:t>
       </w:r>
       <w:proofErr w:type="spellStart"/>
       <w:r>
+        <w:rPr>
+          <w:rFonts w:asciiTheme="minorHAnsi" w:hAnsiTheme="minorHAnsi" w:cstheme="minorHAnsi"/>
+        </w:rPr>
         <w:t>Сумма_прописью</w:t>
       </w:r>
       <w:proofErr w:type="spellEnd"/>
       <w:r>
+        <w:rPr>
+          <w:rFonts w:asciiTheme="minorHAnsi" w:hAnsiTheme="minorHAnsi" w:cstheme="minorHAnsi"/>
+        </w:rPr>
         <w:t>}}</w:t>
       </w:r>
     </w:p>
@@ -1056,72 +1660,126 @@
           <w:numId w:val="4"/>
         </w:numPr>
         <w:ind w:leftChars="0" w:firstLineChars="0"/>
-      </w:pPr>
-      <w:r>
+        <w:rPr>
+          <w:rFonts w:asciiTheme="minorHAnsi" w:hAnsiTheme="minorHAnsi" w:cstheme="minorHAnsi"/>
+        </w:rPr>
+      </w:pPr>
+      <w:r>
+        <w:rPr>
+          <w:rFonts w:asciiTheme="minorHAnsi" w:hAnsiTheme="minorHAnsi" w:cstheme="minorHAnsi"/>
+        </w:rPr>
         <w:t>После подписания н</w:t>
       </w:r>
       <w:r>
+        <w:rPr>
+          <w:rFonts w:asciiTheme="minorHAnsi" w:hAnsiTheme="minorHAnsi" w:cstheme="minorHAnsi"/>
+        </w:rPr>
         <w:t xml:space="preserve">астоящего </w:t>
       </w:r>
       <w:r>
+        <w:rPr>
+          <w:rFonts w:asciiTheme="minorHAnsi" w:hAnsiTheme="minorHAnsi" w:cstheme="minorHAnsi"/>
+        </w:rPr>
         <w:t>Д</w:t>
       </w:r>
       <w:r>
+        <w:rPr>
+          <w:rFonts w:asciiTheme="minorHAnsi" w:hAnsiTheme="minorHAnsi" w:cstheme="minorHAnsi"/>
+        </w:rPr>
         <w:t xml:space="preserve">оговора </w:t>
       </w:r>
       <w:r>
+        <w:rPr>
+          <w:rFonts w:asciiTheme="minorHAnsi" w:hAnsiTheme="minorHAnsi" w:cstheme="minorHAnsi"/>
+        </w:rPr>
         <w:t>Заказчик</w:t>
       </w:r>
       <w:r>
+        <w:rPr>
+          <w:rFonts w:asciiTheme="minorHAnsi" w:hAnsiTheme="minorHAnsi" w:cstheme="minorHAnsi"/>
+        </w:rPr>
         <w:t xml:space="preserve"> производит предварит</w:t>
       </w:r>
       <w:r>
-        <w:t>ельную оплату Товара в размере 5</w:t>
-      </w:r>
-      <w:r>
-        <w:t xml:space="preserve">0% </w:t>
-      </w:r>
-      <w:r>
-        <w:t>(</w:t>
-      </w:r>
-      <w:r>
-        <w:t>пятидесяти</w:t>
-      </w:r>
-      <w:r>
-        <w:t xml:space="preserve"> процентов) </w:t>
-      </w:r>
-      <w:r>
+        <w:rPr>
+          <w:rFonts w:asciiTheme="minorHAnsi" w:hAnsiTheme="minorHAnsi" w:cstheme="minorHAnsi"/>
+        </w:rPr>
+        <w:t xml:space="preserve">ельную оплату Товара </w:t>
+      </w:r>
+      <w:r>
+        <w:rPr>
+          <w:rFonts w:asciiTheme="minorHAnsi" w:hAnsiTheme="minorHAnsi" w:cstheme="minorHAnsi"/>
+        </w:rPr>
         <w:t>от</w:t>
       </w:r>
       <w:r>
+        <w:rPr>
+          <w:rFonts w:asciiTheme="minorHAnsi" w:hAnsiTheme="minorHAnsi" w:cstheme="minorHAnsi"/>
+        </w:rPr>
         <w:t xml:space="preserve"> вышеуказанной суммы в размере</w:t>
       </w:r>
       <w:r>
+        <w:rPr>
+          <w:rFonts w:asciiTheme="minorHAnsi" w:hAnsiTheme="minorHAnsi" w:cstheme="minorHAnsi"/>
+        </w:rPr>
         <w:t>:</w:t>
       </w:r>
       <w:r>
-        <w:t xml:space="preserve"> {{</w:t>
+        <w:rPr>
+          <w:rFonts w:asciiTheme="minorHAnsi" w:hAnsiTheme="minorHAnsi" w:cstheme="minorHAnsi"/>
+        </w:rPr>
+        <w:t xml:space="preserve"> </w:t>
+      </w:r>
+      <w:r>
+        <w:rPr>
+          <w:rFonts w:asciiTheme="minorHAnsi" w:hAnsiTheme="minorHAnsi" w:cstheme="minorHAnsi"/>
+          <w:b/>
+          <w:bCs/>
+        </w:rPr>
+        <w:t>{{</w:t>
       </w:r>
       <w:proofErr w:type="spellStart"/>
       <w:r>
+        <w:rPr>
+          <w:rFonts w:asciiTheme="minorHAnsi" w:hAnsiTheme="minorHAnsi" w:cstheme="minorHAnsi"/>
+          <w:b/>
+          <w:bCs/>
+        </w:rPr>
         <w:t>Предоплата_цифрами</w:t>
       </w:r>
       <w:proofErr w:type="spellEnd"/>
       <w:r>
+        <w:rPr>
+          <w:rFonts w:asciiTheme="minorHAnsi" w:hAnsiTheme="minorHAnsi" w:cstheme="minorHAnsi"/>
+          <w:b/>
+          <w:bCs/>
+        </w:rPr>
         <w:t>}}</w:t>
       </w:r>
       <w:r>
+        <w:rPr>
+          <w:rFonts w:asciiTheme="minorHAnsi" w:hAnsiTheme="minorHAnsi" w:cstheme="minorHAnsi"/>
+        </w:rPr>
         <w:t xml:space="preserve"> </w:t>
       </w:r>
       <w:r>
+        <w:rPr>
+          <w:rFonts w:asciiTheme="minorHAnsi" w:hAnsiTheme="minorHAnsi" w:cstheme="minorHAnsi"/>
+        </w:rPr>
         <w:t>{{</w:t>
       </w:r>
       <w:proofErr w:type="spellStart"/>
       <w:r>
+        <w:rPr>
+          <w:rFonts w:asciiTheme="minorHAnsi" w:hAnsiTheme="minorHAnsi" w:cstheme="minorHAnsi"/>
+        </w:rPr>
         <w:t>Предоплата_прописью</w:t>
       </w:r>
       <w:proofErr w:type="spellEnd"/>
       <w:r>
+        <w:rPr>
+          <w:rFonts w:asciiTheme="minorHAnsi" w:hAnsiTheme="minorHAnsi" w:cstheme="minorHAnsi"/>
+        </w:rPr>
         <w:t>}}</w:t>
       </w:r>
     </w:p>
@@ -1133,16 +1791,28 @@
           <w:numId w:val="4"/>
         </w:numPr>
         <w:ind w:leftChars="0" w:firstLineChars="0"/>
-      </w:pPr>
-      <w:r>
+        <w:rPr>
+          <w:rFonts w:asciiTheme="minorHAnsi" w:hAnsiTheme="minorHAnsi" w:cstheme="minorHAnsi"/>
+        </w:rPr>
+      </w:pPr>
+      <w:r>
+        <w:rPr>
+          <w:rFonts w:asciiTheme="minorHAnsi" w:hAnsiTheme="minorHAnsi" w:cstheme="minorHAnsi"/>
+        </w:rPr>
         <w:t xml:space="preserve">Оплата по Договору производится путем внесения денежных средств безналичным способом на расчетный счет Подрядчика, указанный в реквизитах Договора, либо иным не запрещенным действующим законодательством </w:t>
       </w:r>
       <w:proofErr w:type="gramStart"/>
       <w:r>
+        <w:rPr>
+          <w:rFonts w:asciiTheme="minorHAnsi" w:hAnsiTheme="minorHAnsi" w:cstheme="minorHAnsi"/>
+        </w:rPr>
         <w:t>Российской  Федерации</w:t>
       </w:r>
       <w:proofErr w:type="gramEnd"/>
       <w:r>
+        <w:rPr>
+          <w:rFonts w:asciiTheme="minorHAnsi" w:hAnsiTheme="minorHAnsi" w:cstheme="minorHAnsi"/>
+        </w:rPr>
         <w:t xml:space="preserve"> способом. Стороны договорились, что оплата по Договору может осуществляться с расчетного счета третьих лиц. В данном случае в назначении платежа обязательно указание полных реквизитов настоящего договора. Также Стороны предусмотрели возможность оплаты наличным способом путем внесения денежных средств в кассу Подрядчика и/или осуществлением денежного перевода на карту представителя Подрядчика с последующим занесением указанной денежной суммы в кассу Подрядчика. Подрядчик не является плательщиком НДС по причине применения им упрощенной системы налогообложения.</w:t>
       </w:r>
     </w:p>
@@ -1154,79 +1824,154 @@
           <w:numId w:val="4"/>
         </w:numPr>
         <w:ind w:leftChars="0" w:firstLineChars="0"/>
-      </w:pPr>
-      <w:r>
+        <w:rPr>
+          <w:rFonts w:asciiTheme="minorHAnsi" w:hAnsiTheme="minorHAnsi" w:cstheme="minorHAnsi"/>
+        </w:rPr>
+      </w:pPr>
+      <w:r>
+        <w:rPr>
+          <w:rFonts w:asciiTheme="minorHAnsi" w:hAnsiTheme="minorHAnsi" w:cstheme="minorHAnsi"/>
+        </w:rPr>
         <w:t xml:space="preserve">Стороны договорились, </w:t>
       </w:r>
       <w:r>
+        <w:rPr>
+          <w:rFonts w:asciiTheme="minorHAnsi" w:hAnsiTheme="minorHAnsi" w:cstheme="minorHAnsi"/>
+        </w:rPr>
         <w:t xml:space="preserve">что оставшиеся сумма по договору оплачивается при доставке изделия на адрес заказчика. </w:t>
       </w:r>
       <w:r>
+        <w:rPr>
+          <w:rFonts w:asciiTheme="minorHAnsi" w:hAnsiTheme="minorHAnsi" w:cstheme="minorHAnsi"/>
+        </w:rPr>
         <w:t>Заказчик</w:t>
       </w:r>
       <w:r>
+        <w:rPr>
+          <w:rFonts w:asciiTheme="minorHAnsi" w:hAnsiTheme="minorHAnsi" w:cstheme="minorHAnsi"/>
+        </w:rPr>
         <w:t xml:space="preserve"> оплачивает </w:t>
       </w:r>
       <w:r>
+        <w:rPr>
+          <w:rFonts w:asciiTheme="minorHAnsi" w:hAnsiTheme="minorHAnsi" w:cstheme="minorHAnsi"/>
+        </w:rPr>
         <w:t>любым предусмотренным Договором способом оставшуюся сумму Товара</w:t>
       </w:r>
       <w:r>
+        <w:rPr>
+          <w:rFonts w:asciiTheme="minorHAnsi" w:hAnsiTheme="minorHAnsi" w:cstheme="minorHAnsi"/>
+        </w:rPr>
         <w:t xml:space="preserve">. </w:t>
       </w:r>
       <w:r>
+        <w:rPr>
+          <w:rFonts w:asciiTheme="minorHAnsi" w:hAnsiTheme="minorHAnsi" w:cstheme="minorHAnsi"/>
+        </w:rPr>
         <w:t xml:space="preserve">Подрядчик вправе не передавать Заказчику </w:t>
       </w:r>
       <w:r>
+        <w:rPr>
+          <w:rFonts w:asciiTheme="minorHAnsi" w:hAnsiTheme="minorHAnsi" w:cstheme="minorHAnsi"/>
+        </w:rPr>
         <w:t>гото</w:t>
       </w:r>
       <w:r>
+        <w:rPr>
+          <w:rFonts w:asciiTheme="minorHAnsi" w:hAnsiTheme="minorHAnsi" w:cstheme="minorHAnsi"/>
+        </w:rPr>
         <w:t>вый Товар до получения полной суммы Д</w:t>
       </w:r>
       <w:r>
+        <w:rPr>
+          <w:rFonts w:asciiTheme="minorHAnsi" w:hAnsiTheme="minorHAnsi" w:cstheme="minorHAnsi"/>
+        </w:rPr>
         <w:t xml:space="preserve">оговора, при этом </w:t>
       </w:r>
       <w:r>
+        <w:rPr>
+          <w:rFonts w:asciiTheme="minorHAnsi" w:hAnsiTheme="minorHAnsi" w:cstheme="minorHAnsi"/>
+        </w:rPr>
         <w:t xml:space="preserve">с момента уведомления о </w:t>
       </w:r>
       <w:proofErr w:type="gramStart"/>
       <w:r>
+        <w:rPr>
+          <w:rFonts w:asciiTheme="minorHAnsi" w:hAnsiTheme="minorHAnsi" w:cstheme="minorHAnsi"/>
+        </w:rPr>
         <w:t>готовности  Подрядчик</w:t>
       </w:r>
       <w:proofErr w:type="gramEnd"/>
       <w:r>
+        <w:rPr>
+          <w:rFonts w:asciiTheme="minorHAnsi" w:hAnsiTheme="minorHAnsi" w:cstheme="minorHAnsi"/>
+        </w:rPr>
         <w:t xml:space="preserve"> считается не просрочившим сроки поставки Товара</w:t>
       </w:r>
       <w:r>
+        <w:rPr>
+          <w:rFonts w:asciiTheme="minorHAnsi" w:hAnsiTheme="minorHAnsi" w:cstheme="minorHAnsi"/>
+        </w:rPr>
         <w:t xml:space="preserve">. После получения уведомления о готовности, </w:t>
       </w:r>
       <w:r>
+        <w:rPr>
+          <w:rFonts w:asciiTheme="minorHAnsi" w:hAnsiTheme="minorHAnsi" w:cstheme="minorHAnsi"/>
+        </w:rPr>
         <w:t>Заказчик</w:t>
       </w:r>
       <w:r>
+        <w:rPr>
+          <w:rFonts w:asciiTheme="minorHAnsi" w:hAnsiTheme="minorHAnsi" w:cstheme="minorHAnsi"/>
+        </w:rPr>
         <w:t xml:space="preserve"> обязан совершать действия, направленные на получение Товара (предоставить </w:t>
       </w:r>
       <w:r>
+        <w:rPr>
+          <w:rFonts w:asciiTheme="minorHAnsi" w:hAnsiTheme="minorHAnsi" w:cstheme="minorHAnsi"/>
+        </w:rPr>
         <w:t xml:space="preserve">актуальный </w:t>
       </w:r>
       <w:r>
+        <w:rPr>
+          <w:rFonts w:asciiTheme="minorHAnsi" w:hAnsiTheme="minorHAnsi" w:cstheme="minorHAnsi"/>
+        </w:rPr>
         <w:t>адрес доставки</w:t>
       </w:r>
       <w:r>
+        <w:rPr>
+          <w:rFonts w:asciiTheme="minorHAnsi" w:hAnsiTheme="minorHAnsi" w:cstheme="minorHAnsi"/>
+        </w:rPr>
         <w:t xml:space="preserve"> и контакты получателя Товара</w:t>
       </w:r>
       <w:r>
+        <w:rPr>
+          <w:rFonts w:asciiTheme="minorHAnsi" w:hAnsiTheme="minorHAnsi" w:cstheme="minorHAnsi"/>
+        </w:rPr>
         <w:t xml:space="preserve">, в согласованное время обеспечить своё участие или участие своего представителя при приёмке Товара, обеспечить беспрепятственный доступ для доставки Товара, оплатить стоимость услуг по доставке Товара и т.п.). В случае, если по вине </w:t>
       </w:r>
       <w:r>
+        <w:rPr>
+          <w:rFonts w:asciiTheme="minorHAnsi" w:hAnsiTheme="minorHAnsi" w:cstheme="minorHAnsi"/>
+        </w:rPr>
         <w:t>Заказчика Подрядчик не может передать Товар, с Заказчика подлежит взысканию неустойка, установленная н</w:t>
       </w:r>
       <w:r>
+        <w:rPr>
+          <w:rFonts w:asciiTheme="minorHAnsi" w:hAnsiTheme="minorHAnsi" w:cstheme="minorHAnsi"/>
+        </w:rPr>
         <w:t xml:space="preserve">астоящим </w:t>
       </w:r>
       <w:r>
+        <w:rPr>
+          <w:rFonts w:asciiTheme="minorHAnsi" w:hAnsiTheme="minorHAnsi" w:cstheme="minorHAnsi"/>
+        </w:rPr>
         <w:t>Д</w:t>
       </w:r>
       <w:r>
+        <w:rPr>
+          <w:rFonts w:asciiTheme="minorHAnsi" w:hAnsiTheme="minorHAnsi" w:cstheme="minorHAnsi"/>
+        </w:rPr>
         <w:t>оговором.</w:t>
       </w:r>
     </w:p>
@@ -1238,44 +1983,86 @@
           <w:numId w:val="4"/>
         </w:numPr>
         <w:ind w:leftChars="0" w:firstLineChars="0"/>
-      </w:pPr>
-      <w:r>
+        <w:rPr>
+          <w:rFonts w:asciiTheme="minorHAnsi" w:hAnsiTheme="minorHAnsi" w:cstheme="minorHAnsi"/>
+        </w:rPr>
+      </w:pPr>
+      <w:r>
+        <w:rPr>
+          <w:rFonts w:asciiTheme="minorHAnsi" w:hAnsiTheme="minorHAnsi" w:cstheme="minorHAnsi"/>
+        </w:rPr>
         <w:t>В случае каких-либо изменений</w:t>
       </w:r>
       <w:r>
+        <w:rPr>
+          <w:rFonts w:asciiTheme="minorHAnsi" w:hAnsiTheme="minorHAnsi" w:cstheme="minorHAnsi"/>
+        </w:rPr>
         <w:t xml:space="preserve"> в Договоре</w:t>
       </w:r>
       <w:r>
+        <w:rPr>
+          <w:rFonts w:asciiTheme="minorHAnsi" w:hAnsiTheme="minorHAnsi" w:cstheme="minorHAnsi"/>
+        </w:rPr>
         <w:t>, которые</w:t>
       </w:r>
       <w:r>
+        <w:rPr>
+          <w:rFonts w:asciiTheme="minorHAnsi" w:hAnsiTheme="minorHAnsi" w:cstheme="minorHAnsi"/>
+        </w:rPr>
         <w:t xml:space="preserve"> в результате повлекли</w:t>
       </w:r>
       <w:r>
+        <w:rPr>
+          <w:rFonts w:asciiTheme="minorHAnsi" w:hAnsiTheme="minorHAnsi" w:cstheme="minorHAnsi"/>
+        </w:rPr>
         <w:t xml:space="preserve"> за собой увеличения стоимости, </w:t>
       </w:r>
       <w:r>
+        <w:rPr>
+          <w:rFonts w:asciiTheme="minorHAnsi" w:hAnsiTheme="minorHAnsi" w:cstheme="minorHAnsi"/>
+        </w:rPr>
         <w:t xml:space="preserve">Заказчик </w:t>
       </w:r>
       <w:r>
+        <w:rPr>
+          <w:rFonts w:asciiTheme="minorHAnsi" w:hAnsiTheme="minorHAnsi" w:cstheme="minorHAnsi"/>
+        </w:rPr>
         <w:t>обязан оплатить разницу вместе с остатком суммы</w:t>
       </w:r>
       <w:r>
+        <w:rPr>
+          <w:rFonts w:asciiTheme="minorHAnsi" w:hAnsiTheme="minorHAnsi" w:cstheme="minorHAnsi"/>
+        </w:rPr>
         <w:t>, в полном объеме</w:t>
       </w:r>
       <w:r>
+        <w:rPr>
+          <w:rFonts w:asciiTheme="minorHAnsi" w:hAnsiTheme="minorHAnsi" w:cstheme="minorHAnsi"/>
+        </w:rPr>
         <w:t>.</w:t>
       </w:r>
       <w:r>
+        <w:rPr>
+          <w:rFonts w:asciiTheme="minorHAnsi" w:hAnsiTheme="minorHAnsi" w:cstheme="minorHAnsi"/>
+        </w:rPr>
         <w:t xml:space="preserve"> При этом, </w:t>
       </w:r>
       <w:r>
+        <w:rPr>
+          <w:rFonts w:asciiTheme="minorHAnsi" w:hAnsiTheme="minorHAnsi" w:cstheme="minorHAnsi"/>
+        </w:rPr>
         <w:t>П</w:t>
       </w:r>
       <w:r>
+        <w:rPr>
+          <w:rFonts w:asciiTheme="minorHAnsi" w:hAnsiTheme="minorHAnsi" w:cstheme="minorHAnsi"/>
+        </w:rPr>
         <w:t>одрядчик обязан уведомить Заказчика</w:t>
       </w:r>
       <w:r>
+        <w:rPr>
+          <w:rFonts w:asciiTheme="minorHAnsi" w:hAnsiTheme="minorHAnsi" w:cstheme="minorHAnsi"/>
+        </w:rPr>
         <w:t xml:space="preserve"> об изменении стоимости и обосновать данную сумму.  </w:t>
       </w:r>
     </w:p>
@@ -1287,52 +2074,100 @@
           <w:numId w:val="4"/>
         </w:numPr>
         <w:ind w:leftChars="0" w:firstLineChars="0"/>
-      </w:pPr>
-      <w:r>
+        <w:rPr>
+          <w:rFonts w:asciiTheme="minorHAnsi" w:hAnsiTheme="minorHAnsi" w:cstheme="minorHAnsi"/>
+        </w:rPr>
+      </w:pPr>
+      <w:r>
+        <w:rPr>
+          <w:rFonts w:asciiTheme="minorHAnsi" w:hAnsiTheme="minorHAnsi" w:cstheme="minorHAnsi"/>
+        </w:rPr>
         <w:t>В слу</w:t>
       </w:r>
       <w:r>
+        <w:rPr>
+          <w:rFonts w:asciiTheme="minorHAnsi" w:hAnsiTheme="minorHAnsi" w:cstheme="minorHAnsi"/>
+        </w:rPr>
         <w:t xml:space="preserve">чае оказания Подрядчиком </w:t>
       </w:r>
       <w:r>
+        <w:rPr>
+          <w:rFonts w:asciiTheme="minorHAnsi" w:hAnsiTheme="minorHAnsi" w:cstheme="minorHAnsi"/>
+        </w:rPr>
         <w:t>услуг, указанных в п. 1.</w:t>
       </w:r>
       <w:r>
+        <w:rPr>
+          <w:rFonts w:asciiTheme="minorHAnsi" w:hAnsiTheme="minorHAnsi" w:cstheme="minorHAnsi"/>
+        </w:rPr>
         <w:t>5</w:t>
       </w:r>
       <w:r>
+        <w:rPr>
+          <w:rFonts w:asciiTheme="minorHAnsi" w:hAnsiTheme="minorHAnsi" w:cstheme="minorHAnsi"/>
+        </w:rPr>
         <w:t xml:space="preserve">. </w:t>
       </w:r>
       <w:r>
+        <w:rPr>
+          <w:rFonts w:asciiTheme="minorHAnsi" w:hAnsiTheme="minorHAnsi" w:cstheme="minorHAnsi"/>
+        </w:rPr>
         <w:t>н</w:t>
       </w:r>
       <w:r>
+        <w:rPr>
+          <w:rFonts w:asciiTheme="minorHAnsi" w:hAnsiTheme="minorHAnsi" w:cstheme="minorHAnsi"/>
+        </w:rPr>
         <w:t xml:space="preserve">астоящего </w:t>
       </w:r>
       <w:r>
+        <w:rPr>
+          <w:rFonts w:asciiTheme="minorHAnsi" w:hAnsiTheme="minorHAnsi" w:cstheme="minorHAnsi"/>
+        </w:rPr>
         <w:t>Договора, Заказчику</w:t>
       </w:r>
       <w:r>
+        <w:rPr>
+          <w:rFonts w:asciiTheme="minorHAnsi" w:hAnsiTheme="minorHAnsi" w:cstheme="minorHAnsi"/>
+        </w:rPr>
         <w:t xml:space="preserve">, стоимость этих услуг определяется дополнительным соглашением, либо определяется в Приложениях к </w:t>
       </w:r>
       <w:r>
+        <w:rPr>
+          <w:rFonts w:asciiTheme="minorHAnsi" w:hAnsiTheme="minorHAnsi" w:cstheme="minorHAnsi"/>
+        </w:rPr>
         <w:t>н</w:t>
       </w:r>
       <w:r>
+        <w:rPr>
+          <w:rFonts w:asciiTheme="minorHAnsi" w:hAnsiTheme="minorHAnsi" w:cstheme="minorHAnsi"/>
+        </w:rPr>
         <w:t xml:space="preserve">астоящему </w:t>
       </w:r>
       <w:proofErr w:type="gramStart"/>
       <w:r>
+        <w:rPr>
+          <w:rFonts w:asciiTheme="minorHAnsi" w:hAnsiTheme="minorHAnsi" w:cstheme="minorHAnsi"/>
+        </w:rPr>
         <w:t xml:space="preserve">Договору, </w:t>
       </w:r>
       <w:r>
+        <w:rPr>
+          <w:rFonts w:asciiTheme="minorHAnsi" w:hAnsiTheme="minorHAnsi" w:cstheme="minorHAnsi"/>
+        </w:rPr>
         <w:t xml:space="preserve"> не</w:t>
       </w:r>
       <w:proofErr w:type="gramEnd"/>
       <w:r>
+        <w:rPr>
+          <w:rFonts w:asciiTheme="minorHAnsi" w:hAnsiTheme="minorHAnsi" w:cstheme="minorHAnsi"/>
+        </w:rPr>
         <w:t xml:space="preserve"> входит в стоимость Товара, </w:t>
       </w:r>
       <w:r>
+        <w:rPr>
+          <w:rFonts w:asciiTheme="minorHAnsi" w:hAnsiTheme="minorHAnsi" w:cstheme="minorHAnsi"/>
+        </w:rPr>
         <w:t>и оплачивается отдельно от Товара.</w:t>
       </w:r>
     </w:p>
@@ -1344,36 +2179,66 @@
           <w:numId w:val="4"/>
         </w:numPr>
         <w:ind w:leftChars="0" w:firstLineChars="0"/>
-      </w:pPr>
-      <w:r>
+        <w:rPr>
+          <w:rFonts w:asciiTheme="minorHAnsi" w:hAnsiTheme="minorHAnsi" w:cstheme="minorHAnsi"/>
+        </w:rPr>
+      </w:pPr>
+      <w:r>
+        <w:rPr>
+          <w:rFonts w:asciiTheme="minorHAnsi" w:hAnsiTheme="minorHAnsi" w:cstheme="minorHAnsi"/>
+        </w:rPr>
         <w:t xml:space="preserve">Вся лицевая фурнитура, например: ручки, корзины, брючницы, галстучницы, пантографы и т.п., которые не вошли в общую стоимость Договора, оплачиваются </w:t>
       </w:r>
       <w:r>
+        <w:rPr>
+          <w:rFonts w:asciiTheme="minorHAnsi" w:hAnsiTheme="minorHAnsi" w:cstheme="minorHAnsi"/>
+        </w:rPr>
         <w:t xml:space="preserve">Заказчиком </w:t>
       </w:r>
       <w:proofErr w:type="gramStart"/>
       <w:r>
+        <w:rPr>
+          <w:rFonts w:asciiTheme="minorHAnsi" w:hAnsiTheme="minorHAnsi" w:cstheme="minorHAnsi"/>
+        </w:rPr>
         <w:t xml:space="preserve">отдельно, </w:t>
       </w:r>
       <w:r>
+        <w:rPr>
+          <w:rFonts w:asciiTheme="minorHAnsi" w:hAnsiTheme="minorHAnsi" w:cstheme="minorHAnsi"/>
+        </w:rPr>
         <w:t xml:space="preserve"> дополнительно</w:t>
       </w:r>
       <w:proofErr w:type="gramEnd"/>
       <w:r>
+        <w:rPr>
+          <w:rFonts w:asciiTheme="minorHAnsi" w:hAnsiTheme="minorHAnsi" w:cstheme="minorHAnsi"/>
+        </w:rPr>
         <w:t xml:space="preserve"> вместе с оплатой оставшейся суммы </w:t>
       </w:r>
       <w:r>
+        <w:rPr>
+          <w:rFonts w:asciiTheme="minorHAnsi" w:hAnsiTheme="minorHAnsi" w:cstheme="minorHAnsi"/>
+        </w:rPr>
         <w:t xml:space="preserve">в порядке, предусмотренном п. </w:t>
       </w:r>
       <w:r>
+        <w:rPr>
+          <w:rFonts w:asciiTheme="minorHAnsi" w:hAnsiTheme="minorHAnsi" w:cstheme="minorHAnsi"/>
+        </w:rPr>
         <w:t xml:space="preserve">2.4 Договора. При этом, в случае отказа Заказчика от внесения данной оплаты, Подрядчик оставляет за собой право не передавать Заказчику готовый Товар до получения полной суммы Договора (включая оплату, указанную в настоящем пункте Договора), при этом с момента уведомления о </w:t>
       </w:r>
       <w:proofErr w:type="gramStart"/>
       <w:r>
+        <w:rPr>
+          <w:rFonts w:asciiTheme="minorHAnsi" w:hAnsiTheme="minorHAnsi" w:cstheme="minorHAnsi"/>
+        </w:rPr>
         <w:t>готовности  Подрядчик</w:t>
       </w:r>
       <w:proofErr w:type="gramEnd"/>
       <w:r>
+        <w:rPr>
+          <w:rFonts w:asciiTheme="minorHAnsi" w:hAnsiTheme="minorHAnsi" w:cstheme="minorHAnsi"/>
+        </w:rPr>
         <w:t xml:space="preserve">  считается не просрочившим сроки поставки Товара.</w:t>
       </w:r>
     </w:p>
@@ -1385,17 +2250,33 @@
           <w:numId w:val="4"/>
         </w:numPr>
         <w:ind w:leftChars="0" w:firstLineChars="0"/>
-      </w:pPr>
-      <w:r>
+        <w:rPr>
+          <w:rFonts w:asciiTheme="minorHAnsi" w:hAnsiTheme="minorHAnsi" w:cstheme="minorHAnsi"/>
+        </w:rPr>
+      </w:pPr>
+      <w:r>
+        <w:rPr>
+          <w:rFonts w:asciiTheme="minorHAnsi" w:hAnsiTheme="minorHAnsi" w:cstheme="minorHAnsi"/>
+        </w:rPr>
+        <w:lastRenderedPageBreak/>
         <w:t>Заказчик</w:t>
       </w:r>
       <w:r>
+        <w:rPr>
+          <w:rFonts w:asciiTheme="minorHAnsi" w:hAnsiTheme="minorHAnsi" w:cstheme="minorHAnsi"/>
+        </w:rPr>
         <w:t xml:space="preserve"> обязуется согласовать конструкторские чертежи, чтобы подтвердить точность чертежей, подготовленных замерщиком-дизайнером. Если на этапе согласова</w:t>
       </w:r>
       <w:r>
+        <w:rPr>
+          <w:rFonts w:asciiTheme="minorHAnsi" w:hAnsiTheme="minorHAnsi" w:cstheme="minorHAnsi"/>
+        </w:rPr>
         <w:t>ния конструкторских чертежей у Заказчика</w:t>
       </w:r>
       <w:r>
+        <w:rPr>
+          <w:rFonts w:asciiTheme="minorHAnsi" w:hAnsiTheme="minorHAnsi" w:cstheme="minorHAnsi"/>
+        </w:rPr>
         <w:t xml:space="preserve"> возникает желание внести изменения в проект, то такие изменения вносятся за дополнительную плату, согласованную Сторонами. Срок изготовления Товара, в таком случае, исчисляется с момента согласования финальных конструкторских чертежей. </w:t>
       </w:r>
     </w:p>
@@ -1407,8 +2288,14 @@
           <w:numId w:val="4"/>
         </w:numPr>
         <w:ind w:leftChars="0" w:firstLineChars="0"/>
-      </w:pPr>
-      <w:r>
+        <w:rPr>
+          <w:rFonts w:asciiTheme="minorHAnsi" w:hAnsiTheme="minorHAnsi" w:cstheme="minorHAnsi"/>
+        </w:rPr>
+      </w:pPr>
+      <w:r>
+        <w:rPr>
+          <w:rFonts w:asciiTheme="minorHAnsi" w:hAnsiTheme="minorHAnsi" w:cstheme="minorHAnsi"/>
+        </w:rPr>
         <w:t>Заказчик имеет право оплатить полную стоимость Договора в момент заключения настоящего Договора, при этом досрочная полная оплата не является основанием для сокращения сроков поставки Товара.</w:t>
       </w:r>
     </w:p>
@@ -1416,12 +2303,18 @@
       <w:pPr>
         <w:pStyle w:val="a3"/>
         <w:ind w:leftChars="0" w:left="0" w:firstLineChars="0" w:firstLine="0"/>
+        <w:rPr>
+          <w:rFonts w:asciiTheme="minorHAnsi" w:hAnsiTheme="minorHAnsi" w:cstheme="minorHAnsi"/>
+        </w:rPr>
       </w:pPr>
     </w:p>
     <w:p>
       <w:pPr>
         <w:pStyle w:val="a3"/>
         <w:ind w:leftChars="0" w:left="0" w:firstLineChars="0" w:firstLine="0"/>
+        <w:rPr>
+          <w:rFonts w:asciiTheme="minorHAnsi" w:hAnsiTheme="minorHAnsi" w:cstheme="minorHAnsi"/>
+        </w:rPr>
       </w:pPr>
     </w:p>
     <w:p>
@@ -1434,14 +2327,15 @@
         <w:ind w:leftChars="0" w:firstLineChars="0"/>
         <w:jc w:val="center"/>
         <w:rPr>
+          <w:rFonts w:asciiTheme="minorHAnsi" w:hAnsiTheme="minorHAnsi" w:cstheme="minorHAnsi"/>
           <w:b/>
         </w:rPr>
       </w:pPr>
       <w:r>
         <w:rPr>
+          <w:rFonts w:asciiTheme="minorHAnsi" w:hAnsiTheme="minorHAnsi" w:cstheme="minorHAnsi"/>
           <w:b/>
         </w:rPr>
-        <w:lastRenderedPageBreak/>
         <w:t>КАЧЕСТВО И ГАРАНТИИ. ОБМЕН И ВОЗВРАТ ТОВАРА.</w:t>
       </w:r>
     </w:p>
@@ -1449,6 +2343,9 @@
       <w:pPr>
         <w:pStyle w:val="a3"/>
         <w:ind w:leftChars="0" w:left="358" w:firstLineChars="0" w:firstLine="0"/>
+        <w:rPr>
+          <w:rFonts w:asciiTheme="minorHAnsi" w:hAnsiTheme="minorHAnsi" w:cstheme="minorHAnsi"/>
+        </w:rPr>
       </w:pPr>
     </w:p>
     <w:p>
@@ -1459,14 +2356,26 @@
           <w:numId w:val="4"/>
         </w:numPr>
         <w:ind w:leftChars="0" w:firstLineChars="0"/>
-      </w:pPr>
-      <w:r>
+        <w:rPr>
+          <w:rFonts w:asciiTheme="minorHAnsi" w:hAnsiTheme="minorHAnsi" w:cstheme="minorHAnsi"/>
+        </w:rPr>
+      </w:pPr>
+      <w:r>
+        <w:rPr>
+          <w:rFonts w:asciiTheme="minorHAnsi" w:hAnsiTheme="minorHAnsi" w:cstheme="minorHAnsi"/>
+        </w:rPr>
         <w:t xml:space="preserve">Качество изготовленной Мебельной продукции должно соответствовать условиям </w:t>
       </w:r>
       <w:r>
+        <w:rPr>
+          <w:rFonts w:asciiTheme="minorHAnsi" w:hAnsiTheme="minorHAnsi" w:cstheme="minorHAnsi"/>
+        </w:rPr>
         <w:t>Д</w:t>
       </w:r>
       <w:r>
+        <w:rPr>
+          <w:rFonts w:asciiTheme="minorHAnsi" w:hAnsiTheme="minorHAnsi" w:cstheme="minorHAnsi"/>
+        </w:rPr>
         <w:t>оговора. Допустимые дефекты и сколы при изготовлении изделия регламентируются согласно ГОСТ 16371-2014.</w:t>
       </w:r>
     </w:p>
@@ -1478,26 +2387,50 @@
           <w:numId w:val="4"/>
         </w:numPr>
         <w:ind w:leftChars="0" w:firstLineChars="0"/>
-      </w:pPr>
-      <w:r>
+        <w:rPr>
+          <w:rFonts w:asciiTheme="minorHAnsi" w:hAnsiTheme="minorHAnsi" w:cstheme="minorHAnsi"/>
+        </w:rPr>
+      </w:pPr>
+      <w:r>
+        <w:rPr>
+          <w:rFonts w:asciiTheme="minorHAnsi" w:hAnsiTheme="minorHAnsi" w:cstheme="minorHAnsi"/>
+        </w:rPr>
         <w:t>На изг</w:t>
       </w:r>
       <w:r>
+        <w:rPr>
+          <w:rFonts w:asciiTheme="minorHAnsi" w:hAnsiTheme="minorHAnsi" w:cstheme="minorHAnsi"/>
+        </w:rPr>
         <w:t>отовленную Мебельную продукцию Подрядчик</w:t>
       </w:r>
       <w:r>
+        <w:rPr>
+          <w:rFonts w:asciiTheme="minorHAnsi" w:hAnsiTheme="minorHAnsi" w:cstheme="minorHAnsi"/>
+        </w:rPr>
         <w:t xml:space="preserve"> устанавливает гарантийный срок в 12 </w:t>
       </w:r>
       <w:r>
+        <w:rPr>
+          <w:rFonts w:asciiTheme="minorHAnsi" w:hAnsiTheme="minorHAnsi" w:cstheme="minorHAnsi"/>
+        </w:rPr>
         <w:t xml:space="preserve">(двенадцать) </w:t>
       </w:r>
       <w:r>
+        <w:rPr>
+          <w:rFonts w:asciiTheme="minorHAnsi" w:hAnsiTheme="minorHAnsi" w:cstheme="minorHAnsi"/>
+        </w:rPr>
         <w:t xml:space="preserve">месяцев, который исчисляется с момента приёмки Мебельной продукции </w:t>
       </w:r>
       <w:r>
+        <w:rPr>
+          <w:rFonts w:asciiTheme="minorHAnsi" w:hAnsiTheme="minorHAnsi" w:cstheme="minorHAnsi"/>
+        </w:rPr>
         <w:t>Заказчиком</w:t>
       </w:r>
       <w:r>
+        <w:rPr>
+          <w:rFonts w:asciiTheme="minorHAnsi" w:hAnsiTheme="minorHAnsi" w:cstheme="minorHAnsi"/>
+        </w:rPr>
         <w:t>.</w:t>
       </w:r>
     </w:p>
@@ -1509,29 +2442,56 @@
           <w:numId w:val="4"/>
         </w:numPr>
         <w:ind w:leftChars="0" w:firstLineChars="0"/>
-      </w:pPr>
-      <w:r>
+        <w:rPr>
+          <w:rFonts w:asciiTheme="minorHAnsi" w:hAnsiTheme="minorHAnsi" w:cstheme="minorHAnsi"/>
+        </w:rPr>
+      </w:pPr>
+      <w:r>
+        <w:rPr>
+          <w:rFonts w:asciiTheme="minorHAnsi" w:hAnsiTheme="minorHAnsi" w:cstheme="minorHAnsi"/>
+        </w:rPr>
         <w:t>Заказчик</w:t>
       </w:r>
       <w:r>
+        <w:rPr>
+          <w:rFonts w:asciiTheme="minorHAnsi" w:hAnsiTheme="minorHAnsi" w:cstheme="minorHAnsi"/>
+        </w:rPr>
         <w:t xml:space="preserve"> обязан соблюдать правила эксплуатации и хранения изготовленной Мебельной продукции. Гарантия не распро</w:t>
       </w:r>
       <w:r>
+        <w:rPr>
+          <w:rFonts w:asciiTheme="minorHAnsi" w:hAnsiTheme="minorHAnsi" w:cstheme="minorHAnsi"/>
+        </w:rPr>
         <w:t>страняется на случаи нарушения Заказчиком</w:t>
       </w:r>
       <w:r>
+        <w:rPr>
+          <w:rFonts w:asciiTheme="minorHAnsi" w:hAnsiTheme="minorHAnsi" w:cstheme="minorHAnsi"/>
+        </w:rPr>
         <w:t xml:space="preserve"> правил эксплуатации, хранения или транспортировки Мебельной продукции (при самовывозе, а также при любой другой транспортировке), возникновения недостатков в</w:t>
       </w:r>
       <w:r>
+        <w:rPr>
+          <w:rFonts w:asciiTheme="minorHAnsi" w:hAnsiTheme="minorHAnsi" w:cstheme="minorHAnsi"/>
+        </w:rPr>
         <w:t xml:space="preserve"> </w:t>
       </w:r>
       <w:r>
+        <w:rPr>
+          <w:rFonts w:asciiTheme="minorHAnsi" w:hAnsiTheme="minorHAnsi" w:cstheme="minorHAnsi"/>
+        </w:rPr>
         <w:t>следстви</w:t>
       </w:r>
       <w:r>
+        <w:rPr>
+          <w:rFonts w:asciiTheme="minorHAnsi" w:hAnsiTheme="minorHAnsi" w:cstheme="minorHAnsi"/>
+        </w:rPr>
         <w:t>и</w:t>
       </w:r>
       <w:r>
+        <w:rPr>
+          <w:rFonts w:asciiTheme="minorHAnsi" w:hAnsiTheme="minorHAnsi" w:cstheme="minorHAnsi"/>
+        </w:rPr>
         <w:t xml:space="preserve"> действий третьих лиц или непреодолимой силы.</w:t>
       </w:r>
     </w:p>
@@ -1543,29 +2503,56 @@
           <w:numId w:val="4"/>
         </w:numPr>
         <w:ind w:leftChars="0" w:firstLineChars="0"/>
-      </w:pPr>
-      <w:r>
+        <w:rPr>
+          <w:rFonts w:asciiTheme="minorHAnsi" w:hAnsiTheme="minorHAnsi" w:cstheme="minorHAnsi"/>
+        </w:rPr>
+      </w:pPr>
+      <w:r>
+        <w:rPr>
+          <w:rFonts w:asciiTheme="minorHAnsi" w:hAnsiTheme="minorHAnsi" w:cstheme="minorHAnsi"/>
+        </w:rPr>
         <w:t>Заказчик</w:t>
       </w:r>
       <w:r>
+        <w:rPr>
+          <w:rFonts w:asciiTheme="minorHAnsi" w:hAnsiTheme="minorHAnsi" w:cstheme="minorHAnsi"/>
+        </w:rPr>
         <w:t>, подписывая данный договор, подтверждает факт ознакомления с правилами эксплуатации и хранения мебельной продукции в соответствии с правилами и условиями эффективного и безопасного использования корпусной мебели (ГОСТ Р 16371-93, ГОСТ Р 19917-93).</w:t>
       </w:r>
       <w:r>
+        <w:rPr>
+          <w:rFonts w:asciiTheme="minorHAnsi" w:hAnsiTheme="minorHAnsi" w:cstheme="minorHAnsi"/>
+        </w:rPr>
         <w:t xml:space="preserve"> Также, п</w:t>
       </w:r>
       <w:r>
+        <w:rPr>
+          <w:rFonts w:asciiTheme="minorHAnsi" w:hAnsiTheme="minorHAnsi" w:cstheme="minorHAnsi"/>
+        </w:rPr>
         <w:t xml:space="preserve">одписывая </w:t>
       </w:r>
       <w:r>
+        <w:rPr>
+          <w:rFonts w:asciiTheme="minorHAnsi" w:hAnsiTheme="minorHAnsi" w:cstheme="minorHAnsi"/>
+        </w:rPr>
         <w:t>Договор, Заказчик</w:t>
       </w:r>
       <w:r>
+        <w:rPr>
+          <w:rFonts w:asciiTheme="minorHAnsi" w:hAnsiTheme="minorHAnsi" w:cstheme="minorHAnsi"/>
+        </w:rPr>
         <w:t xml:space="preserve"> подтверждает свое ознакомление и подтверждает свое согласие </w:t>
       </w:r>
       <w:r>
+        <w:rPr>
+          <w:rFonts w:asciiTheme="minorHAnsi" w:hAnsiTheme="minorHAnsi" w:cstheme="minorHAnsi"/>
+        </w:rPr>
         <w:t>со спецификацией</w:t>
       </w:r>
       <w:r>
+        <w:rPr>
+          <w:rFonts w:asciiTheme="minorHAnsi" w:hAnsiTheme="minorHAnsi" w:cstheme="minorHAnsi"/>
+        </w:rPr>
         <w:t xml:space="preserve"> Мебельной продукции, его цвета, размера, материала изготовления и других технических параметров.</w:t>
       </w:r>
     </w:p>
@@ -1577,8 +2564,14 @@
           <w:numId w:val="4"/>
         </w:numPr>
         <w:ind w:leftChars="0" w:firstLineChars="0"/>
-      </w:pPr>
-      <w:r>
+        <w:rPr>
+          <w:rFonts w:asciiTheme="minorHAnsi" w:hAnsiTheme="minorHAnsi" w:cstheme="minorHAnsi"/>
+        </w:rPr>
+      </w:pPr>
+      <w:r>
+        <w:rPr>
+          <w:rFonts w:asciiTheme="minorHAnsi" w:hAnsiTheme="minorHAnsi" w:cstheme="minorHAnsi"/>
+        </w:rPr>
         <w:t>Гарантийный срок действует на весь Товар. Гарантия не распространяется на естественный износ составных частей или деталей Мебельной продукции, или дефекты, возникшие в результате неправильной эксплуатации Мебельной продукции или использования Мебельной продукции не по назначению.</w:t>
       </w:r>
     </w:p>
@@ -1590,23 +2583,44 @@
           <w:numId w:val="4"/>
         </w:numPr>
         <w:ind w:leftChars="0" w:firstLineChars="0"/>
-      </w:pPr>
-      <w:r>
+        <w:rPr>
+          <w:rFonts w:asciiTheme="minorHAnsi" w:hAnsiTheme="minorHAnsi" w:cstheme="minorHAnsi"/>
+        </w:rPr>
+      </w:pPr>
+      <w:r>
+        <w:rPr>
+          <w:rFonts w:asciiTheme="minorHAnsi" w:hAnsiTheme="minorHAnsi" w:cstheme="minorHAnsi"/>
+        </w:rPr>
         <w:t xml:space="preserve">Заказчик </w:t>
       </w:r>
       <w:r>
+        <w:rPr>
+          <w:rFonts w:asciiTheme="minorHAnsi" w:hAnsiTheme="minorHAnsi" w:cstheme="minorHAnsi"/>
+        </w:rPr>
         <w:t xml:space="preserve">уведомлён и ознакомлен с информацией о том, что в реальности цветовая гамма обивочных изделий, столярных материалов, размерность, пропорции, визуальное ощущение могут отличаться от предоставленных фотографий/картинок </w:t>
       </w:r>
       <w:r>
+        <w:rPr>
+          <w:rFonts w:asciiTheme="minorHAnsi" w:hAnsiTheme="minorHAnsi" w:cstheme="minorHAnsi"/>
+        </w:rPr>
         <w:t xml:space="preserve">Заказчиком. </w:t>
       </w:r>
       <w:r>
+        <w:rPr>
+          <w:rFonts w:asciiTheme="minorHAnsi" w:hAnsiTheme="minorHAnsi" w:cstheme="minorHAnsi"/>
+        </w:rPr>
         <w:t>Цвет согласованных образцов и фактический цвет Мебельной продукции может иметь незначительные расхождения, в таком случае Стороны признают, что такие расхождения не будут являться недостатком Товара. Стороны определили, что незначительностью расхождения в цвете будет определяться расхождение цвета в согласованном образце и в готовой Мебельной продукции, если расхождение в тонировке на различных комплектующих находится в пределах одного цветового тона.</w:t>
       </w:r>
       <w:r>
+        <w:rPr>
+          <w:rFonts w:asciiTheme="minorHAnsi" w:hAnsiTheme="minorHAnsi" w:cstheme="minorHAnsi"/>
+        </w:rPr>
         <w:t xml:space="preserve"> В</w:t>
       </w:r>
       <w:r>
+        <w:rPr>
+          <w:rFonts w:asciiTheme="minorHAnsi" w:hAnsiTheme="minorHAnsi" w:cstheme="minorHAnsi"/>
+        </w:rPr>
         <w:t xml:space="preserve">ыявленное отличие не является основанием для замены Товара или для расторжения Договора. </w:t>
       </w:r>
     </w:p>
@@ -1618,16 +2632,28 @@
           <w:numId w:val="4"/>
         </w:numPr>
         <w:ind w:leftChars="0" w:firstLineChars="0"/>
-      </w:pPr>
-      <w:r>
+        <w:rPr>
+          <w:rFonts w:asciiTheme="minorHAnsi" w:hAnsiTheme="minorHAnsi" w:cstheme="minorHAnsi"/>
+        </w:rPr>
+      </w:pPr>
+      <w:r>
+        <w:rPr>
+          <w:rFonts w:asciiTheme="minorHAnsi" w:hAnsiTheme="minorHAnsi" w:cstheme="minorHAnsi"/>
+        </w:rPr>
         <w:t xml:space="preserve">Заказчик уведомлен о том, что в соответствии с пунктом 4 статьи 26.1. Закона РФ № 2300-1 «О Защите прав потребителей», он не вправе отказаться от Товара надлежащего качества, имеющего индивидуально-определенные свойства. Также </w:t>
       </w:r>
       <w:proofErr w:type="gramStart"/>
       <w:r>
+        <w:rPr>
+          <w:rFonts w:asciiTheme="minorHAnsi" w:hAnsiTheme="minorHAnsi" w:cstheme="minorHAnsi"/>
+        </w:rPr>
         <w:t>Заказчик  уведомлен</w:t>
       </w:r>
       <w:proofErr w:type="gramEnd"/>
       <w:r>
+        <w:rPr>
+          <w:rFonts w:asciiTheme="minorHAnsi" w:hAnsiTheme="minorHAnsi" w:cstheme="minorHAnsi"/>
+        </w:rPr>
         <w:t xml:space="preserve"> о том, что в соответствии с Постановлением Правительства от 19.01.1998 г. № 55 качественный и комплектный Товар обмену и возврату не подлежит.</w:t>
       </w:r>
     </w:p>
@@ -1639,16 +2665,28 @@
           <w:numId w:val="4"/>
         </w:numPr>
         <w:ind w:leftChars="0" w:firstLineChars="0"/>
-      </w:pPr>
-      <w:r>
+        <w:rPr>
+          <w:rFonts w:asciiTheme="minorHAnsi" w:hAnsiTheme="minorHAnsi" w:cstheme="minorHAnsi"/>
+        </w:rPr>
+      </w:pPr>
+      <w:r>
+        <w:rPr>
+          <w:rFonts w:asciiTheme="minorHAnsi" w:hAnsiTheme="minorHAnsi" w:cstheme="minorHAnsi"/>
+        </w:rPr>
         <w:t xml:space="preserve">Качество поставляемого Товара должно соответствовать условиям Договора. При этом </w:t>
       </w:r>
       <w:proofErr w:type="gramStart"/>
       <w:r>
+        <w:rPr>
+          <w:rFonts w:asciiTheme="minorHAnsi" w:hAnsiTheme="minorHAnsi" w:cstheme="minorHAnsi"/>
+        </w:rPr>
         <w:t>Заказчик  уведомлен</w:t>
       </w:r>
       <w:proofErr w:type="gramEnd"/>
       <w:r>
+        <w:rPr>
+          <w:rFonts w:asciiTheme="minorHAnsi" w:hAnsiTheme="minorHAnsi" w:cstheme="minorHAnsi"/>
+        </w:rPr>
         <w:t xml:space="preserve"> о том, что недостатками Товара не являются:</w:t>
       </w:r>
     </w:p>
@@ -1656,16 +2694,28 @@
       <w:pPr>
         <w:pStyle w:val="a3"/>
         <w:ind w:leftChars="0" w:left="358" w:firstLineChars="0" w:firstLine="0"/>
-      </w:pPr>
-      <w:r>
+        <w:rPr>
+          <w:rFonts w:asciiTheme="minorHAnsi" w:hAnsiTheme="minorHAnsi" w:cstheme="minorHAnsi"/>
+        </w:rPr>
+      </w:pPr>
+      <w:r>
+        <w:rPr>
+          <w:rFonts w:asciiTheme="minorHAnsi" w:hAnsiTheme="minorHAnsi" w:cstheme="minorHAnsi"/>
+        </w:rPr>
         <w:t xml:space="preserve">-  незначительная </w:t>
       </w:r>
       <w:proofErr w:type="spellStart"/>
       <w:r>
+        <w:rPr>
+          <w:rFonts w:asciiTheme="minorHAnsi" w:hAnsiTheme="minorHAnsi" w:cstheme="minorHAnsi"/>
+        </w:rPr>
         <w:t>разнооттеночность</w:t>
       </w:r>
       <w:proofErr w:type="spellEnd"/>
       <w:r>
+        <w:rPr>
+          <w:rFonts w:asciiTheme="minorHAnsi" w:hAnsiTheme="minorHAnsi" w:cstheme="minorHAnsi"/>
+        </w:rPr>
         <w:t xml:space="preserve"> цвета и фактуры покрытия металлических элементов (деталей/каркасов) мебели;</w:t>
       </w:r>
     </w:p>
@@ -1673,16 +2723,28 @@
       <w:pPr>
         <w:pStyle w:val="a3"/>
         <w:ind w:leftChars="0" w:left="358" w:firstLineChars="0" w:firstLine="0"/>
-      </w:pPr>
-      <w:r>
+        <w:rPr>
+          <w:rFonts w:asciiTheme="minorHAnsi" w:hAnsiTheme="minorHAnsi" w:cstheme="minorHAnsi"/>
+        </w:rPr>
+      </w:pPr>
+      <w:r>
+        <w:rPr>
+          <w:rFonts w:asciiTheme="minorHAnsi" w:hAnsiTheme="minorHAnsi" w:cstheme="minorHAnsi"/>
+        </w:rPr>
         <w:t xml:space="preserve">-  незначительная </w:t>
       </w:r>
       <w:proofErr w:type="spellStart"/>
       <w:r>
+        <w:rPr>
+          <w:rFonts w:asciiTheme="minorHAnsi" w:hAnsiTheme="minorHAnsi" w:cstheme="minorHAnsi"/>
+        </w:rPr>
         <w:t>разнооттеночность</w:t>
       </w:r>
       <w:proofErr w:type="spellEnd"/>
       <w:r>
+        <w:rPr>
+          <w:rFonts w:asciiTheme="minorHAnsi" w:hAnsiTheme="minorHAnsi" w:cstheme="minorHAnsi"/>
+        </w:rPr>
         <w:t xml:space="preserve"> цвета и фактуры кромочных ПВХ материалов;</w:t>
       </w:r>
     </w:p>
@@ -1690,16 +2752,28 @@
       <w:pPr>
         <w:pStyle w:val="a3"/>
         <w:ind w:leftChars="0" w:left="358" w:firstLineChars="0" w:firstLine="0"/>
-      </w:pPr>
-      <w:r>
+        <w:rPr>
+          <w:rFonts w:asciiTheme="minorHAnsi" w:hAnsiTheme="minorHAnsi" w:cstheme="minorHAnsi"/>
+        </w:rPr>
+      </w:pPr>
+      <w:r>
+        <w:rPr>
+          <w:rFonts w:asciiTheme="minorHAnsi" w:hAnsiTheme="minorHAnsi" w:cstheme="minorHAnsi"/>
+        </w:rPr>
         <w:t xml:space="preserve">-  незначительная </w:t>
       </w:r>
       <w:proofErr w:type="spellStart"/>
       <w:r>
+        <w:rPr>
+          <w:rFonts w:asciiTheme="minorHAnsi" w:hAnsiTheme="minorHAnsi" w:cstheme="minorHAnsi"/>
+        </w:rPr>
         <w:t>разнооттеночность</w:t>
       </w:r>
       <w:proofErr w:type="spellEnd"/>
       <w:r>
+        <w:rPr>
+          <w:rFonts w:asciiTheme="minorHAnsi" w:hAnsiTheme="minorHAnsi" w:cstheme="minorHAnsi"/>
+        </w:rPr>
         <w:t xml:space="preserve"> цвета и фактуры ламинирующих материалов;</w:t>
       </w:r>
     </w:p>
@@ -1707,16 +2781,28 @@
       <w:pPr>
         <w:pStyle w:val="a3"/>
         <w:ind w:leftChars="0" w:left="358" w:firstLineChars="0" w:firstLine="0"/>
-      </w:pPr>
-      <w:r>
+        <w:rPr>
+          <w:rFonts w:asciiTheme="minorHAnsi" w:hAnsiTheme="minorHAnsi" w:cstheme="minorHAnsi"/>
+        </w:rPr>
+      </w:pPr>
+      <w:r>
+        <w:rPr>
+          <w:rFonts w:asciiTheme="minorHAnsi" w:hAnsiTheme="minorHAnsi" w:cstheme="minorHAnsi"/>
+        </w:rPr>
         <w:t xml:space="preserve">-  незначительная </w:t>
       </w:r>
       <w:proofErr w:type="spellStart"/>
       <w:r>
+        <w:rPr>
+          <w:rFonts w:asciiTheme="minorHAnsi" w:hAnsiTheme="minorHAnsi" w:cstheme="minorHAnsi"/>
+        </w:rPr>
         <w:t>разнооттеночность</w:t>
       </w:r>
       <w:proofErr w:type="spellEnd"/>
       <w:r>
+        <w:rPr>
+          <w:rFonts w:asciiTheme="minorHAnsi" w:hAnsiTheme="minorHAnsi" w:cstheme="minorHAnsi"/>
+        </w:rPr>
         <w:t xml:space="preserve"> обивочных материалов и кож;</w:t>
       </w:r>
     </w:p>
@@ -1724,8 +2810,14 @@
       <w:pPr>
         <w:pStyle w:val="a3"/>
         <w:ind w:leftChars="0" w:left="358" w:firstLineChars="0" w:firstLine="0"/>
-      </w:pPr>
-      <w:r>
+        <w:rPr>
+          <w:rFonts w:asciiTheme="minorHAnsi" w:hAnsiTheme="minorHAnsi" w:cstheme="minorHAnsi"/>
+        </w:rPr>
+      </w:pPr>
+      <w:r>
+        <w:rPr>
+          <w:rFonts w:asciiTheme="minorHAnsi" w:hAnsiTheme="minorHAnsi" w:cstheme="minorHAnsi"/>
+        </w:rPr>
         <w:t>-  появление скрипа подвижных деталей в процессе эксплуатации механизмов.</w:t>
       </w:r>
     </w:p>
@@ -1737,8 +2829,14 @@
           <w:numId w:val="4"/>
         </w:numPr>
         <w:ind w:leftChars="0" w:firstLineChars="0"/>
-      </w:pPr>
-      <w:r>
+        <w:rPr>
+          <w:rFonts w:asciiTheme="minorHAnsi" w:hAnsiTheme="minorHAnsi" w:cstheme="minorHAnsi"/>
+        </w:rPr>
+      </w:pPr>
+      <w:r>
+        <w:rPr>
+          <w:rFonts w:asciiTheme="minorHAnsi" w:hAnsiTheme="minorHAnsi" w:cstheme="minorHAnsi"/>
+        </w:rPr>
         <w:t>Стороны договорились, что не являются дефектами следующие недостатки:</w:t>
       </w:r>
     </w:p>
@@ -1746,8 +2844,14 @@
       <w:pPr>
         <w:pStyle w:val="a3"/>
         <w:ind w:leftChars="0" w:left="358" w:firstLineChars="0" w:firstLine="0"/>
-      </w:pPr>
-      <w:r>
+        <w:rPr>
+          <w:rFonts w:asciiTheme="minorHAnsi" w:hAnsiTheme="minorHAnsi" w:cstheme="minorHAnsi"/>
+        </w:rPr>
+      </w:pPr>
+      <w:r>
+        <w:rPr>
+          <w:rFonts w:asciiTheme="minorHAnsi" w:hAnsiTheme="minorHAnsi" w:cstheme="minorHAnsi"/>
+        </w:rPr>
         <w:t>- предельные отклонения от габаритных размеров корпусной мебели ±5 мм;</w:t>
       </w:r>
     </w:p>
@@ -1755,8 +2859,14 @@
       <w:pPr>
         <w:pStyle w:val="a3"/>
         <w:ind w:leftChars="0" w:left="358" w:firstLineChars="0" w:firstLine="0"/>
-      </w:pPr>
-      <w:r>
+        <w:rPr>
+          <w:rFonts w:asciiTheme="minorHAnsi" w:hAnsiTheme="minorHAnsi" w:cstheme="minorHAnsi"/>
+        </w:rPr>
+      </w:pPr>
+      <w:r>
+        <w:rPr>
+          <w:rFonts w:asciiTheme="minorHAnsi" w:hAnsiTheme="minorHAnsi" w:cstheme="minorHAnsi"/>
+        </w:rPr>
         <w:t>- складки на облицовочном материале, обусловленные художественным решением изделия;</w:t>
       </w:r>
     </w:p>
@@ -1764,8 +2874,14 @@
       <w:pPr>
         <w:pStyle w:val="a3"/>
         <w:ind w:leftChars="0" w:left="358" w:firstLineChars="0" w:firstLine="0"/>
-      </w:pPr>
-      <w:r>
+        <w:rPr>
+          <w:rFonts w:asciiTheme="minorHAnsi" w:hAnsiTheme="minorHAnsi" w:cstheme="minorHAnsi"/>
+        </w:rPr>
+      </w:pPr>
+      <w:r>
+        <w:rPr>
+          <w:rFonts w:asciiTheme="minorHAnsi" w:hAnsiTheme="minorHAnsi" w:cstheme="minorHAnsi"/>
+        </w:rPr>
         <w:t>- предусмотренные зазоры между трансформируемыми частями изделия для удобства эксплуатации;</w:t>
       </w:r>
     </w:p>
@@ -1773,8 +2889,14 @@
       <w:pPr>
         <w:pStyle w:val="a3"/>
         <w:ind w:leftChars="0" w:left="358" w:firstLineChars="0" w:firstLine="0"/>
-      </w:pPr>
-      <w:r>
+        <w:rPr>
+          <w:rFonts w:asciiTheme="minorHAnsi" w:hAnsiTheme="minorHAnsi" w:cstheme="minorHAnsi"/>
+        </w:rPr>
+      </w:pPr>
+      <w:r>
+        <w:rPr>
+          <w:rFonts w:asciiTheme="minorHAnsi" w:hAnsiTheme="minorHAnsi" w:cstheme="minorHAnsi"/>
+        </w:rPr>
         <w:t>- незначительное расхождение облицовочного материала с образцом по тону;</w:t>
       </w:r>
     </w:p>
@@ -1782,8 +2904,14 @@
       <w:pPr>
         <w:pStyle w:val="a3"/>
         <w:ind w:leftChars="0" w:left="358" w:firstLineChars="0" w:firstLine="0"/>
-      </w:pPr>
-      <w:r>
+        <w:rPr>
+          <w:rFonts w:asciiTheme="minorHAnsi" w:hAnsiTheme="minorHAnsi" w:cstheme="minorHAnsi"/>
+        </w:rPr>
+      </w:pPr>
+      <w:r>
+        <w:rPr>
+          <w:rFonts w:asciiTheme="minorHAnsi" w:hAnsiTheme="minorHAnsi" w:cstheme="minorHAnsi"/>
+        </w:rPr>
         <w:t>- естественный запах облицовочных материалов.</w:t>
       </w:r>
     </w:p>
@@ -1791,8 +2919,15 @@
       <w:pPr>
         <w:pStyle w:val="a3"/>
         <w:ind w:leftChars="0" w:left="0" w:firstLineChars="0" w:firstLine="0"/>
-      </w:pPr>
-      <w:r>
+        <w:rPr>
+          <w:rFonts w:asciiTheme="minorHAnsi" w:hAnsiTheme="minorHAnsi" w:cstheme="minorHAnsi"/>
+        </w:rPr>
+      </w:pPr>
+      <w:r>
+        <w:rPr>
+          <w:rFonts w:asciiTheme="minorHAnsi" w:hAnsiTheme="minorHAnsi" w:cstheme="minorHAnsi"/>
+        </w:rPr>
+        <w:lastRenderedPageBreak/>
         <w:t>3.10. Гарантия не распространяется:</w:t>
       </w:r>
     </w:p>
@@ -1800,8 +2935,14 @@
       <w:pPr>
         <w:pStyle w:val="a3"/>
         <w:ind w:leftChars="0" w:left="358" w:firstLineChars="0" w:firstLine="0"/>
-      </w:pPr>
-      <w:r>
+        <w:rPr>
+          <w:rFonts w:asciiTheme="minorHAnsi" w:hAnsiTheme="minorHAnsi" w:cstheme="minorHAnsi"/>
+        </w:rPr>
+      </w:pPr>
+      <w:r>
+        <w:rPr>
+          <w:rFonts w:asciiTheme="minorHAnsi" w:hAnsiTheme="minorHAnsi" w:cstheme="minorHAnsi"/>
+        </w:rPr>
         <w:t>- при нарушении правил эксплуатации мебели;</w:t>
       </w:r>
     </w:p>
@@ -1809,8 +2950,14 @@
       <w:pPr>
         <w:pStyle w:val="a3"/>
         <w:ind w:leftChars="0" w:left="358" w:firstLineChars="0" w:firstLine="0"/>
-      </w:pPr>
-      <w:r>
+        <w:rPr>
+          <w:rFonts w:asciiTheme="minorHAnsi" w:hAnsiTheme="minorHAnsi" w:cstheme="minorHAnsi"/>
+        </w:rPr>
+      </w:pPr>
+      <w:r>
+        <w:rPr>
+          <w:rFonts w:asciiTheme="minorHAnsi" w:hAnsiTheme="minorHAnsi" w:cstheme="minorHAnsi"/>
+        </w:rPr>
         <w:t>- на изделия, используемые не по целевому назначению;</w:t>
       </w:r>
     </w:p>
@@ -1818,8 +2965,14 @@
       <w:pPr>
         <w:pStyle w:val="a3"/>
         <w:ind w:leftChars="0" w:left="358" w:firstLineChars="0" w:firstLine="0"/>
-      </w:pPr>
-      <w:r>
+        <w:rPr>
+          <w:rFonts w:asciiTheme="minorHAnsi" w:hAnsiTheme="minorHAnsi" w:cstheme="minorHAnsi"/>
+        </w:rPr>
+      </w:pPr>
+      <w:r>
+        <w:rPr>
+          <w:rFonts w:asciiTheme="minorHAnsi" w:hAnsiTheme="minorHAnsi" w:cstheme="minorHAnsi"/>
+        </w:rPr>
         <w:t>- на комплектующие и изделия Товара, которые подвергнуты конструктивным изменениям;</w:t>
       </w:r>
     </w:p>
@@ -1827,8 +2980,14 @@
       <w:pPr>
         <w:pStyle w:val="a3"/>
         <w:ind w:leftChars="0" w:left="358" w:firstLineChars="0" w:firstLine="0"/>
-      </w:pPr>
-      <w:r>
+        <w:rPr>
+          <w:rFonts w:asciiTheme="minorHAnsi" w:hAnsiTheme="minorHAnsi" w:cstheme="minorHAnsi"/>
+        </w:rPr>
+      </w:pPr>
+      <w:r>
+        <w:rPr>
+          <w:rFonts w:asciiTheme="minorHAnsi" w:hAnsiTheme="minorHAnsi" w:cstheme="minorHAnsi"/>
+        </w:rPr>
         <w:t>- на элементы освещения (лампы, светодиоды, выключатели, электронные трансформаторы и прочее);</w:t>
       </w:r>
     </w:p>
@@ -1836,8 +2995,14 @@
       <w:pPr>
         <w:pStyle w:val="a3"/>
         <w:ind w:leftChars="0" w:left="358" w:firstLineChars="0" w:firstLine="0"/>
-      </w:pPr>
-      <w:r>
+        <w:rPr>
+          <w:rFonts w:asciiTheme="minorHAnsi" w:hAnsiTheme="minorHAnsi" w:cstheme="minorHAnsi"/>
+        </w:rPr>
+      </w:pPr>
+      <w:r>
+        <w:rPr>
+          <w:rFonts w:asciiTheme="minorHAnsi" w:hAnsiTheme="minorHAnsi" w:cstheme="minorHAnsi"/>
+        </w:rPr>
         <w:t>- на повреждения, возникшие в результате неправильной сборки и установки силами Заказчика;</w:t>
       </w:r>
     </w:p>
@@ -1845,8 +3010,14 @@
       <w:pPr>
         <w:pStyle w:val="a3"/>
         <w:ind w:leftChars="0" w:left="358" w:firstLineChars="0" w:firstLine="0"/>
-      </w:pPr>
-      <w:r>
+        <w:rPr>
+          <w:rFonts w:asciiTheme="minorHAnsi" w:hAnsiTheme="minorHAnsi" w:cstheme="minorHAnsi"/>
+        </w:rPr>
+      </w:pPr>
+      <w:r>
+        <w:rPr>
+          <w:rFonts w:asciiTheme="minorHAnsi" w:hAnsiTheme="minorHAnsi" w:cstheme="minorHAnsi"/>
+        </w:rPr>
         <w:t>- на повреждения, вызванные попаданием внутрь изделия животных, насекомых и т.д.;</w:t>
       </w:r>
     </w:p>
@@ -1854,8 +3025,14 @@
       <w:pPr>
         <w:pStyle w:val="a3"/>
         <w:ind w:leftChars="0" w:left="358" w:firstLineChars="0" w:firstLine="0"/>
-      </w:pPr>
-      <w:r>
+        <w:rPr>
+          <w:rFonts w:asciiTheme="minorHAnsi" w:hAnsiTheme="minorHAnsi" w:cstheme="minorHAnsi"/>
+        </w:rPr>
+      </w:pPr>
+      <w:r>
+        <w:rPr>
+          <w:rFonts w:asciiTheme="minorHAnsi" w:hAnsiTheme="minorHAnsi" w:cstheme="minorHAnsi"/>
+        </w:rPr>
         <w:t>- на повреждения, вызванные попаданием на изделие влаги, жидкостей, в результате нарушения правил эксплуатации Товара;</w:t>
       </w:r>
     </w:p>
@@ -1863,8 +3040,14 @@
       <w:pPr>
         <w:pStyle w:val="a3"/>
         <w:ind w:leftChars="0" w:left="358" w:firstLineChars="0" w:firstLine="0"/>
-      </w:pPr>
-      <w:r>
+        <w:rPr>
+          <w:rFonts w:asciiTheme="minorHAnsi" w:hAnsiTheme="minorHAnsi" w:cstheme="minorHAnsi"/>
+        </w:rPr>
+      </w:pPr>
+      <w:r>
+        <w:rPr>
+          <w:rFonts w:asciiTheme="minorHAnsi" w:hAnsiTheme="minorHAnsi" w:cstheme="minorHAnsi"/>
+        </w:rPr>
         <w:t>- на повреждения, вызванные чрезмерным термическим, химическим воздействием;</w:t>
       </w:r>
     </w:p>
@@ -1872,8 +3055,14 @@
       <w:pPr>
         <w:pStyle w:val="a3"/>
         <w:ind w:leftChars="0" w:left="358" w:firstLineChars="0" w:firstLine="0"/>
-      </w:pPr>
-      <w:r>
+        <w:rPr>
+          <w:rFonts w:asciiTheme="minorHAnsi" w:hAnsiTheme="minorHAnsi" w:cstheme="minorHAnsi"/>
+        </w:rPr>
+      </w:pPr>
+      <w:r>
+        <w:rPr>
+          <w:rFonts w:asciiTheme="minorHAnsi" w:hAnsiTheme="minorHAnsi" w:cstheme="minorHAnsi"/>
+        </w:rPr>
         <w:t>- на механические повреждения, в результате нарушения правил эксплуатации Товара;</w:t>
       </w:r>
     </w:p>
@@ -1881,8 +3070,14 @@
       <w:pPr>
         <w:pStyle w:val="a3"/>
         <w:ind w:leftChars="0" w:left="358" w:firstLineChars="0" w:firstLine="0"/>
-      </w:pPr>
-      <w:r>
+        <w:rPr>
+          <w:rFonts w:asciiTheme="minorHAnsi" w:hAnsiTheme="minorHAnsi" w:cstheme="minorHAnsi"/>
+        </w:rPr>
+      </w:pPr>
+      <w:r>
+        <w:rPr>
+          <w:rFonts w:asciiTheme="minorHAnsi" w:hAnsiTheme="minorHAnsi" w:cstheme="minorHAnsi"/>
+        </w:rPr>
         <w:t>- на повреждения, вызванные превышением допустимых нагрузок;</w:t>
       </w:r>
     </w:p>
@@ -1890,8 +3085,14 @@
       <w:pPr>
         <w:pStyle w:val="a3"/>
         <w:ind w:leftChars="0" w:left="358" w:firstLineChars="0" w:firstLine="0"/>
-      </w:pPr>
-      <w:r>
+        <w:rPr>
+          <w:rFonts w:asciiTheme="minorHAnsi" w:hAnsiTheme="minorHAnsi" w:cstheme="minorHAnsi"/>
+        </w:rPr>
+      </w:pPr>
+      <w:r>
+        <w:rPr>
+          <w:rFonts w:asciiTheme="minorHAnsi" w:hAnsiTheme="minorHAnsi" w:cstheme="minorHAnsi"/>
+        </w:rPr>
         <w:t>- на дефекты, повреждения, вызванные нарушением правил эксплуатации Товара, в результате умышленных или ошибочных действий потребителя (на эксплуатационные дефекты);</w:t>
       </w:r>
     </w:p>
@@ -1899,20 +3100,38 @@
       <w:pPr>
         <w:pStyle w:val="a3"/>
         <w:ind w:leftChars="0" w:left="358" w:firstLineChars="0" w:firstLine="0"/>
-      </w:pPr>
-      <w:r>
+        <w:rPr>
+          <w:rFonts w:asciiTheme="minorHAnsi" w:hAnsiTheme="minorHAnsi" w:cstheme="minorHAnsi"/>
+        </w:rPr>
+      </w:pPr>
+      <w:r>
+        <w:rPr>
+          <w:rFonts w:asciiTheme="minorHAnsi" w:hAnsiTheme="minorHAnsi" w:cstheme="minorHAnsi"/>
+        </w:rPr>
         <w:t>- на повреждения, возникшие в</w:t>
       </w:r>
       <w:r>
+        <w:rPr>
+          <w:rFonts w:asciiTheme="minorHAnsi" w:hAnsiTheme="minorHAnsi" w:cstheme="minorHAnsi"/>
+        </w:rPr>
         <w:t xml:space="preserve"> </w:t>
       </w:r>
       <w:r>
+        <w:rPr>
+          <w:rFonts w:asciiTheme="minorHAnsi" w:hAnsiTheme="minorHAnsi" w:cstheme="minorHAnsi"/>
+        </w:rPr>
         <w:t>следстви</w:t>
       </w:r>
       <w:r>
+        <w:rPr>
+          <w:rFonts w:asciiTheme="minorHAnsi" w:hAnsiTheme="minorHAnsi" w:cstheme="minorHAnsi"/>
+        </w:rPr>
         <w:t>и</w:t>
       </w:r>
       <w:r>
+        <w:rPr>
+          <w:rFonts w:asciiTheme="minorHAnsi" w:hAnsiTheme="minorHAnsi" w:cstheme="minorHAnsi"/>
+        </w:rPr>
         <w:t xml:space="preserve"> обстоятельств непреодолимой силы;</w:t>
       </w:r>
     </w:p>
@@ -1920,9 +3139,14 @@
       <w:pPr>
         <w:pStyle w:val="a3"/>
         <w:ind w:leftChars="0" w:left="358" w:firstLineChars="0" w:firstLine="0"/>
-      </w:pPr>
-      <w:r>
-        <w:lastRenderedPageBreak/>
+        <w:rPr>
+          <w:rFonts w:asciiTheme="minorHAnsi" w:hAnsiTheme="minorHAnsi" w:cstheme="minorHAnsi"/>
+        </w:rPr>
+      </w:pPr>
+      <w:r>
+        <w:rPr>
+          <w:rFonts w:asciiTheme="minorHAnsi" w:hAnsiTheme="minorHAnsi" w:cstheme="minorHAnsi"/>
+        </w:rPr>
         <w:t>- на субъективное восприятие цвета, запаха и возможные аллергические реакции;</w:t>
       </w:r>
     </w:p>
@@ -1930,8 +3154,14 @@
       <w:pPr>
         <w:pStyle w:val="a3"/>
         <w:ind w:leftChars="0" w:left="358" w:firstLineChars="0" w:firstLine="0"/>
-      </w:pPr>
-      <w:r>
+        <w:rPr>
+          <w:rFonts w:asciiTheme="minorHAnsi" w:hAnsiTheme="minorHAnsi" w:cstheme="minorHAnsi"/>
+        </w:rPr>
+      </w:pPr>
+      <w:r>
+        <w:rPr>
+          <w:rFonts w:asciiTheme="minorHAnsi" w:hAnsiTheme="minorHAnsi" w:cstheme="minorHAnsi"/>
+        </w:rPr>
         <w:t>- на санитарное состояние изделия после передачи изделия Заказчику;</w:t>
       </w:r>
     </w:p>
@@ -1939,8 +3169,14 @@
       <w:pPr>
         <w:pStyle w:val="a3"/>
         <w:ind w:leftChars="0" w:left="358" w:firstLineChars="0" w:firstLine="0"/>
-      </w:pPr>
-      <w:r>
+        <w:rPr>
+          <w:rFonts w:asciiTheme="minorHAnsi" w:hAnsiTheme="minorHAnsi" w:cstheme="minorHAnsi"/>
+        </w:rPr>
+      </w:pPr>
+      <w:r>
+        <w:rPr>
+          <w:rFonts w:asciiTheme="minorHAnsi" w:hAnsiTheme="minorHAnsi" w:cstheme="minorHAnsi"/>
+        </w:rPr>
         <w:t>- на несоответствие изделия личным представлениям покупателя о комфорте, красоте, функциональности и т.д.;</w:t>
       </w:r>
     </w:p>
@@ -1948,20 +3184,38 @@
       <w:pPr>
         <w:pStyle w:val="a3"/>
         <w:ind w:leftChars="0" w:left="358" w:firstLineChars="0" w:firstLine="0"/>
-      </w:pPr>
-      <w:r>
+        <w:rPr>
+          <w:rFonts w:asciiTheme="minorHAnsi" w:hAnsiTheme="minorHAnsi" w:cstheme="minorHAnsi"/>
+        </w:rPr>
+      </w:pPr>
+      <w:r>
+        <w:rPr>
+          <w:rFonts w:asciiTheme="minorHAnsi" w:hAnsiTheme="minorHAnsi" w:cstheme="minorHAnsi"/>
+        </w:rPr>
         <w:t xml:space="preserve">- в случае неоплаты </w:t>
       </w:r>
       <w:r>
+        <w:rPr>
+          <w:rFonts w:asciiTheme="minorHAnsi" w:hAnsiTheme="minorHAnsi" w:cstheme="minorHAnsi"/>
+        </w:rPr>
         <w:t>у</w:t>
       </w:r>
       <w:r>
+        <w:rPr>
+          <w:rFonts w:asciiTheme="minorHAnsi" w:hAnsiTheme="minorHAnsi" w:cstheme="minorHAnsi"/>
+        </w:rPr>
         <w:t>слуги по сборке мебельного изделия в</w:t>
       </w:r>
       <w:r>
+        <w:rPr>
+          <w:rFonts w:asciiTheme="minorHAnsi" w:hAnsiTheme="minorHAnsi" w:cstheme="minorHAnsi"/>
+        </w:rPr>
         <w:t xml:space="preserve"> </w:t>
       </w:r>
       <w:r>
+        <w:rPr>
+          <w:rFonts w:asciiTheme="minorHAnsi" w:hAnsiTheme="minorHAnsi" w:cstheme="minorHAnsi"/>
+        </w:rPr>
         <w:t>соответствии с условиями настоящего Договора;</w:t>
       </w:r>
     </w:p>
@@ -1969,8 +3223,14 @@
       <w:pPr>
         <w:pStyle w:val="a3"/>
         <w:ind w:leftChars="0" w:left="358" w:firstLineChars="0" w:firstLine="0"/>
-      </w:pPr>
-      <w:r>
+        <w:rPr>
+          <w:rFonts w:asciiTheme="minorHAnsi" w:hAnsiTheme="minorHAnsi" w:cstheme="minorHAnsi"/>
+        </w:rPr>
+      </w:pPr>
+      <w:r>
+        <w:rPr>
+          <w:rFonts w:asciiTheme="minorHAnsi" w:hAnsiTheme="minorHAnsi" w:cstheme="minorHAnsi"/>
+        </w:rPr>
         <w:t>- в случае осуществления самостоятельной сборки Товара (или с привлечением третьих лиц).</w:t>
       </w:r>
     </w:p>
@@ -1978,6 +3238,9 @@
       <w:pPr>
         <w:pStyle w:val="a3"/>
         <w:ind w:leftChars="0" w:left="0" w:firstLineChars="0" w:firstLine="0"/>
+        <w:rPr>
+          <w:rFonts w:asciiTheme="minorHAnsi" w:hAnsiTheme="minorHAnsi" w:cstheme="minorHAnsi"/>
+        </w:rPr>
       </w:pPr>
     </w:p>
     <w:p>
@@ -1990,17 +3253,20 @@
         <w:ind w:leftChars="0" w:firstLineChars="0"/>
         <w:jc w:val="center"/>
         <w:rPr>
+          <w:rFonts w:asciiTheme="minorHAnsi" w:hAnsiTheme="minorHAnsi" w:cstheme="minorHAnsi"/>
           <w:b/>
         </w:rPr>
       </w:pPr>
       <w:r>
         <w:rPr>
+          <w:rFonts w:asciiTheme="minorHAnsi" w:hAnsiTheme="minorHAnsi" w:cstheme="minorHAnsi"/>
           <w:b/>
         </w:rPr>
         <w:t>СРОК ПЕРЕДАЧИ ТОВАРА</w:t>
       </w:r>
       <w:r>
         <w:rPr>
+          <w:rFonts w:asciiTheme="minorHAnsi" w:hAnsiTheme="minorHAnsi" w:cstheme="minorHAnsi"/>
           <w:b/>
         </w:rPr>
         <w:t>.</w:t>
@@ -2010,6 +3276,9 @@
       <w:pPr>
         <w:pStyle w:val="a3"/>
         <w:ind w:leftChars="0" w:left="358" w:firstLineChars="0" w:firstLine="0"/>
+        <w:rPr>
+          <w:rFonts w:asciiTheme="minorHAnsi" w:hAnsiTheme="minorHAnsi" w:cstheme="minorHAnsi"/>
+        </w:rPr>
       </w:pPr>
     </w:p>
     <w:p>
@@ -2020,74 +3289,146 @@
           <w:numId w:val="4"/>
         </w:numPr>
         <w:ind w:leftChars="0" w:firstLineChars="0"/>
-      </w:pPr>
-      <w:r>
+        <w:rPr>
+          <w:rFonts w:asciiTheme="minorHAnsi" w:hAnsiTheme="minorHAnsi" w:cstheme="minorHAnsi"/>
+        </w:rPr>
+      </w:pPr>
+      <w:r>
+        <w:rPr>
+          <w:rFonts w:asciiTheme="minorHAnsi" w:hAnsiTheme="minorHAnsi" w:cstheme="minorHAnsi"/>
+        </w:rPr>
         <w:t xml:space="preserve">Подрядчик </w:t>
       </w:r>
       <w:r>
+        <w:rPr>
+          <w:rFonts w:asciiTheme="minorHAnsi" w:hAnsiTheme="minorHAnsi" w:cstheme="minorHAnsi"/>
+        </w:rPr>
         <w:t xml:space="preserve">обязуется передать </w:t>
       </w:r>
       <w:r>
+        <w:rPr>
+          <w:rFonts w:asciiTheme="minorHAnsi" w:hAnsiTheme="minorHAnsi" w:cstheme="minorHAnsi"/>
+        </w:rPr>
         <w:t>Заказчику Т</w:t>
       </w:r>
       <w:r>
+        <w:rPr>
+          <w:rFonts w:asciiTheme="minorHAnsi" w:hAnsiTheme="minorHAnsi" w:cstheme="minorHAnsi"/>
+        </w:rPr>
         <w:t xml:space="preserve">овар не позднее 35 (тридцати пяти) рабочих дней с момента утверждения всех необходимых приложений к </w:t>
       </w:r>
       <w:r>
+        <w:rPr>
+          <w:rFonts w:asciiTheme="minorHAnsi" w:hAnsiTheme="minorHAnsi" w:cstheme="minorHAnsi"/>
+        </w:rPr>
         <w:t>н</w:t>
       </w:r>
       <w:r>
+        <w:rPr>
+          <w:rFonts w:asciiTheme="minorHAnsi" w:hAnsiTheme="minorHAnsi" w:cstheme="minorHAnsi"/>
+        </w:rPr>
         <w:t xml:space="preserve">астоящему </w:t>
       </w:r>
       <w:r>
+        <w:rPr>
+          <w:rFonts w:asciiTheme="minorHAnsi" w:hAnsiTheme="minorHAnsi" w:cstheme="minorHAnsi"/>
+        </w:rPr>
         <w:t>Д</w:t>
       </w:r>
       <w:r>
+        <w:rPr>
+          <w:rFonts w:asciiTheme="minorHAnsi" w:hAnsiTheme="minorHAnsi" w:cstheme="minorHAnsi"/>
+        </w:rPr>
         <w:t>оговору (акта замеров/специ</w:t>
       </w:r>
       <w:r>
+        <w:rPr>
+          <w:rFonts w:asciiTheme="minorHAnsi" w:hAnsiTheme="minorHAnsi" w:cstheme="minorHAnsi"/>
+        </w:rPr>
         <w:t>фикации), при условии внесения Заказчиком</w:t>
       </w:r>
       <w:r>
+        <w:rPr>
+          <w:rFonts w:asciiTheme="minorHAnsi" w:hAnsiTheme="minorHAnsi" w:cstheme="minorHAnsi"/>
+        </w:rPr>
         <w:t xml:space="preserve"> оплаты за Товар в полном</w:t>
       </w:r>
       <w:r>
+        <w:rPr>
+          <w:rFonts w:asciiTheme="minorHAnsi" w:hAnsiTheme="minorHAnsi" w:cstheme="minorHAnsi"/>
+        </w:rPr>
         <w:t xml:space="preserve"> объеме, в соответствии с условиями н</w:t>
       </w:r>
       <w:r>
+        <w:rPr>
+          <w:rFonts w:asciiTheme="minorHAnsi" w:hAnsiTheme="minorHAnsi" w:cstheme="minorHAnsi"/>
+        </w:rPr>
         <w:t xml:space="preserve">астоящего </w:t>
       </w:r>
       <w:r>
+        <w:rPr>
+          <w:rFonts w:asciiTheme="minorHAnsi" w:hAnsiTheme="minorHAnsi" w:cstheme="minorHAnsi"/>
+        </w:rPr>
         <w:t>Д</w:t>
       </w:r>
       <w:r>
+        <w:rPr>
+          <w:rFonts w:asciiTheme="minorHAnsi" w:hAnsiTheme="minorHAnsi" w:cstheme="minorHAnsi"/>
+        </w:rPr>
         <w:t xml:space="preserve">оговора. В случае, если после уведомления о готовности Товара, </w:t>
       </w:r>
       <w:r>
+        <w:rPr>
+          <w:rFonts w:asciiTheme="minorHAnsi" w:hAnsiTheme="minorHAnsi" w:cstheme="minorHAnsi"/>
+        </w:rPr>
         <w:t>Заказчик</w:t>
       </w:r>
       <w:r>
+        <w:rPr>
+          <w:rFonts w:asciiTheme="minorHAnsi" w:hAnsiTheme="minorHAnsi" w:cstheme="minorHAnsi"/>
+        </w:rPr>
         <w:t xml:space="preserve"> не осуществляет</w:t>
       </w:r>
       <w:r>
+        <w:rPr>
+          <w:rFonts w:asciiTheme="minorHAnsi" w:hAnsiTheme="minorHAnsi" w:cstheme="minorHAnsi"/>
+        </w:rPr>
         <w:t xml:space="preserve"> полную оплату Товара</w:t>
       </w:r>
       <w:r>
+        <w:rPr>
+          <w:rFonts w:asciiTheme="minorHAnsi" w:hAnsiTheme="minorHAnsi" w:cstheme="minorHAnsi"/>
+        </w:rPr>
         <w:t xml:space="preserve">, срок передачи Товара </w:t>
       </w:r>
       <w:r>
+        <w:rPr>
+          <w:rFonts w:asciiTheme="minorHAnsi" w:hAnsiTheme="minorHAnsi" w:cstheme="minorHAnsi"/>
+        </w:rPr>
         <w:t xml:space="preserve">Заказчику Подрядчиком </w:t>
       </w:r>
       <w:r>
+        <w:rPr>
+          <w:rFonts w:asciiTheme="minorHAnsi" w:hAnsiTheme="minorHAnsi" w:cstheme="minorHAnsi"/>
+        </w:rPr>
         <w:t xml:space="preserve">приостанавливается до момента получения </w:t>
       </w:r>
       <w:r>
+        <w:rPr>
+          <w:rFonts w:asciiTheme="minorHAnsi" w:hAnsiTheme="minorHAnsi" w:cstheme="minorHAnsi"/>
+        </w:rPr>
         <w:t>Подрядчиком от Заказчика</w:t>
       </w:r>
       <w:r>
+        <w:rPr>
+          <w:rFonts w:asciiTheme="minorHAnsi" w:hAnsiTheme="minorHAnsi" w:cstheme="minorHAnsi"/>
+        </w:rPr>
         <w:t xml:space="preserve"> всей суммы за </w:t>
       </w:r>
       <w:r>
+        <w:rPr>
+          <w:rFonts w:asciiTheme="minorHAnsi" w:hAnsiTheme="minorHAnsi" w:cstheme="minorHAnsi"/>
+        </w:rPr>
         <w:t>Товар. При этом, Подрядчик не считается просрочившим обязательство по поставке Товара.</w:t>
       </w:r>
     </w:p>
@@ -2099,22 +3440,28 @@
           <w:numId w:val="4"/>
         </w:numPr>
         <w:ind w:leftChars="0" w:firstLineChars="0"/>
-      </w:pPr>
-      <w:r>
-        <w:t>Стороны договорились, что срок передачи Товара может быть увеличен до 21 (двадцати одного) рабочего дня от установленного Договором после согласования увеличения срока с Заказчиком. Увеличение срока возможно при возникновении объективных обстоятельств, не зависящих от Подрядчика, в том числе (</w:t>
-      </w:r>
-      <w:r>
-        <w:t>включая, но не ограничиваясь),</w:t>
-      </w:r>
-      <w:r>
-        <w:t xml:space="preserve"> замена Заказчиком цветовой гаммы, замена/изменение/дополнение Заказчиком комплектации, изготовителя, а также отсутствие определённых, необходимых для исполнения Договора материалов (плёнок, красок, фурнитуры и др. определенной структуры, цвета, фактуры и др.) по независимым от Подрядчика причинам. Подрядчик, при возникновении данных обстоятельств, извещает Заказчика по телефону, указанному в Договоре и/или иным способом, предусмотренным Договором, о необходимости изменения срока передачи Товара. Изменения, указанные </w:t>
+        <w:rPr>
+          <w:rFonts w:asciiTheme="minorHAnsi" w:hAnsiTheme="minorHAnsi" w:cstheme="minorHAnsi"/>
+        </w:rPr>
+      </w:pPr>
+      <w:r>
+        <w:rPr>
+          <w:rFonts w:asciiTheme="minorHAnsi" w:hAnsiTheme="minorHAnsi" w:cstheme="minorHAnsi"/>
+        </w:rPr>
+        <w:t xml:space="preserve">Стороны договорились, что срок передачи Товара может быть увеличен до 21 (двадцати одного) рабочего дня от установленного Договором после согласования увеличения срока с Заказчиком. Увеличение срока возможно при возникновении объективных обстоятельств, не зависящих от Подрядчика, в том числе (включая, но не ограничиваясь), замена Заказчиком цветовой гаммы, замена/изменение/дополнение Заказчиком комплектации, изготовителя, а также отсутствие определённых, необходимых для исполнения Договора материалов (плёнок, красок, фурнитуры и др. определенной структуры, цвета, фактуры и др.) по независимым от Подрядчика причинам. Подрядчик, при возникновении данных обстоятельств, извещает Заказчика по телефону, указанному в Договоре и/или иным способом, предусмотренным Договором, о необходимости изменения срока передачи Товара. Изменения, указанные </w:t>
       </w:r>
       <w:proofErr w:type="gramStart"/>
       <w:r>
+        <w:rPr>
+          <w:rFonts w:asciiTheme="minorHAnsi" w:hAnsiTheme="minorHAnsi" w:cstheme="minorHAnsi"/>
+        </w:rPr>
         <w:t>в настоящем пункте</w:t>
       </w:r>
       <w:proofErr w:type="gramEnd"/>
       <w:r>
+        <w:rPr>
+          <w:rFonts w:asciiTheme="minorHAnsi" w:hAnsiTheme="minorHAnsi" w:cstheme="minorHAnsi"/>
+        </w:rPr>
         <w:t xml:space="preserve"> утверждаются дополнительным соглашением к настоящему Договору. При этом отсутствие ответа от Заказчика в течение 5 (пяти) рабочих дней с момента получения уведомления, сроки считаются автоматически увеличенными в соответствии с уведомлением. </w:t>
       </w:r>
     </w:p>
@@ -2126,23 +3473,44 @@
           <w:numId w:val="4"/>
         </w:numPr>
         <w:ind w:leftChars="0" w:firstLineChars="0"/>
-      </w:pPr>
-      <w:r>
+        <w:rPr>
+          <w:rFonts w:asciiTheme="minorHAnsi" w:hAnsiTheme="minorHAnsi" w:cstheme="minorHAnsi"/>
+        </w:rPr>
+      </w:pPr>
+      <w:r>
+        <w:rPr>
+          <w:rFonts w:asciiTheme="minorHAnsi" w:hAnsiTheme="minorHAnsi" w:cstheme="minorHAnsi"/>
+        </w:rPr>
         <w:t>Подрядчик имеет право передать Товар Заказчику</w:t>
       </w:r>
       <w:r>
+        <w:rPr>
+          <w:rFonts w:asciiTheme="minorHAnsi" w:hAnsiTheme="minorHAnsi" w:cstheme="minorHAnsi"/>
+        </w:rPr>
         <w:t xml:space="preserve"> досрочно, предварительно уведомив об этом </w:t>
       </w:r>
       <w:r>
+        <w:rPr>
+          <w:rFonts w:asciiTheme="minorHAnsi" w:hAnsiTheme="minorHAnsi" w:cstheme="minorHAnsi"/>
+        </w:rPr>
         <w:t xml:space="preserve">Заказчика не позднее, чем за 1 </w:t>
       </w:r>
       <w:r>
+        <w:rPr>
+          <w:rFonts w:asciiTheme="minorHAnsi" w:hAnsiTheme="minorHAnsi" w:cstheme="minorHAnsi"/>
+        </w:rPr>
         <w:t xml:space="preserve">один) </w:t>
       </w:r>
       <w:r>
+        <w:rPr>
+          <w:rFonts w:asciiTheme="minorHAnsi" w:hAnsiTheme="minorHAnsi" w:cstheme="minorHAnsi"/>
+        </w:rPr>
         <w:t xml:space="preserve">календарный </w:t>
       </w:r>
       <w:r>
+        <w:rPr>
+          <w:rFonts w:asciiTheme="minorHAnsi" w:hAnsiTheme="minorHAnsi" w:cstheme="minorHAnsi"/>
+        </w:rPr>
         <w:t xml:space="preserve">день. </w:t>
       </w:r>
     </w:p>
@@ -2150,6 +3518,9 @@
       <w:pPr>
         <w:pStyle w:val="a3"/>
         <w:ind w:left="0" w:hanging="2"/>
+        <w:rPr>
+          <w:rFonts w:asciiTheme="minorHAnsi" w:hAnsiTheme="minorHAnsi" w:cstheme="minorHAnsi"/>
+        </w:rPr>
       </w:pPr>
     </w:p>
     <w:p>
@@ -2162,11 +3533,13 @@
         <w:ind w:leftChars="0" w:firstLineChars="0"/>
         <w:jc w:val="center"/>
         <w:rPr>
+          <w:rFonts w:asciiTheme="minorHAnsi" w:hAnsiTheme="minorHAnsi" w:cstheme="minorHAnsi"/>
           <w:b/>
         </w:rPr>
       </w:pPr>
       <w:r>
         <w:rPr>
+          <w:rFonts w:asciiTheme="minorHAnsi" w:hAnsiTheme="minorHAnsi" w:cstheme="minorHAnsi"/>
           <w:b/>
         </w:rPr>
         <w:t>ПОРЯДОК ПРИЁМА – ПЕРЕДАЧИ ТОВАРА И УСЛОВИЯ О ДОСТАВКЕ И СБОРКЕ ТОВАРА</w:t>
@@ -2176,6 +3549,9 @@
       <w:pPr>
         <w:pStyle w:val="a3"/>
         <w:ind w:leftChars="0" w:left="358" w:firstLineChars="0" w:firstLine="0"/>
+        <w:rPr>
+          <w:rFonts w:asciiTheme="minorHAnsi" w:hAnsiTheme="minorHAnsi" w:cstheme="minorHAnsi"/>
+        </w:rPr>
       </w:pPr>
     </w:p>
     <w:p>
@@ -2186,8 +3562,14 @@
           <w:numId w:val="4"/>
         </w:numPr>
         <w:ind w:leftChars="0" w:firstLineChars="0"/>
-      </w:pPr>
-      <w:r>
+        <w:rPr>
+          <w:rFonts w:asciiTheme="minorHAnsi" w:hAnsiTheme="minorHAnsi" w:cstheme="minorHAnsi"/>
+        </w:rPr>
+      </w:pPr>
+      <w:r>
+        <w:rPr>
+          <w:rFonts w:asciiTheme="minorHAnsi" w:hAnsiTheme="minorHAnsi" w:cstheme="minorHAnsi"/>
+        </w:rPr>
         <w:t xml:space="preserve">Прием-передача Товара Заказчику осуществляется после 100 % (сто процентной) оплаты стоимости Товара в соответствии с условиями настоящего Договора, так как Товар изготавливается по индивидуальному заказу и не является серийной продукцией массового потребления. </w:t>
       </w:r>
     </w:p>
@@ -2199,79 +3581,173 @@
           <w:numId w:val="4"/>
         </w:numPr>
         <w:ind w:leftChars="0" w:firstLineChars="0"/>
-      </w:pPr>
-      <w:r>
+        <w:rPr>
+          <w:rFonts w:asciiTheme="minorHAnsi" w:hAnsiTheme="minorHAnsi" w:cstheme="minorHAnsi"/>
+        </w:rPr>
+      </w:pPr>
+      <w:r>
+        <w:rPr>
+          <w:rFonts w:asciiTheme="minorHAnsi" w:hAnsiTheme="minorHAnsi" w:cstheme="minorHAnsi"/>
+        </w:rPr>
         <w:t>Товар считается переданным Заказчику</w:t>
       </w:r>
       <w:r>
+        <w:rPr>
+          <w:rFonts w:asciiTheme="minorHAnsi" w:hAnsiTheme="minorHAnsi" w:cstheme="minorHAnsi"/>
+        </w:rPr>
         <w:t xml:space="preserve"> с момента подписания акта приёма-передачи Товара. В случае не подписания </w:t>
       </w:r>
       <w:r>
+        <w:rPr>
+          <w:rFonts w:asciiTheme="minorHAnsi" w:hAnsiTheme="minorHAnsi" w:cstheme="minorHAnsi"/>
+        </w:rPr>
         <w:t>Заказчиком</w:t>
       </w:r>
       <w:r>
-        <w:t xml:space="preserve"> акта приёма-передачи Товара по любым </w:t>
+        <w:rPr>
+          <w:rFonts w:asciiTheme="minorHAnsi" w:hAnsiTheme="minorHAnsi" w:cstheme="minorHAnsi"/>
+        </w:rPr>
+        <w:t xml:space="preserve"> акта приёма-передачи Товара по любым причинам,</w:t>
+      </w:r>
+      <w:r>
+        <w:rPr>
+          <w:rFonts w:asciiTheme="minorHAnsi" w:hAnsiTheme="minorHAnsi" w:cstheme="minorHAnsi"/>
+        </w:rPr>
+        <w:t xml:space="preserve"> </w:t>
+      </w:r>
+      <w:r>
+        <w:rPr>
+          <w:rFonts w:asciiTheme="minorHAnsi" w:hAnsiTheme="minorHAnsi" w:cstheme="minorHAnsi"/>
+        </w:rPr>
+        <w:t xml:space="preserve">при </w:t>
       </w:r>
       <w:proofErr w:type="gramStart"/>
       <w:r>
-        <w:t>причинам,</w:t>
-      </w:r>
-      <w:r>
+        <w:rPr>
+          <w:rFonts w:asciiTheme="minorHAnsi" w:hAnsiTheme="minorHAnsi" w:cstheme="minorHAnsi"/>
+        </w:rPr>
+        <w:t>условии</w:t>
+      </w:r>
+      <w:r>
+        <w:rPr>
+          <w:rFonts w:asciiTheme="minorHAnsi" w:hAnsiTheme="minorHAnsi" w:cstheme="minorHAnsi"/>
+        </w:rPr>
+        <w:t xml:space="preserve">, </w:t>
+      </w:r>
+      <w:r>
+        <w:rPr>
+          <w:rFonts w:asciiTheme="minorHAnsi" w:hAnsiTheme="minorHAnsi" w:cstheme="minorHAnsi"/>
+        </w:rPr>
+        <w:t xml:space="preserve"> если</w:t>
+      </w:r>
+      <w:proofErr w:type="gramEnd"/>
+      <w:r>
+        <w:rPr>
+          <w:rFonts w:asciiTheme="minorHAnsi" w:hAnsiTheme="minorHAnsi" w:cstheme="minorHAnsi"/>
+        </w:rPr>
         <w:t xml:space="preserve"> </w:t>
       </w:r>
       <w:r>
-        <w:t>при условии, если</w:t>
-      </w:r>
-      <w:proofErr w:type="gramEnd"/>
-      <w:r>
-        <w:t xml:space="preserve"> </w:t>
-      </w:r>
-      <w:r>
+        <w:rPr>
+          <w:rFonts w:asciiTheme="minorHAnsi" w:hAnsiTheme="minorHAnsi" w:cstheme="minorHAnsi"/>
+        </w:rPr>
         <w:t>Заказчик</w:t>
       </w:r>
       <w:r>
+        <w:rPr>
+          <w:rFonts w:asciiTheme="minorHAnsi" w:hAnsiTheme="minorHAnsi" w:cstheme="minorHAnsi"/>
+        </w:rPr>
         <w:t xml:space="preserve"> фактически принял Товар, то Товар считается принятым с даты фактического приёма-передачи Товара. В таком случае, </w:t>
       </w:r>
       <w:r>
+        <w:rPr>
+          <w:rFonts w:asciiTheme="minorHAnsi" w:hAnsiTheme="minorHAnsi" w:cstheme="minorHAnsi"/>
+        </w:rPr>
         <w:t>Заказчик</w:t>
       </w:r>
       <w:r>
+        <w:rPr>
+          <w:rFonts w:asciiTheme="minorHAnsi" w:hAnsiTheme="minorHAnsi" w:cstheme="minorHAnsi"/>
+        </w:rPr>
         <w:t xml:space="preserve"> оформляет акта отказа </w:t>
       </w:r>
       <w:r>
+        <w:rPr>
+          <w:rFonts w:asciiTheme="minorHAnsi" w:hAnsiTheme="minorHAnsi" w:cstheme="minorHAnsi"/>
+        </w:rPr>
         <w:t>Заказчика</w:t>
       </w:r>
       <w:r>
-        <w:t xml:space="preserve"> от подписания акта приёма-передачи Товара и в течение 3-х (трёх) </w:t>
-      </w:r>
-      <w:r>
+        <w:rPr>
+          <w:rFonts w:asciiTheme="minorHAnsi" w:hAnsiTheme="minorHAnsi" w:cstheme="minorHAnsi"/>
+        </w:rPr>
+        <w:t xml:space="preserve"> от подписания акта приёма-передачи </w:t>
+      </w:r>
+      <w:r>
+        <w:rPr>
+          <w:rFonts w:asciiTheme="minorHAnsi" w:hAnsiTheme="minorHAnsi" w:cstheme="minorHAnsi"/>
+        </w:rPr>
+        <w:lastRenderedPageBreak/>
+        <w:t xml:space="preserve">Товара и в течение 3-х (трёх) </w:t>
+      </w:r>
+      <w:r>
+        <w:rPr>
+          <w:rFonts w:asciiTheme="minorHAnsi" w:hAnsiTheme="minorHAnsi" w:cstheme="minorHAnsi"/>
+        </w:rPr>
         <w:t xml:space="preserve">рабочих </w:t>
       </w:r>
       <w:r>
+        <w:rPr>
+          <w:rFonts w:asciiTheme="minorHAnsi" w:hAnsiTheme="minorHAnsi" w:cstheme="minorHAnsi"/>
+        </w:rPr>
         <w:t xml:space="preserve">дней направляет </w:t>
       </w:r>
       <w:r>
+        <w:rPr>
+          <w:rFonts w:asciiTheme="minorHAnsi" w:hAnsiTheme="minorHAnsi" w:cstheme="minorHAnsi"/>
+        </w:rPr>
         <w:t xml:space="preserve">один экземпляр </w:t>
       </w:r>
       <w:r>
+        <w:rPr>
+          <w:rFonts w:asciiTheme="minorHAnsi" w:hAnsiTheme="minorHAnsi" w:cstheme="minorHAnsi"/>
+        </w:rPr>
         <w:t xml:space="preserve">акта </w:t>
       </w:r>
       <w:r>
+        <w:rPr>
+          <w:rFonts w:asciiTheme="minorHAnsi" w:hAnsiTheme="minorHAnsi" w:cstheme="minorHAnsi"/>
+        </w:rPr>
         <w:t>Заказчику</w:t>
       </w:r>
       <w:r>
+        <w:rPr>
+          <w:rFonts w:asciiTheme="minorHAnsi" w:hAnsiTheme="minorHAnsi" w:cstheme="minorHAnsi"/>
+        </w:rPr>
         <w:t xml:space="preserve">. В таком случае обязанность </w:t>
       </w:r>
       <w:r>
+        <w:rPr>
+          <w:rFonts w:asciiTheme="minorHAnsi" w:hAnsiTheme="minorHAnsi" w:cstheme="minorHAnsi"/>
+        </w:rPr>
         <w:t>Подрядчика</w:t>
       </w:r>
       <w:r>
+        <w:rPr>
+          <w:rFonts w:asciiTheme="minorHAnsi" w:hAnsiTheme="minorHAnsi" w:cstheme="minorHAnsi"/>
+        </w:rPr>
         <w:t xml:space="preserve"> по изготовлению </w:t>
       </w:r>
       <w:r>
+        <w:rPr>
+          <w:rFonts w:asciiTheme="minorHAnsi" w:hAnsiTheme="minorHAnsi" w:cstheme="minorHAnsi"/>
+        </w:rPr>
         <w:t xml:space="preserve">и поставке </w:t>
       </w:r>
       <w:r>
+        <w:rPr>
+          <w:rFonts w:asciiTheme="minorHAnsi" w:hAnsiTheme="minorHAnsi" w:cstheme="minorHAnsi"/>
+        </w:rPr>
         <w:t xml:space="preserve">Товара в срок считается исполненной. </w:t>
       </w:r>
     </w:p>
@@ -2283,62 +3759,122 @@
           <w:numId w:val="4"/>
         </w:numPr>
         <w:ind w:leftChars="0" w:firstLineChars="0"/>
-      </w:pPr>
-      <w:r>
+        <w:rPr>
+          <w:rFonts w:asciiTheme="minorHAnsi" w:hAnsiTheme="minorHAnsi" w:cstheme="minorHAnsi"/>
+        </w:rPr>
+      </w:pPr>
+      <w:r>
+        <w:rPr>
+          <w:rFonts w:asciiTheme="minorHAnsi" w:hAnsiTheme="minorHAnsi" w:cstheme="minorHAnsi"/>
+        </w:rPr>
         <w:t>Подрядчик</w:t>
       </w:r>
       <w:r>
+        <w:rPr>
+          <w:rFonts w:asciiTheme="minorHAnsi" w:hAnsiTheme="minorHAnsi" w:cstheme="minorHAnsi"/>
+        </w:rPr>
         <w:t xml:space="preserve"> передает Товар непосредственно </w:t>
       </w:r>
       <w:r>
+        <w:rPr>
+          <w:rFonts w:asciiTheme="minorHAnsi" w:hAnsiTheme="minorHAnsi" w:cstheme="minorHAnsi"/>
+        </w:rPr>
         <w:t>Заказчику</w:t>
       </w:r>
       <w:r>
+        <w:rPr>
+          <w:rFonts w:asciiTheme="minorHAnsi" w:hAnsiTheme="minorHAnsi" w:cstheme="minorHAnsi"/>
+        </w:rPr>
         <w:t xml:space="preserve"> или его представителю, с надлежащим об</w:t>
       </w:r>
       <w:r>
+        <w:rPr>
+          <w:rFonts w:asciiTheme="minorHAnsi" w:hAnsiTheme="minorHAnsi" w:cstheme="minorHAnsi"/>
+        </w:rPr>
         <w:t xml:space="preserve">разом оформленными полномочиями. </w:t>
       </w:r>
       <w:r>
+        <w:rPr>
+          <w:rFonts w:asciiTheme="minorHAnsi" w:hAnsiTheme="minorHAnsi" w:cstheme="minorHAnsi"/>
+        </w:rPr>
         <w:t xml:space="preserve">В случае невозможности получения Товара </w:t>
       </w:r>
       <w:r>
+        <w:rPr>
+          <w:rFonts w:asciiTheme="minorHAnsi" w:hAnsiTheme="minorHAnsi" w:cstheme="minorHAnsi"/>
+        </w:rPr>
         <w:t>Заказчиком</w:t>
       </w:r>
       <w:r>
+        <w:rPr>
+          <w:rFonts w:asciiTheme="minorHAnsi" w:hAnsiTheme="minorHAnsi" w:cstheme="minorHAnsi"/>
+        </w:rPr>
         <w:t xml:space="preserve"> или лицами, </w:t>
       </w:r>
       <w:r>
+        <w:rPr>
+          <w:rFonts w:asciiTheme="minorHAnsi" w:hAnsiTheme="minorHAnsi" w:cstheme="minorHAnsi"/>
+        </w:rPr>
         <w:t xml:space="preserve">имеющими надлежащим образом оформленную доверенность, </w:t>
       </w:r>
       <w:r>
+        <w:rPr>
+          <w:rFonts w:asciiTheme="minorHAnsi" w:hAnsiTheme="minorHAnsi" w:cstheme="minorHAnsi"/>
+        </w:rPr>
         <w:t xml:space="preserve">в день доставки Товара, </w:t>
       </w:r>
       <w:r>
+        <w:rPr>
+          <w:rFonts w:asciiTheme="minorHAnsi" w:hAnsiTheme="minorHAnsi" w:cstheme="minorHAnsi"/>
+        </w:rPr>
         <w:t>Заказчик</w:t>
       </w:r>
       <w:r>
+        <w:rPr>
+          <w:rFonts w:asciiTheme="minorHAnsi" w:hAnsiTheme="minorHAnsi" w:cstheme="minorHAnsi"/>
+        </w:rPr>
         <w:t xml:space="preserve"> вправе сообщить </w:t>
       </w:r>
       <w:r>
+        <w:rPr>
+          <w:rFonts w:asciiTheme="minorHAnsi" w:hAnsiTheme="minorHAnsi" w:cstheme="minorHAnsi"/>
+        </w:rPr>
         <w:t>Подрядчику</w:t>
       </w:r>
       <w:r>
+        <w:rPr>
+          <w:rFonts w:asciiTheme="minorHAnsi" w:hAnsiTheme="minorHAnsi" w:cstheme="minorHAnsi"/>
+        </w:rPr>
         <w:t xml:space="preserve"> (или уполномоченному лицу </w:t>
       </w:r>
       <w:r>
+        <w:rPr>
+          <w:rFonts w:asciiTheme="minorHAnsi" w:hAnsiTheme="minorHAnsi" w:cstheme="minorHAnsi"/>
+        </w:rPr>
         <w:t>Подрядчика</w:t>
       </w:r>
       <w:r>
+        <w:rPr>
+          <w:rFonts w:asciiTheme="minorHAnsi" w:hAnsiTheme="minorHAnsi" w:cstheme="minorHAnsi"/>
+        </w:rPr>
         <w:t xml:space="preserve">) </w:t>
       </w:r>
       <w:r>
+        <w:rPr>
+          <w:rFonts w:asciiTheme="minorHAnsi" w:hAnsiTheme="minorHAnsi" w:cstheme="minorHAnsi"/>
+        </w:rPr>
         <w:t>данные иного лица</w:t>
       </w:r>
       <w:r>
+        <w:rPr>
+          <w:rFonts w:asciiTheme="minorHAnsi" w:hAnsiTheme="minorHAnsi" w:cstheme="minorHAnsi"/>
+        </w:rPr>
         <w:t xml:space="preserve">, которого он уполномочивает на получение Товара, путём обмена сообщениями на контактный номер </w:t>
       </w:r>
       <w:r>
+        <w:rPr>
+          <w:rFonts w:asciiTheme="minorHAnsi" w:hAnsiTheme="minorHAnsi" w:cstheme="minorHAnsi"/>
+        </w:rPr>
         <w:t>Подрядчика или его уполномоченного лица.</w:t>
       </w:r>
     </w:p>
@@ -2350,14 +3886,26 @@
           <w:numId w:val="4"/>
         </w:numPr>
         <w:ind w:leftChars="0" w:firstLineChars="0"/>
-      </w:pPr>
-      <w:r>
+        <w:rPr>
+          <w:rFonts w:asciiTheme="minorHAnsi" w:hAnsiTheme="minorHAnsi" w:cstheme="minorHAnsi"/>
+        </w:rPr>
+      </w:pPr>
+      <w:r>
+        <w:rPr>
+          <w:rFonts w:asciiTheme="minorHAnsi" w:hAnsiTheme="minorHAnsi" w:cstheme="minorHAnsi"/>
+        </w:rPr>
         <w:t xml:space="preserve">Товар передаётся в упаковке. </w:t>
       </w:r>
       <w:r>
+        <w:rPr>
+          <w:rFonts w:asciiTheme="minorHAnsi" w:hAnsiTheme="minorHAnsi" w:cstheme="minorHAnsi"/>
+        </w:rPr>
         <w:t>Заказчик</w:t>
       </w:r>
       <w:r>
+        <w:rPr>
+          <w:rFonts w:asciiTheme="minorHAnsi" w:hAnsiTheme="minorHAnsi" w:cstheme="minorHAnsi"/>
+        </w:rPr>
         <w:t xml:space="preserve"> после приёмки Товара в упаковке, обязан его осмотреть.</w:t>
       </w:r>
     </w:p>
@@ -2369,14 +3917,26 @@
           <w:numId w:val="4"/>
         </w:numPr>
         <w:ind w:leftChars="0" w:firstLineChars="0"/>
-      </w:pPr>
-      <w:r>
+        <w:rPr>
+          <w:rFonts w:asciiTheme="minorHAnsi" w:hAnsiTheme="minorHAnsi" w:cstheme="minorHAnsi"/>
+        </w:rPr>
+      </w:pPr>
+      <w:r>
+        <w:rPr>
+          <w:rFonts w:asciiTheme="minorHAnsi" w:hAnsiTheme="minorHAnsi" w:cstheme="minorHAnsi"/>
+        </w:rPr>
         <w:t>Право собственности на Товар переходит от Подрядчика к Заказчику после его передачи Заказчику (в порядке п. 5.</w:t>
       </w:r>
       <w:r>
+        <w:rPr>
+          <w:rFonts w:asciiTheme="minorHAnsi" w:hAnsiTheme="minorHAnsi" w:cstheme="minorHAnsi"/>
+        </w:rPr>
         <w:t>2</w:t>
       </w:r>
       <w:r>
+        <w:rPr>
+          <w:rFonts w:asciiTheme="minorHAnsi" w:hAnsiTheme="minorHAnsi" w:cstheme="minorHAnsi"/>
+        </w:rPr>
         <w:t xml:space="preserve"> Договора). После перехода права собственности, Заказчик принимает на себя все связанные с Товаром риски. </w:t>
       </w:r>
     </w:p>
@@ -2388,29 +3948,56 @@
           <w:numId w:val="4"/>
         </w:numPr>
         <w:ind w:leftChars="0" w:firstLineChars="0"/>
-      </w:pPr>
-      <w:r>
+        <w:rPr>
+          <w:rFonts w:asciiTheme="minorHAnsi" w:hAnsiTheme="minorHAnsi" w:cstheme="minorHAnsi"/>
+        </w:rPr>
+      </w:pPr>
+      <w:r>
+        <w:rPr>
+          <w:rFonts w:asciiTheme="minorHAnsi" w:hAnsiTheme="minorHAnsi" w:cstheme="minorHAnsi"/>
+        </w:rPr>
         <w:t>Место приёма-передачи Товар</w:t>
       </w:r>
       <w:r>
+        <w:rPr>
+          <w:rFonts w:asciiTheme="minorHAnsi" w:hAnsiTheme="minorHAnsi" w:cstheme="minorHAnsi"/>
+        </w:rPr>
         <w:t>а определяется адресом, указанны</w:t>
       </w:r>
       <w:r>
+        <w:rPr>
+          <w:rFonts w:asciiTheme="minorHAnsi" w:hAnsiTheme="minorHAnsi" w:cstheme="minorHAnsi"/>
+        </w:rPr>
         <w:t xml:space="preserve">м в реквизитах настоящего </w:t>
       </w:r>
       <w:r>
+        <w:rPr>
+          <w:rFonts w:asciiTheme="minorHAnsi" w:hAnsiTheme="minorHAnsi" w:cstheme="minorHAnsi"/>
+        </w:rPr>
         <w:t>Д</w:t>
       </w:r>
       <w:r>
+        <w:rPr>
+          <w:rFonts w:asciiTheme="minorHAnsi" w:hAnsiTheme="minorHAnsi" w:cstheme="minorHAnsi"/>
+        </w:rPr>
         <w:t>оговора</w:t>
       </w:r>
       <w:r>
+        <w:rPr>
+          <w:rFonts w:asciiTheme="minorHAnsi" w:hAnsiTheme="minorHAnsi" w:cstheme="minorHAnsi"/>
+        </w:rPr>
         <w:t xml:space="preserve"> (</w:t>
       </w:r>
       <w:r>
+        <w:rPr>
+          <w:rFonts w:asciiTheme="minorHAnsi" w:hAnsiTheme="minorHAnsi" w:cstheme="minorHAnsi"/>
+        </w:rPr>
         <w:t>раздел 13</w:t>
       </w:r>
       <w:r>
+        <w:rPr>
+          <w:rFonts w:asciiTheme="minorHAnsi" w:hAnsiTheme="minorHAnsi" w:cstheme="minorHAnsi"/>
+        </w:rPr>
         <w:t xml:space="preserve"> Договора). </w:t>
       </w:r>
     </w:p>
@@ -2422,38 +4009,74 @@
           <w:numId w:val="4"/>
         </w:numPr>
         <w:ind w:leftChars="0" w:firstLineChars="0"/>
-      </w:pPr>
-      <w:r>
+        <w:rPr>
+          <w:rFonts w:asciiTheme="minorHAnsi" w:hAnsiTheme="minorHAnsi" w:cstheme="minorHAnsi"/>
+        </w:rPr>
+      </w:pPr>
+      <w:r>
+        <w:rPr>
+          <w:rFonts w:asciiTheme="minorHAnsi" w:hAnsiTheme="minorHAnsi" w:cstheme="minorHAnsi"/>
+        </w:rPr>
         <w:t xml:space="preserve">Доставка товара </w:t>
       </w:r>
       <w:r>
+        <w:rPr>
+          <w:rFonts w:asciiTheme="minorHAnsi" w:hAnsiTheme="minorHAnsi" w:cstheme="minorHAnsi"/>
+        </w:rPr>
         <w:t>Заказчику</w:t>
       </w:r>
       <w:r>
+        <w:rPr>
+          <w:rFonts w:asciiTheme="minorHAnsi" w:hAnsiTheme="minorHAnsi" w:cstheme="minorHAnsi"/>
+        </w:rPr>
         <w:t xml:space="preserve"> </w:t>
       </w:r>
       <w:r>
+        <w:rPr>
+          <w:rFonts w:asciiTheme="minorHAnsi" w:hAnsiTheme="minorHAnsi" w:cstheme="minorHAnsi"/>
+        </w:rPr>
         <w:t>осуществляется бесплатно.</w:t>
       </w:r>
       <w:r>
+        <w:rPr>
+          <w:rFonts w:asciiTheme="minorHAnsi" w:hAnsiTheme="minorHAnsi" w:cstheme="minorHAnsi"/>
+        </w:rPr>
         <w:t xml:space="preserve"> День и время доставки товара Стороны оговаривают дополни</w:t>
       </w:r>
       <w:r>
+        <w:rPr>
+          <w:rFonts w:asciiTheme="minorHAnsi" w:hAnsiTheme="minorHAnsi" w:cstheme="minorHAnsi"/>
+        </w:rPr>
         <w:t>тельно. Стоимость доставки к</w:t>
       </w:r>
       <w:r>
+        <w:rPr>
+          <w:rFonts w:asciiTheme="minorHAnsi" w:hAnsiTheme="minorHAnsi" w:cstheme="minorHAnsi"/>
+        </w:rPr>
         <w:t xml:space="preserve"> входу в здание (подъезду), указанному </w:t>
       </w:r>
       <w:r>
+        <w:rPr>
+          <w:rFonts w:asciiTheme="minorHAnsi" w:hAnsiTheme="minorHAnsi" w:cstheme="minorHAnsi"/>
+        </w:rPr>
         <w:t>Заказчиком</w:t>
       </w:r>
       <w:r>
+        <w:rPr>
+          <w:rFonts w:asciiTheme="minorHAnsi" w:hAnsiTheme="minorHAnsi" w:cstheme="minorHAnsi"/>
+        </w:rPr>
         <w:t xml:space="preserve">, определяется в Спецификации к Договору. Доставка осуществляется только при условии беспрепятственного проезда к нему автотранспорта </w:t>
       </w:r>
       <w:r>
+        <w:rPr>
+          <w:rFonts w:asciiTheme="minorHAnsi" w:hAnsiTheme="minorHAnsi" w:cstheme="minorHAnsi"/>
+        </w:rPr>
         <w:t>Подрядчика</w:t>
       </w:r>
       <w:r>
+        <w:rPr>
+          <w:rFonts w:asciiTheme="minorHAnsi" w:hAnsiTheme="minorHAnsi" w:cstheme="minorHAnsi"/>
+        </w:rPr>
         <w:t xml:space="preserve"> (или иного лица, указанного в дополнительных соглашениях), если иное не предусмотрено Настоящим договором. </w:t>
       </w:r>
     </w:p>
@@ -2465,86 +4088,160 @@
           <w:numId w:val="4"/>
         </w:numPr>
         <w:ind w:leftChars="0" w:firstLineChars="0"/>
-      </w:pPr>
-      <w:r>
+        <w:rPr>
+          <w:rFonts w:asciiTheme="minorHAnsi" w:hAnsiTheme="minorHAnsi" w:cstheme="minorHAnsi"/>
+        </w:rPr>
+      </w:pPr>
+      <w:r>
+        <w:rPr>
+          <w:rFonts w:asciiTheme="minorHAnsi" w:hAnsiTheme="minorHAnsi" w:cstheme="minorHAnsi"/>
+        </w:rPr>
         <w:t xml:space="preserve">При согласовании даты доставки Товара </w:t>
       </w:r>
       <w:r>
+        <w:rPr>
+          <w:rFonts w:asciiTheme="minorHAnsi" w:hAnsiTheme="minorHAnsi" w:cstheme="minorHAnsi"/>
+        </w:rPr>
         <w:t>Заказчик</w:t>
       </w:r>
       <w:r>
-        <w:t xml:space="preserve"> обязан сообщить о возможных препятствиях </w:t>
-      </w:r>
-      <w:r>
-        <w:lastRenderedPageBreak/>
-        <w:t xml:space="preserve">(снежные заносы, землеройные работы и пр.) для проезда транспорта </w:t>
-      </w:r>
-      <w:r>
+        <w:rPr>
+          <w:rFonts w:asciiTheme="minorHAnsi" w:hAnsiTheme="minorHAnsi" w:cstheme="minorHAnsi"/>
+        </w:rPr>
+        <w:t xml:space="preserve"> обязан сообщить о возможных препятствиях (снежные заносы, землеройные работы и пр.) для проезда транспорта </w:t>
+      </w:r>
+      <w:r>
+        <w:rPr>
+          <w:rFonts w:asciiTheme="minorHAnsi" w:hAnsiTheme="minorHAnsi" w:cstheme="minorHAnsi"/>
+        </w:rPr>
         <w:t>Подрядчика</w:t>
       </w:r>
       <w:r>
+        <w:rPr>
+          <w:rFonts w:asciiTheme="minorHAnsi" w:hAnsiTheme="minorHAnsi" w:cstheme="minorHAnsi"/>
+        </w:rPr>
         <w:t xml:space="preserve"> к месту передачи товара, или самостоятельно доставить товар от места остановки машины до подъезда. В случае отказа </w:t>
       </w:r>
       <w:r>
+        <w:rPr>
+          <w:rFonts w:asciiTheme="minorHAnsi" w:hAnsiTheme="minorHAnsi" w:cstheme="minorHAnsi"/>
+        </w:rPr>
         <w:t>Заказчика</w:t>
       </w:r>
       <w:r>
+        <w:rPr>
+          <w:rFonts w:asciiTheme="minorHAnsi" w:hAnsiTheme="minorHAnsi" w:cstheme="minorHAnsi"/>
+        </w:rPr>
         <w:t xml:space="preserve"> от получения Товара в момент фактической доставки Товара до места, указанного в реквизитах </w:t>
       </w:r>
       <w:r>
+        <w:rPr>
+          <w:rFonts w:asciiTheme="minorHAnsi" w:hAnsiTheme="minorHAnsi" w:cstheme="minorHAnsi"/>
+        </w:rPr>
         <w:t>н</w:t>
       </w:r>
       <w:r>
+        <w:rPr>
+          <w:rFonts w:asciiTheme="minorHAnsi" w:hAnsiTheme="minorHAnsi" w:cstheme="minorHAnsi"/>
+        </w:rPr>
         <w:t xml:space="preserve">астоящего </w:t>
       </w:r>
       <w:r>
+        <w:rPr>
+          <w:rFonts w:asciiTheme="minorHAnsi" w:hAnsiTheme="minorHAnsi" w:cstheme="minorHAnsi"/>
+        </w:rPr>
         <w:t>Д</w:t>
       </w:r>
       <w:r>
+        <w:rPr>
+          <w:rFonts w:asciiTheme="minorHAnsi" w:hAnsiTheme="minorHAnsi" w:cstheme="minorHAnsi"/>
+        </w:rPr>
         <w:t xml:space="preserve">оговора, </w:t>
       </w:r>
       <w:r>
+        <w:rPr>
+          <w:rFonts w:asciiTheme="minorHAnsi" w:hAnsiTheme="minorHAnsi" w:cstheme="minorHAnsi"/>
+        </w:rPr>
         <w:t>Подрядчик</w:t>
       </w:r>
       <w:r>
+        <w:rPr>
+          <w:rFonts w:asciiTheme="minorHAnsi" w:hAnsiTheme="minorHAnsi" w:cstheme="minorHAnsi"/>
+        </w:rPr>
         <w:t xml:space="preserve"> вправе отказать </w:t>
       </w:r>
       <w:r>
+        <w:rPr>
+          <w:rFonts w:asciiTheme="minorHAnsi" w:hAnsiTheme="minorHAnsi" w:cstheme="minorHAnsi"/>
+        </w:rPr>
         <w:t>Заказчику</w:t>
       </w:r>
       <w:r>
+        <w:rPr>
+          <w:rFonts w:asciiTheme="minorHAnsi" w:hAnsiTheme="minorHAnsi" w:cstheme="minorHAnsi"/>
+        </w:rPr>
         <w:t xml:space="preserve"> в доставке Товара и отгружает Товар на свой склад. Об этом </w:t>
       </w:r>
       <w:r>
+        <w:rPr>
+          <w:rFonts w:asciiTheme="minorHAnsi" w:hAnsiTheme="minorHAnsi" w:cstheme="minorHAnsi"/>
+        </w:rPr>
         <w:t>Подрядчик</w:t>
       </w:r>
       <w:r>
+        <w:rPr>
+          <w:rFonts w:asciiTheme="minorHAnsi" w:hAnsiTheme="minorHAnsi" w:cstheme="minorHAnsi"/>
+        </w:rPr>
         <w:t xml:space="preserve"> уведомляет </w:t>
       </w:r>
       <w:r>
+        <w:rPr>
+          <w:rFonts w:asciiTheme="minorHAnsi" w:hAnsiTheme="minorHAnsi" w:cstheme="minorHAnsi"/>
+        </w:rPr>
         <w:t>Заказчика не позднее 3 (</w:t>
       </w:r>
       <w:proofErr w:type="gramStart"/>
       <w:r>
+        <w:rPr>
+          <w:rFonts w:asciiTheme="minorHAnsi" w:hAnsiTheme="minorHAnsi" w:cstheme="minorHAnsi"/>
+        </w:rPr>
         <w:t xml:space="preserve">трех) </w:t>
       </w:r>
       <w:r>
+        <w:rPr>
+          <w:rFonts w:asciiTheme="minorHAnsi" w:hAnsiTheme="minorHAnsi" w:cstheme="minorHAnsi"/>
+        </w:rPr>
         <w:t xml:space="preserve"> дней</w:t>
       </w:r>
       <w:proofErr w:type="gramEnd"/>
       <w:r>
+        <w:rPr>
+          <w:rFonts w:asciiTheme="minorHAnsi" w:hAnsiTheme="minorHAnsi" w:cstheme="minorHAnsi"/>
+        </w:rPr>
         <w:t xml:space="preserve"> со дня отказа </w:t>
       </w:r>
       <w:r>
+        <w:rPr>
+          <w:rFonts w:asciiTheme="minorHAnsi" w:hAnsiTheme="minorHAnsi" w:cstheme="minorHAnsi"/>
+        </w:rPr>
         <w:t>Заказчика</w:t>
       </w:r>
       <w:r>
+        <w:rPr>
+          <w:rFonts w:asciiTheme="minorHAnsi" w:hAnsiTheme="minorHAnsi" w:cstheme="minorHAnsi"/>
+        </w:rPr>
         <w:t xml:space="preserve"> от получения Товара. В таком случае, обязанность </w:t>
       </w:r>
       <w:r>
+        <w:rPr>
+          <w:rFonts w:asciiTheme="minorHAnsi" w:hAnsiTheme="minorHAnsi" w:cstheme="minorHAnsi"/>
+        </w:rPr>
         <w:t>Подрядчика</w:t>
       </w:r>
       <w:r>
+        <w:rPr>
+          <w:rFonts w:asciiTheme="minorHAnsi" w:hAnsiTheme="minorHAnsi" w:cstheme="minorHAnsi"/>
+        </w:rPr>
         <w:t xml:space="preserve"> по передаче Товара считается Исполненной.</w:t>
       </w:r>
     </w:p>
@@ -2556,26 +4253,50 @@
           <w:numId w:val="4"/>
         </w:numPr>
         <w:ind w:leftChars="0" w:firstLineChars="0"/>
-      </w:pPr>
-      <w:r>
+        <w:rPr>
+          <w:rFonts w:asciiTheme="minorHAnsi" w:hAnsiTheme="minorHAnsi" w:cstheme="minorHAnsi"/>
+        </w:rPr>
+      </w:pPr>
+      <w:r>
+        <w:rPr>
+          <w:rFonts w:asciiTheme="minorHAnsi" w:hAnsiTheme="minorHAnsi" w:cstheme="minorHAnsi"/>
+        </w:rPr>
         <w:t xml:space="preserve">Доставка Товара до места его предположительного расположения (в квартиру, кухню, в дом и т.п.) является платной услугой. Стоимость подъёма Товара в квартиру определяется в соответствии с действующим у </w:t>
       </w:r>
       <w:r>
+        <w:rPr>
+          <w:rFonts w:asciiTheme="minorHAnsi" w:hAnsiTheme="minorHAnsi" w:cstheme="minorHAnsi"/>
+        </w:rPr>
         <w:t>Подрядчика</w:t>
       </w:r>
       <w:r>
+        <w:rPr>
+          <w:rFonts w:asciiTheme="minorHAnsi" w:hAnsiTheme="minorHAnsi" w:cstheme="minorHAnsi"/>
+        </w:rPr>
         <w:t xml:space="preserve"> прейскурантом, либо определяется сторонами дополнительным соглашением. В случае оказания </w:t>
       </w:r>
       <w:r>
+        <w:rPr>
+          <w:rFonts w:asciiTheme="minorHAnsi" w:hAnsiTheme="minorHAnsi" w:cstheme="minorHAnsi"/>
+        </w:rPr>
         <w:t>Подрядчиком</w:t>
       </w:r>
       <w:r>
+        <w:rPr>
+          <w:rFonts w:asciiTheme="minorHAnsi" w:hAnsiTheme="minorHAnsi" w:cstheme="minorHAnsi"/>
+        </w:rPr>
         <w:t xml:space="preserve"> дополнительной услуги по доставке Товара в квартиру, </w:t>
       </w:r>
       <w:r>
+        <w:rPr>
+          <w:rFonts w:asciiTheme="minorHAnsi" w:hAnsiTheme="minorHAnsi" w:cstheme="minorHAnsi"/>
+        </w:rPr>
         <w:t>Заказчик</w:t>
       </w:r>
       <w:r>
+        <w:rPr>
+          <w:rFonts w:asciiTheme="minorHAnsi" w:hAnsiTheme="minorHAnsi" w:cstheme="minorHAnsi"/>
+        </w:rPr>
         <w:t xml:space="preserve"> обязан обеспечить свободный проход для вноса Товара. В случае если конструктивные особенности планировки квартиры, либо наличие домашней обстановки создают препятствия для вноса (перемещения) мебели, либо имеется риск повреждения товара, предметов домашней обстановки или отделки помещения, услуга по доставке мебели считается выполненной до первого препятствия.</w:t>
       </w:r>
     </w:p>
@@ -2587,47 +4308,92 @@
           <w:numId w:val="4"/>
         </w:numPr>
         <w:ind w:leftChars="0" w:firstLineChars="0"/>
-      </w:pPr>
-      <w:r>
+        <w:rPr>
+          <w:rFonts w:asciiTheme="minorHAnsi" w:hAnsiTheme="minorHAnsi" w:cstheme="minorHAnsi"/>
+        </w:rPr>
+      </w:pPr>
+      <w:r>
+        <w:rPr>
+          <w:rFonts w:asciiTheme="minorHAnsi" w:hAnsiTheme="minorHAnsi" w:cstheme="minorHAnsi"/>
+        </w:rPr>
         <w:t xml:space="preserve">В случае, если готовый Товар не был получен </w:t>
       </w:r>
       <w:r>
+        <w:rPr>
+          <w:rFonts w:asciiTheme="minorHAnsi" w:hAnsiTheme="minorHAnsi" w:cstheme="minorHAnsi"/>
+        </w:rPr>
         <w:t>Заказчиком</w:t>
       </w:r>
       <w:r>
+        <w:rPr>
+          <w:rFonts w:asciiTheme="minorHAnsi" w:hAnsiTheme="minorHAnsi" w:cstheme="minorHAnsi"/>
+        </w:rPr>
         <w:t xml:space="preserve"> по зависящим от него причинам, обязанность </w:t>
       </w:r>
       <w:r>
+        <w:rPr>
+          <w:rFonts w:asciiTheme="minorHAnsi" w:hAnsiTheme="minorHAnsi" w:cstheme="minorHAnsi"/>
+        </w:rPr>
         <w:t>Подрядчика</w:t>
       </w:r>
       <w:r>
+        <w:rPr>
+          <w:rFonts w:asciiTheme="minorHAnsi" w:hAnsiTheme="minorHAnsi" w:cstheme="minorHAnsi"/>
+        </w:rPr>
         <w:t xml:space="preserve"> по </w:t>
       </w:r>
       <w:r>
+        <w:rPr>
+          <w:rFonts w:asciiTheme="minorHAnsi" w:hAnsiTheme="minorHAnsi" w:cstheme="minorHAnsi"/>
+        </w:rPr>
         <w:t>изготовлению и поставке</w:t>
       </w:r>
       <w:r>
+        <w:rPr>
+          <w:rFonts w:asciiTheme="minorHAnsi" w:hAnsiTheme="minorHAnsi" w:cstheme="minorHAnsi"/>
+        </w:rPr>
         <w:t xml:space="preserve"> Товара считается исполненной с момента фактической готовности Товара к отгрузке </w:t>
       </w:r>
       <w:r>
+        <w:rPr>
+          <w:rFonts w:asciiTheme="minorHAnsi" w:hAnsiTheme="minorHAnsi" w:cstheme="minorHAnsi"/>
+        </w:rPr>
         <w:t>Заказчику</w:t>
       </w:r>
       <w:r>
+        <w:rPr>
+          <w:rFonts w:asciiTheme="minorHAnsi" w:hAnsiTheme="minorHAnsi" w:cstheme="minorHAnsi"/>
+        </w:rPr>
         <w:t xml:space="preserve">, либо, если такой период невозможно установить, с момента уведомления </w:t>
       </w:r>
       <w:r>
+        <w:rPr>
+          <w:rFonts w:asciiTheme="minorHAnsi" w:hAnsiTheme="minorHAnsi" w:cstheme="minorHAnsi"/>
+        </w:rPr>
         <w:t>Заказчика Подрядчиком</w:t>
       </w:r>
       <w:r>
+        <w:rPr>
+          <w:rFonts w:asciiTheme="minorHAnsi" w:hAnsiTheme="minorHAnsi" w:cstheme="minorHAnsi"/>
+        </w:rPr>
         <w:t xml:space="preserve"> о готовности Товара к отгрузке, либо с момента направления Акта приёма-передачи Товара </w:t>
       </w:r>
       <w:r>
+        <w:rPr>
+          <w:rFonts w:asciiTheme="minorHAnsi" w:hAnsiTheme="minorHAnsi" w:cstheme="minorHAnsi"/>
+        </w:rPr>
         <w:t xml:space="preserve">(в случае, указанном в п. 5.2 </w:t>
       </w:r>
       <w:r>
+        <w:rPr>
+          <w:rFonts w:asciiTheme="minorHAnsi" w:hAnsiTheme="minorHAnsi" w:cstheme="minorHAnsi"/>
+        </w:rPr>
         <w:t>н</w:t>
       </w:r>
       <w:r>
+        <w:rPr>
+          <w:rFonts w:asciiTheme="minorHAnsi" w:hAnsiTheme="minorHAnsi" w:cstheme="minorHAnsi"/>
+        </w:rPr>
         <w:t>астоящего Договора).</w:t>
       </w:r>
     </w:p>
@@ -2639,23 +4405,44 @@
           <w:numId w:val="4"/>
         </w:numPr>
         <w:ind w:leftChars="0" w:firstLineChars="0"/>
-      </w:pPr>
-      <w:r>
+        <w:rPr>
+          <w:rFonts w:asciiTheme="minorHAnsi" w:hAnsiTheme="minorHAnsi" w:cstheme="minorHAnsi"/>
+        </w:rPr>
+      </w:pPr>
+      <w:r>
+        <w:rPr>
+          <w:rFonts w:asciiTheme="minorHAnsi" w:hAnsiTheme="minorHAnsi" w:cstheme="minorHAnsi"/>
+        </w:rPr>
         <w:t>Работы по сборке и установке Товара</w:t>
       </w:r>
       <w:r>
+        <w:rPr>
+          <w:rFonts w:asciiTheme="minorHAnsi" w:hAnsiTheme="minorHAnsi" w:cstheme="minorHAnsi"/>
+        </w:rPr>
         <w:t xml:space="preserve"> (в случае их согласования Сторонами)</w:t>
       </w:r>
       <w:r>
+        <w:rPr>
+          <w:rFonts w:asciiTheme="minorHAnsi" w:hAnsiTheme="minorHAnsi" w:cstheme="minorHAnsi"/>
+        </w:rPr>
         <w:t xml:space="preserve"> проводятся </w:t>
       </w:r>
       <w:r>
+        <w:rPr>
+          <w:rFonts w:asciiTheme="minorHAnsi" w:hAnsiTheme="minorHAnsi" w:cstheme="minorHAnsi"/>
+        </w:rPr>
         <w:t xml:space="preserve">силами Подрядчика </w:t>
       </w:r>
       <w:r>
+        <w:rPr>
+          <w:rFonts w:asciiTheme="minorHAnsi" w:hAnsiTheme="minorHAnsi" w:cstheme="minorHAnsi"/>
+        </w:rPr>
         <w:t>в течение 5</w:t>
       </w:r>
       <w:r>
+        <w:rPr>
+          <w:rFonts w:asciiTheme="minorHAnsi" w:hAnsiTheme="minorHAnsi" w:cstheme="minorHAnsi"/>
+        </w:rPr>
         <w:t xml:space="preserve"> (пяти) календарных дней со дня доставки Товара.</w:t>
       </w:r>
     </w:p>
@@ -2667,8 +4454,14 @@
           <w:numId w:val="4"/>
         </w:numPr>
         <w:ind w:leftChars="0" w:firstLineChars="0"/>
-      </w:pPr>
-      <w:r>
+        <w:rPr>
+          <w:rFonts w:asciiTheme="minorHAnsi" w:hAnsiTheme="minorHAnsi" w:cstheme="minorHAnsi"/>
+        </w:rPr>
+      </w:pPr>
+      <w:r>
+        <w:rPr>
+          <w:rFonts w:asciiTheme="minorHAnsi" w:hAnsiTheme="minorHAnsi" w:cstheme="minorHAnsi"/>
+        </w:rPr>
         <w:t>Товар передается Заказчику в разобранном на элементы и упакованном виде. Подключение встроенной бытовой техники, и установка аксессуаров, предоставленных Заказчиком, осуществляется Заказчиком самостоятельно или через специализированные организации.</w:t>
       </w:r>
     </w:p>
@@ -2680,14 +4473,26 @@
           <w:numId w:val="4"/>
         </w:numPr>
         <w:ind w:leftChars="0" w:firstLineChars="0"/>
-      </w:pPr>
-      <w:r>
+        <w:rPr>
+          <w:rFonts w:asciiTheme="minorHAnsi" w:hAnsiTheme="minorHAnsi" w:cstheme="minorHAnsi"/>
+        </w:rPr>
+      </w:pPr>
+      <w:r>
+        <w:rPr>
+          <w:rFonts w:asciiTheme="minorHAnsi" w:hAnsiTheme="minorHAnsi" w:cstheme="minorHAnsi"/>
+        </w:rPr>
         <w:t>Заказчик оплачивает услуги Подрядчика по хранению им Товара</w:t>
       </w:r>
       <w:r>
+        <w:rPr>
+          <w:rFonts w:asciiTheme="minorHAnsi" w:hAnsiTheme="minorHAnsi" w:cstheme="minorHAnsi"/>
+        </w:rPr>
         <w:t xml:space="preserve"> на складе Подрядчика</w:t>
       </w:r>
       <w:r>
+        <w:rPr>
+          <w:rFonts w:asciiTheme="minorHAnsi" w:hAnsiTheme="minorHAnsi" w:cstheme="minorHAnsi"/>
+        </w:rPr>
         <w:t xml:space="preserve"> (в случае не получения Заказчиком Товара по его вине) в размере 0,5 %(пять десятых процента) от его стоимости, за каждый день просрочки его приемки, если срок хранения превысил 7 (семь) календарных дней, со дня уведомления Заказчика о необходимости приёма-передачи Товара. Ответственность за качество пролонгированного хранения Товара Подрядчик не несёт, т.к. склады/иные помещения Подрядчика не приспособлены для длительного хранения.</w:t>
       </w:r>
     </w:p>
@@ -2695,6 +4500,9 @@
       <w:pPr>
         <w:pStyle w:val="a3"/>
         <w:ind w:left="0" w:hanging="2"/>
+        <w:rPr>
+          <w:rFonts w:asciiTheme="minorHAnsi" w:hAnsiTheme="minorHAnsi" w:cstheme="minorHAnsi"/>
+        </w:rPr>
       </w:pPr>
     </w:p>
     <w:p>
@@ -2707,11 +4515,13 @@
         <w:ind w:leftChars="0" w:firstLineChars="0"/>
         <w:jc w:val="center"/>
         <w:rPr>
+          <w:rFonts w:asciiTheme="minorHAnsi" w:hAnsiTheme="minorHAnsi" w:cstheme="minorHAnsi"/>
           <w:b/>
         </w:rPr>
       </w:pPr>
       <w:r>
         <w:rPr>
+          <w:rFonts w:asciiTheme="minorHAnsi" w:hAnsiTheme="minorHAnsi" w:cstheme="minorHAnsi"/>
           <w:b/>
         </w:rPr>
         <w:t>ОТВЕТСТВЕННОСТЬ СТОРОН.</w:t>
@@ -2722,6 +4532,9 @@
         <w:pStyle w:val="a3"/>
         <w:ind w:leftChars="0" w:left="0" w:firstLineChars="0" w:firstLine="0"/>
         <w:jc w:val="center"/>
+        <w:rPr>
+          <w:rFonts w:asciiTheme="minorHAnsi" w:hAnsiTheme="minorHAnsi" w:cstheme="minorHAnsi"/>
+        </w:rPr>
       </w:pPr>
     </w:p>
     <w:p>
@@ -2732,35 +4545,75 @@
           <w:numId w:val="4"/>
         </w:numPr>
         <w:ind w:leftChars="0" w:firstLineChars="0"/>
-      </w:pPr>
-      <w:r>
+        <w:rPr>
+          <w:rFonts w:asciiTheme="minorHAnsi" w:hAnsiTheme="minorHAnsi" w:cstheme="minorHAnsi"/>
+        </w:rPr>
+      </w:pPr>
+      <w:r>
+        <w:rPr>
+          <w:rFonts w:asciiTheme="minorHAnsi" w:hAnsiTheme="minorHAnsi" w:cstheme="minorHAnsi"/>
+        </w:rPr>
         <w:t>Заказчик</w:t>
       </w:r>
       <w:r>
+        <w:rPr>
+          <w:rFonts w:asciiTheme="minorHAnsi" w:hAnsiTheme="minorHAnsi" w:cstheme="minorHAnsi"/>
+        </w:rPr>
         <w:t xml:space="preserve"> имеет право предъявить </w:t>
       </w:r>
       <w:r>
+        <w:rPr>
+          <w:rFonts w:asciiTheme="minorHAnsi" w:hAnsiTheme="minorHAnsi" w:cstheme="minorHAnsi"/>
+        </w:rPr>
         <w:t>Подрядчику</w:t>
       </w:r>
       <w:r>
+        <w:rPr>
+          <w:rFonts w:asciiTheme="minorHAnsi" w:hAnsiTheme="minorHAnsi" w:cstheme="minorHAnsi"/>
+        </w:rPr>
         <w:t xml:space="preserve"> претензии по несущественным недостаткам Товара (например, сколы на мебельной прод</w:t>
       </w:r>
       <w:r>
+        <w:rPr>
+          <w:rFonts w:asciiTheme="minorHAnsi" w:hAnsiTheme="minorHAnsi" w:cstheme="minorHAnsi"/>
+        </w:rPr>
         <w:t>укции, выходящие за рамки ГОСТ</w:t>
       </w:r>
       <w:r>
-        <w:t xml:space="preserve">, повреждения и пр.), в течение 7 (семи) </w:t>
-      </w:r>
-      <w:r>
+        <w:rPr>
+          <w:rFonts w:asciiTheme="minorHAnsi" w:hAnsiTheme="minorHAnsi" w:cstheme="minorHAnsi"/>
+        </w:rPr>
+        <w:t xml:space="preserve">, повреждения и пр.), в течение 7 </w:t>
+      </w:r>
+      <w:r>
+        <w:rPr>
+          <w:rFonts w:asciiTheme="minorHAnsi" w:hAnsiTheme="minorHAnsi" w:cstheme="minorHAnsi"/>
+        </w:rPr>
+        <w:lastRenderedPageBreak/>
+        <w:t xml:space="preserve">(семи) </w:t>
+      </w:r>
+      <w:r>
+        <w:rPr>
+          <w:rFonts w:asciiTheme="minorHAnsi" w:hAnsiTheme="minorHAnsi" w:cstheme="minorHAnsi"/>
+        </w:rPr>
         <w:t xml:space="preserve">календарных </w:t>
       </w:r>
       <w:r>
+        <w:rPr>
+          <w:rFonts w:asciiTheme="minorHAnsi" w:hAnsiTheme="minorHAnsi" w:cstheme="minorHAnsi"/>
+        </w:rPr>
         <w:t xml:space="preserve">дней с момента приёма-передачи товара, если Товар был передан в упаковке. При наличии повреждений на упаковке, об этом должна быть указана заметка </w:t>
       </w:r>
       <w:r>
+        <w:rPr>
+          <w:rFonts w:asciiTheme="minorHAnsi" w:hAnsiTheme="minorHAnsi" w:cstheme="minorHAnsi"/>
+        </w:rPr>
         <w:t>Заказчика</w:t>
       </w:r>
       <w:r>
+        <w:rPr>
+          <w:rFonts w:asciiTheme="minorHAnsi" w:hAnsiTheme="minorHAnsi" w:cstheme="minorHAnsi"/>
+        </w:rPr>
         <w:t xml:space="preserve">. В ином случае – после подписания акта приёма-передачи товара в упаковке считается, что упаковка повреждений не имеет. </w:t>
       </w:r>
     </w:p>
@@ -2772,32 +4625,62 @@
           <w:numId w:val="4"/>
         </w:numPr>
         <w:ind w:leftChars="0" w:firstLineChars="0"/>
-      </w:pPr>
-      <w:r>
+        <w:rPr>
+          <w:rFonts w:asciiTheme="minorHAnsi" w:hAnsiTheme="minorHAnsi" w:cstheme="minorHAnsi"/>
+        </w:rPr>
+      </w:pPr>
+      <w:r>
+        <w:rPr>
+          <w:rFonts w:asciiTheme="minorHAnsi" w:hAnsiTheme="minorHAnsi" w:cstheme="minorHAnsi"/>
+        </w:rPr>
         <w:t xml:space="preserve">В случае передачи Товара без упаковки, </w:t>
       </w:r>
       <w:r>
+        <w:rPr>
+          <w:rFonts w:asciiTheme="minorHAnsi" w:hAnsiTheme="minorHAnsi" w:cstheme="minorHAnsi"/>
+        </w:rPr>
         <w:t>Заказчик</w:t>
       </w:r>
       <w:r>
+        <w:rPr>
+          <w:rFonts w:asciiTheme="minorHAnsi" w:hAnsiTheme="minorHAnsi" w:cstheme="minorHAnsi"/>
+        </w:rPr>
         <w:t xml:space="preserve"> обязан </w:t>
       </w:r>
       <w:r>
+        <w:rPr>
+          <w:rFonts w:asciiTheme="minorHAnsi" w:hAnsiTheme="minorHAnsi" w:cstheme="minorHAnsi"/>
+        </w:rPr>
         <w:t xml:space="preserve">осмотреть Товар. </w:t>
       </w:r>
       <w:r>
+        <w:rPr>
+          <w:rFonts w:asciiTheme="minorHAnsi" w:hAnsiTheme="minorHAnsi" w:cstheme="minorHAnsi"/>
+        </w:rPr>
         <w:t xml:space="preserve"> После подписания акта приёма-передачи товара без упаковки, </w:t>
       </w:r>
       <w:r>
+        <w:rPr>
+          <w:rFonts w:asciiTheme="minorHAnsi" w:hAnsiTheme="minorHAnsi" w:cstheme="minorHAnsi"/>
+        </w:rPr>
         <w:t>Заказчик</w:t>
       </w:r>
       <w:r>
+        <w:rPr>
+          <w:rFonts w:asciiTheme="minorHAnsi" w:hAnsiTheme="minorHAnsi" w:cstheme="minorHAnsi"/>
+        </w:rPr>
         <w:t xml:space="preserve"> имеет право предъявить претензии по несущественным недостаткам Товара (например, сколы на мебельной продукции, повреждения и пр.) только в случае, если докажет, что такие недостатки возникли до передачи ему Товара и до подписания акта приёма-передачи. Подписание акта приёма-передачи товара без упаковки означает приёмку Товара </w:t>
       </w:r>
       <w:r>
+        <w:rPr>
+          <w:rFonts w:asciiTheme="minorHAnsi" w:hAnsiTheme="minorHAnsi" w:cstheme="minorHAnsi"/>
+        </w:rPr>
         <w:t>Заказчиком</w:t>
       </w:r>
       <w:r>
+        <w:rPr>
+          <w:rFonts w:asciiTheme="minorHAnsi" w:hAnsiTheme="minorHAnsi" w:cstheme="minorHAnsi"/>
+        </w:rPr>
         <w:t xml:space="preserve"> без несущественных недостатков, таких как сколы на мебельной продукции, повреждения и пр. несущественные (не влияющие на функционал мебельной продукции) недостатки.</w:t>
       </w:r>
     </w:p>
@@ -2809,26 +4692,50 @@
           <w:numId w:val="4"/>
         </w:numPr>
         <w:ind w:leftChars="0" w:firstLineChars="0"/>
-      </w:pPr>
-      <w:r>
+        <w:rPr>
+          <w:rFonts w:asciiTheme="minorHAnsi" w:hAnsiTheme="minorHAnsi" w:cstheme="minorHAnsi"/>
+        </w:rPr>
+      </w:pPr>
+      <w:r>
+        <w:rPr>
+          <w:rFonts w:asciiTheme="minorHAnsi" w:hAnsiTheme="minorHAnsi" w:cstheme="minorHAnsi"/>
+        </w:rPr>
         <w:t>Претензии по качеству товара принимаются только при наличии фабричной упаковки и лишь в том случае, когда Товар сохранил свой первоначальный вид, т.е. когда мебельная продукция осталась так же в несобранном виде. Претен</w:t>
       </w:r>
       <w:r>
+        <w:rPr>
+          <w:rFonts w:asciiTheme="minorHAnsi" w:hAnsiTheme="minorHAnsi" w:cstheme="minorHAnsi"/>
+        </w:rPr>
         <w:t>зии по возможной недоукомплектов</w:t>
       </w:r>
       <w:r>
+        <w:rPr>
+          <w:rFonts w:asciiTheme="minorHAnsi" w:hAnsiTheme="minorHAnsi" w:cstheme="minorHAnsi"/>
+        </w:rPr>
         <w:t>а</w:t>
       </w:r>
       <w:r>
+        <w:rPr>
+          <w:rFonts w:asciiTheme="minorHAnsi" w:hAnsiTheme="minorHAnsi" w:cstheme="minorHAnsi"/>
+        </w:rPr>
         <w:t>нности фурнитурой</w:t>
       </w:r>
       <w:r>
+        <w:rPr>
+          <w:rFonts w:asciiTheme="minorHAnsi" w:hAnsiTheme="minorHAnsi" w:cstheme="minorHAnsi"/>
+        </w:rPr>
         <w:t xml:space="preserve"> принимаются в течение 7 (семи) </w:t>
       </w:r>
       <w:r>
+        <w:rPr>
+          <w:rFonts w:asciiTheme="minorHAnsi" w:hAnsiTheme="minorHAnsi" w:cstheme="minorHAnsi"/>
+        </w:rPr>
         <w:t xml:space="preserve">календарных </w:t>
       </w:r>
       <w:r>
+        <w:rPr>
+          <w:rFonts w:asciiTheme="minorHAnsi" w:hAnsiTheme="minorHAnsi" w:cstheme="minorHAnsi"/>
+        </w:rPr>
         <w:t>дней с момента приёма-передачи Товара в упаковке.</w:t>
       </w:r>
     </w:p>
@@ -2840,55 +4747,106 @@
           <w:numId w:val="4"/>
         </w:numPr>
         <w:ind w:leftChars="0" w:firstLineChars="0"/>
-      </w:pPr>
-      <w:r>
+        <w:rPr>
+          <w:rFonts w:asciiTheme="minorHAnsi" w:hAnsiTheme="minorHAnsi" w:cstheme="minorHAnsi"/>
+        </w:rPr>
+      </w:pPr>
+      <w:r>
+        <w:rPr>
+          <w:rFonts w:asciiTheme="minorHAnsi" w:hAnsiTheme="minorHAnsi" w:cstheme="minorHAnsi"/>
+        </w:rPr>
         <w:t>Подрядчик</w:t>
       </w:r>
       <w:r>
+        <w:rPr>
+          <w:rFonts w:asciiTheme="minorHAnsi" w:hAnsiTheme="minorHAnsi" w:cstheme="minorHAnsi"/>
+        </w:rPr>
         <w:t xml:space="preserve">, в случае предъявления претензий по качеству Товара, обязан в течение 10 </w:t>
       </w:r>
       <w:r>
+        <w:rPr>
+          <w:rFonts w:asciiTheme="minorHAnsi" w:hAnsiTheme="minorHAnsi" w:cstheme="minorHAnsi"/>
+        </w:rPr>
         <w:t xml:space="preserve">(десяти) </w:t>
       </w:r>
       <w:r>
+        <w:rPr>
+          <w:rFonts w:asciiTheme="minorHAnsi" w:hAnsiTheme="minorHAnsi" w:cstheme="minorHAnsi"/>
+        </w:rPr>
         <w:t xml:space="preserve">дней претензию рассмотреть и, в случае подтверждения факта </w:t>
       </w:r>
       <w:r>
+        <w:rPr>
+          <w:rFonts w:asciiTheme="minorHAnsi" w:hAnsiTheme="minorHAnsi" w:cstheme="minorHAnsi"/>
+        </w:rPr>
         <w:t>изготовления и поставки</w:t>
       </w:r>
       <w:r>
+        <w:rPr>
+          <w:rFonts w:asciiTheme="minorHAnsi" w:hAnsiTheme="minorHAnsi" w:cstheme="minorHAnsi"/>
+        </w:rPr>
         <w:t xml:space="preserve"> некачественного Товара, обязан удовлетворить законные претензионные требования</w:t>
       </w:r>
       <w:r>
+        <w:rPr>
+          <w:rFonts w:asciiTheme="minorHAnsi" w:hAnsiTheme="minorHAnsi" w:cstheme="minorHAnsi"/>
+        </w:rPr>
         <w:t xml:space="preserve"> </w:t>
       </w:r>
       <w:proofErr w:type="gramStart"/>
       <w:r>
+        <w:rPr>
+          <w:rFonts w:asciiTheme="minorHAnsi" w:hAnsiTheme="minorHAnsi" w:cstheme="minorHAnsi"/>
+        </w:rPr>
         <w:t>З</w:t>
       </w:r>
       <w:r>
+        <w:rPr>
+          <w:rFonts w:asciiTheme="minorHAnsi" w:hAnsiTheme="minorHAnsi" w:cstheme="minorHAnsi"/>
+        </w:rPr>
         <w:t>аказчика</w:t>
       </w:r>
       <w:proofErr w:type="gramEnd"/>
       <w:r>
+        <w:rPr>
+          <w:rFonts w:asciiTheme="minorHAnsi" w:hAnsiTheme="minorHAnsi" w:cstheme="minorHAnsi"/>
+        </w:rPr>
         <w:t xml:space="preserve"> При этом, с</w:t>
       </w:r>
       <w:r>
+        <w:rPr>
+          <w:rFonts w:asciiTheme="minorHAnsi" w:hAnsiTheme="minorHAnsi" w:cstheme="minorHAnsi"/>
+        </w:rPr>
         <w:t xml:space="preserve">рок устранения недостатков Товара составляет сорок пять дней со дня подачи </w:t>
       </w:r>
       <w:r>
+        <w:rPr>
+          <w:rFonts w:asciiTheme="minorHAnsi" w:hAnsiTheme="minorHAnsi" w:cstheme="minorHAnsi"/>
+        </w:rPr>
         <w:t>Заказчиком</w:t>
       </w:r>
       <w:r>
+        <w:rPr>
+          <w:rFonts w:asciiTheme="minorHAnsi" w:hAnsiTheme="minorHAnsi" w:cstheme="minorHAnsi"/>
+        </w:rPr>
         <w:t xml:space="preserve"> заявления в адрес </w:t>
       </w:r>
       <w:r>
+        <w:rPr>
+          <w:rFonts w:asciiTheme="minorHAnsi" w:hAnsiTheme="minorHAnsi" w:cstheme="minorHAnsi"/>
+        </w:rPr>
         <w:t>Подрядчика</w:t>
       </w:r>
       <w:r>
+        <w:rPr>
+          <w:rFonts w:asciiTheme="minorHAnsi" w:hAnsiTheme="minorHAnsi" w:cstheme="minorHAnsi"/>
+        </w:rPr>
         <w:t xml:space="preserve"> с изложением претензий относительно недостатков Товара. В случае, если во время устранения недостатков Товара станет очевидным, что они не будут устранены в определенный Договором срок, Стороны могут заключить соглашение о новом сроке</w:t>
       </w:r>
       <w:r>
+        <w:rPr>
+          <w:rFonts w:asciiTheme="minorHAnsi" w:hAnsiTheme="minorHAnsi" w:cstheme="minorHAnsi"/>
+        </w:rPr>
         <w:t xml:space="preserve"> устранения недостатков Товара.</w:t>
       </w:r>
     </w:p>
@@ -2900,14 +4858,26 @@
           <w:numId w:val="4"/>
         </w:numPr>
         <w:ind w:leftChars="0" w:firstLineChars="0"/>
-      </w:pPr>
-      <w:r>
+        <w:rPr>
+          <w:rFonts w:asciiTheme="minorHAnsi" w:hAnsiTheme="minorHAnsi" w:cstheme="minorHAnsi"/>
+        </w:rPr>
+      </w:pPr>
+      <w:r>
+        <w:rPr>
+          <w:rFonts w:asciiTheme="minorHAnsi" w:hAnsiTheme="minorHAnsi" w:cstheme="minorHAnsi"/>
+        </w:rPr>
         <w:t xml:space="preserve">В случае самовывоза товара со склада </w:t>
       </w:r>
       <w:r>
+        <w:rPr>
+          <w:rFonts w:asciiTheme="minorHAnsi" w:hAnsiTheme="minorHAnsi" w:cstheme="minorHAnsi"/>
+        </w:rPr>
         <w:t xml:space="preserve">Подрядчика, Подрядчик </w:t>
       </w:r>
       <w:r>
+        <w:rPr>
+          <w:rFonts w:asciiTheme="minorHAnsi" w:hAnsiTheme="minorHAnsi" w:cstheme="minorHAnsi"/>
+        </w:rPr>
         <w:t>не несет ответственность за дефекты, возникшие в ходе транспортировки и погрузо-разгрузочных работах.</w:t>
       </w:r>
     </w:p>
@@ -2919,8 +4889,14 @@
           <w:numId w:val="4"/>
         </w:numPr>
         <w:ind w:leftChars="0" w:firstLineChars="0"/>
-      </w:pPr>
-      <w:r>
+        <w:rPr>
+          <w:rFonts w:asciiTheme="minorHAnsi" w:hAnsiTheme="minorHAnsi" w:cstheme="minorHAnsi"/>
+        </w:rPr>
+      </w:pPr>
+      <w:r>
+        <w:rPr>
+          <w:rFonts w:asciiTheme="minorHAnsi" w:hAnsiTheme="minorHAnsi" w:cstheme="minorHAnsi"/>
+        </w:rPr>
         <w:t>Стороны несут ответственность за неисполнение или ненадлежащее исполнение своих обязанностей в соответствии с настоящим Договором.</w:t>
       </w:r>
     </w:p>
@@ -2932,69 +4908,134 @@
           <w:numId w:val="4"/>
         </w:numPr>
         <w:ind w:leftChars="0" w:firstLineChars="0"/>
-      </w:pPr>
-      <w:r>
-        <w:lastRenderedPageBreak/>
+        <w:rPr>
+          <w:rFonts w:asciiTheme="minorHAnsi" w:hAnsiTheme="minorHAnsi" w:cstheme="minorHAnsi"/>
+        </w:rPr>
+      </w:pPr>
+      <w:r>
+        <w:rPr>
+          <w:rFonts w:asciiTheme="minorHAnsi" w:hAnsiTheme="minorHAnsi" w:cstheme="minorHAnsi"/>
+        </w:rPr>
         <w:t xml:space="preserve">В случае просрочки оплаты готовой Мебельной продукции в случаях, когда обязанность </w:t>
       </w:r>
       <w:r>
+        <w:rPr>
+          <w:rFonts w:asciiTheme="minorHAnsi" w:hAnsiTheme="minorHAnsi" w:cstheme="minorHAnsi"/>
+        </w:rPr>
         <w:t>Подрядчика</w:t>
       </w:r>
       <w:r>
+        <w:rPr>
+          <w:rFonts w:asciiTheme="minorHAnsi" w:hAnsiTheme="minorHAnsi" w:cstheme="minorHAnsi"/>
+        </w:rPr>
         <w:t xml:space="preserve"> по </w:t>
       </w:r>
       <w:r>
+        <w:rPr>
+          <w:rFonts w:asciiTheme="minorHAnsi" w:hAnsiTheme="minorHAnsi" w:cstheme="minorHAnsi"/>
+        </w:rPr>
         <w:t>изготовлению и поставке</w:t>
       </w:r>
       <w:r>
+        <w:rPr>
+          <w:rFonts w:asciiTheme="minorHAnsi" w:hAnsiTheme="minorHAnsi" w:cstheme="minorHAnsi"/>
+        </w:rPr>
         <w:t xml:space="preserve"> Товара считается исполненной, на срок более 5 </w:t>
       </w:r>
       <w:r>
+        <w:rPr>
+          <w:rFonts w:asciiTheme="minorHAnsi" w:hAnsiTheme="minorHAnsi" w:cstheme="minorHAnsi"/>
+        </w:rPr>
         <w:t xml:space="preserve">(пяти) календарных </w:t>
       </w:r>
       <w:r>
+        <w:rPr>
+          <w:rFonts w:asciiTheme="minorHAnsi" w:hAnsiTheme="minorHAnsi" w:cstheme="minorHAnsi"/>
+        </w:rPr>
         <w:t>дней</w:t>
       </w:r>
       <w:r>
+        <w:rPr>
+          <w:rFonts w:asciiTheme="minorHAnsi" w:hAnsiTheme="minorHAnsi" w:cstheme="minorHAnsi"/>
+        </w:rPr>
         <w:t>,</w:t>
       </w:r>
       <w:r>
+        <w:rPr>
+          <w:rFonts w:asciiTheme="minorHAnsi" w:hAnsiTheme="minorHAnsi" w:cstheme="minorHAnsi"/>
+        </w:rPr>
         <w:t xml:space="preserve"> </w:t>
       </w:r>
       <w:r>
+        <w:rPr>
+          <w:rFonts w:asciiTheme="minorHAnsi" w:hAnsiTheme="minorHAnsi" w:cstheme="minorHAnsi"/>
+        </w:rPr>
         <w:t>Заказчик</w:t>
       </w:r>
       <w:r>
+        <w:rPr>
+          <w:rFonts w:asciiTheme="minorHAnsi" w:hAnsiTheme="minorHAnsi" w:cstheme="minorHAnsi"/>
+        </w:rPr>
         <w:t xml:space="preserve"> выплачивает </w:t>
       </w:r>
       <w:r>
+        <w:rPr>
+          <w:rFonts w:asciiTheme="minorHAnsi" w:hAnsiTheme="minorHAnsi" w:cstheme="minorHAnsi"/>
+        </w:rPr>
         <w:t>Подрядчику</w:t>
       </w:r>
       <w:r>
+        <w:rPr>
+          <w:rFonts w:asciiTheme="minorHAnsi" w:hAnsiTheme="minorHAnsi" w:cstheme="minorHAnsi"/>
+        </w:rPr>
         <w:t xml:space="preserve"> </w:t>
       </w:r>
       <w:r>
+        <w:rPr>
+          <w:rFonts w:asciiTheme="minorHAnsi" w:hAnsiTheme="minorHAnsi" w:cstheme="minorHAnsi"/>
+        </w:rPr>
         <w:t>неустойку</w:t>
       </w:r>
       <w:r>
+        <w:rPr>
+          <w:rFonts w:asciiTheme="minorHAnsi" w:hAnsiTheme="minorHAnsi" w:cstheme="minorHAnsi"/>
+        </w:rPr>
         <w:t xml:space="preserve"> в размере 0,1 % </w:t>
       </w:r>
       <w:r>
+        <w:rPr>
+          <w:rFonts w:asciiTheme="minorHAnsi" w:hAnsiTheme="minorHAnsi" w:cstheme="minorHAnsi"/>
+        </w:rPr>
         <w:t xml:space="preserve">(одна десятая процента) </w:t>
       </w:r>
       <w:r>
+        <w:rPr>
+          <w:rFonts w:asciiTheme="minorHAnsi" w:hAnsiTheme="minorHAnsi" w:cstheme="minorHAnsi"/>
+        </w:rPr>
         <w:t xml:space="preserve">от стоимости Товара за каждый день </w:t>
       </w:r>
       <w:r>
+        <w:rPr>
+          <w:rFonts w:asciiTheme="minorHAnsi" w:hAnsiTheme="minorHAnsi" w:cstheme="minorHAnsi"/>
+        </w:rPr>
         <w:t>просрочки</w:t>
       </w:r>
       <w:r>
+        <w:rPr>
+          <w:rFonts w:asciiTheme="minorHAnsi" w:hAnsiTheme="minorHAnsi" w:cstheme="minorHAnsi"/>
+        </w:rPr>
         <w:t xml:space="preserve"> до</w:t>
       </w:r>
       <w:r>
+        <w:rPr>
+          <w:rFonts w:asciiTheme="minorHAnsi" w:hAnsiTheme="minorHAnsi" w:cstheme="minorHAnsi"/>
+        </w:rPr>
         <w:t xml:space="preserve"> момента</w:t>
       </w:r>
       <w:r>
+        <w:rPr>
+          <w:rFonts w:asciiTheme="minorHAnsi" w:hAnsiTheme="minorHAnsi" w:cstheme="minorHAnsi"/>
+        </w:rPr>
         <w:t xml:space="preserve"> его передачи Покупателю.</w:t>
       </w:r>
     </w:p>
@@ -3006,32 +5047,62 @@
           <w:numId w:val="4"/>
         </w:numPr>
         <w:ind w:leftChars="0" w:firstLineChars="0"/>
-      </w:pPr>
-      <w:r>
+        <w:rPr>
+          <w:rFonts w:asciiTheme="minorHAnsi" w:hAnsiTheme="minorHAnsi" w:cstheme="minorHAnsi"/>
+        </w:rPr>
+      </w:pPr>
+      <w:r>
+        <w:rPr>
+          <w:rFonts w:asciiTheme="minorHAnsi" w:hAnsiTheme="minorHAnsi" w:cstheme="minorHAnsi"/>
+        </w:rPr>
         <w:t xml:space="preserve">В случае несоблюдения сроков изготовления </w:t>
       </w:r>
       <w:r>
+        <w:rPr>
+          <w:rFonts w:asciiTheme="minorHAnsi" w:hAnsiTheme="minorHAnsi" w:cstheme="minorHAnsi"/>
+        </w:rPr>
         <w:t xml:space="preserve">и поставки </w:t>
       </w:r>
       <w:r>
+        <w:rPr>
+          <w:rFonts w:asciiTheme="minorHAnsi" w:hAnsiTheme="minorHAnsi" w:cstheme="minorHAnsi"/>
+        </w:rPr>
         <w:t xml:space="preserve">Товара, </w:t>
       </w:r>
       <w:r>
+        <w:rPr>
+          <w:rFonts w:asciiTheme="minorHAnsi" w:hAnsiTheme="minorHAnsi" w:cstheme="minorHAnsi"/>
+        </w:rPr>
         <w:t>Подрядчик</w:t>
       </w:r>
       <w:r>
+        <w:rPr>
+          <w:rFonts w:asciiTheme="minorHAnsi" w:hAnsiTheme="minorHAnsi" w:cstheme="minorHAnsi"/>
+        </w:rPr>
         <w:t xml:space="preserve"> выплачивает Покупателю </w:t>
       </w:r>
       <w:r>
+        <w:rPr>
+          <w:rFonts w:asciiTheme="minorHAnsi" w:hAnsiTheme="minorHAnsi" w:cstheme="minorHAnsi"/>
+        </w:rPr>
         <w:t>неустойку</w:t>
       </w:r>
       <w:r>
+        <w:rPr>
+          <w:rFonts w:asciiTheme="minorHAnsi" w:hAnsiTheme="minorHAnsi" w:cstheme="minorHAnsi"/>
+        </w:rPr>
         <w:t xml:space="preserve"> в размере 0,1% </w:t>
       </w:r>
       <w:r>
+        <w:rPr>
+          <w:rFonts w:asciiTheme="minorHAnsi" w:hAnsiTheme="minorHAnsi" w:cstheme="minorHAnsi"/>
+        </w:rPr>
         <w:t xml:space="preserve">(одна десятая процента) </w:t>
       </w:r>
       <w:r>
+        <w:rPr>
+          <w:rFonts w:asciiTheme="minorHAnsi" w:hAnsiTheme="minorHAnsi" w:cstheme="minorHAnsi"/>
+        </w:rPr>
         <w:t>от стоимости Товара за каждый день просрочки.</w:t>
       </w:r>
     </w:p>
@@ -3043,8 +5114,14 @@
           <w:numId w:val="4"/>
         </w:numPr>
         <w:ind w:leftChars="0" w:firstLineChars="0"/>
-      </w:pPr>
-      <w:r>
+        <w:rPr>
+          <w:rFonts w:asciiTheme="minorHAnsi" w:hAnsiTheme="minorHAnsi" w:cstheme="minorHAnsi"/>
+        </w:rPr>
+      </w:pPr>
+      <w:r>
+        <w:rPr>
+          <w:rFonts w:asciiTheme="minorHAnsi" w:hAnsiTheme="minorHAnsi" w:cstheme="minorHAnsi"/>
+        </w:rPr>
         <w:t xml:space="preserve">Споры и разногласия, возникающие между Сторонами, разрешаются путём переговоров, в соответствии с действующим законодательством. </w:t>
       </w:r>
     </w:p>
@@ -3052,6 +5129,9 @@
       <w:pPr>
         <w:pStyle w:val="a3"/>
         <w:ind w:leftChars="0" w:left="0" w:firstLineChars="0" w:firstLine="0"/>
+        <w:rPr>
+          <w:rFonts w:asciiTheme="minorHAnsi" w:hAnsiTheme="minorHAnsi" w:cstheme="minorHAnsi"/>
+        </w:rPr>
       </w:pPr>
     </w:p>
     <w:p>
@@ -3064,11 +5144,13 @@
         <w:ind w:leftChars="0" w:firstLineChars="0"/>
         <w:jc w:val="center"/>
         <w:rPr>
+          <w:rFonts w:asciiTheme="minorHAnsi" w:hAnsiTheme="minorHAnsi" w:cstheme="minorHAnsi"/>
           <w:b/>
         </w:rPr>
       </w:pPr>
       <w:r>
         <w:rPr>
+          <w:rFonts w:asciiTheme="minorHAnsi" w:hAnsiTheme="minorHAnsi" w:cstheme="minorHAnsi"/>
           <w:b/>
         </w:rPr>
         <w:t>ПРАВА И ОБЯЗАННОСТИ СТОРОН</w:t>
@@ -3079,14 +5161,23 @@
         <w:pStyle w:val="a3"/>
         <w:ind w:leftChars="0" w:left="0" w:firstLineChars="0" w:firstLine="0"/>
         <w:jc w:val="center"/>
+        <w:rPr>
+          <w:rFonts w:asciiTheme="minorHAnsi" w:hAnsiTheme="minorHAnsi" w:cstheme="minorHAnsi"/>
+        </w:rPr>
       </w:pPr>
     </w:p>
     <w:p>
       <w:pPr>
         <w:pStyle w:val="a3"/>
         <w:ind w:leftChars="0" w:left="0" w:firstLineChars="0" w:firstLine="0"/>
-      </w:pPr>
-      <w:r>
+        <w:rPr>
+          <w:rFonts w:asciiTheme="minorHAnsi" w:hAnsiTheme="minorHAnsi" w:cstheme="minorHAnsi"/>
+        </w:rPr>
+      </w:pPr>
+      <w:r>
+        <w:rPr>
+          <w:rFonts w:asciiTheme="minorHAnsi" w:hAnsiTheme="minorHAnsi" w:cstheme="minorHAnsi"/>
+        </w:rPr>
         <w:t>7.1. Подрядчик обязуется:</w:t>
       </w:r>
     </w:p>
@@ -3094,8 +5185,14 @@
       <w:pPr>
         <w:pStyle w:val="a3"/>
         <w:ind w:leftChars="0" w:firstLineChars="0" w:firstLine="0"/>
-      </w:pPr>
-      <w:r>
+        <w:rPr>
+          <w:rFonts w:asciiTheme="minorHAnsi" w:hAnsiTheme="minorHAnsi" w:cstheme="minorHAnsi"/>
+        </w:rPr>
+      </w:pPr>
+      <w:r>
+        <w:rPr>
+          <w:rFonts w:asciiTheme="minorHAnsi" w:hAnsiTheme="minorHAnsi" w:cstheme="minorHAnsi"/>
+        </w:rPr>
         <w:t>7.1.1. Передать Заказчику Товар и при необходимости сопроводительные материалы (инструкции), в установленный Договором срок, в случае соблюдения условий настоящего Договора по внесению оплаты.</w:t>
       </w:r>
     </w:p>
@@ -3103,8 +5200,14 @@
       <w:pPr>
         <w:pStyle w:val="a3"/>
         <w:ind w:leftChars="0" w:firstLineChars="0" w:firstLine="0"/>
-      </w:pPr>
-      <w:r>
+        <w:rPr>
+          <w:rFonts w:asciiTheme="minorHAnsi" w:hAnsiTheme="minorHAnsi" w:cstheme="minorHAnsi"/>
+        </w:rPr>
+      </w:pPr>
+      <w:r>
+        <w:rPr>
+          <w:rFonts w:asciiTheme="minorHAnsi" w:hAnsiTheme="minorHAnsi" w:cstheme="minorHAnsi"/>
+        </w:rPr>
         <w:t>7.1.2. Передать Заказчику Товар свободным от любых прав третьих лиц в виде и составе, предусмотренными условиями Договора, и Приложениями к нему.</w:t>
       </w:r>
     </w:p>
@@ -3112,38 +5215,68 @@
       <w:pPr>
         <w:pStyle w:val="a3"/>
         <w:ind w:leftChars="0" w:firstLineChars="0" w:firstLine="0"/>
-      </w:pPr>
-      <w:r>
-        <w:t xml:space="preserve">7.1.3. Устранить выявленные в период рекламационного срока (период между фиксацией обнаруженных недостатков Товара или сборки, установки Товара и полном устранении данных недостатков) или гарантийного срока недостатки в срок </w:t>
-      </w:r>
-      <w:r>
-        <w:t xml:space="preserve">не позднее </w:t>
-      </w:r>
-      <w:r>
+        <w:rPr>
+          <w:rFonts w:asciiTheme="minorHAnsi" w:hAnsiTheme="minorHAnsi" w:cstheme="minorHAnsi"/>
+        </w:rPr>
+      </w:pPr>
+      <w:r>
+        <w:rPr>
+          <w:rFonts w:asciiTheme="minorHAnsi" w:hAnsiTheme="minorHAnsi" w:cstheme="minorHAnsi"/>
+        </w:rPr>
+        <w:t xml:space="preserve">7.1.3. Устранить выявленные в период рекламационного срока (период между фиксацией обнаруженных недостатков Товара или сборки, установки Товара и полном устранении данных недостатков) или гарантийного срока недостатки в срок не позднее </w:t>
+      </w:r>
+      <w:r>
+        <w:rPr>
+          <w:rFonts w:asciiTheme="minorHAnsi" w:hAnsiTheme="minorHAnsi" w:cstheme="minorHAnsi"/>
+        </w:rPr>
         <w:t>45</w:t>
       </w:r>
       <w:r>
+        <w:rPr>
+          <w:rFonts w:asciiTheme="minorHAnsi" w:hAnsiTheme="minorHAnsi" w:cstheme="minorHAnsi"/>
+        </w:rPr>
         <w:t>(</w:t>
       </w:r>
       <w:r>
+        <w:rPr>
+          <w:rFonts w:asciiTheme="minorHAnsi" w:hAnsiTheme="minorHAnsi" w:cstheme="minorHAnsi"/>
+        </w:rPr>
         <w:t>с</w:t>
       </w:r>
       <w:r>
+        <w:rPr>
+          <w:rFonts w:asciiTheme="minorHAnsi" w:hAnsiTheme="minorHAnsi" w:cstheme="minorHAnsi"/>
+        </w:rPr>
         <w:t>орока пяти</w:t>
       </w:r>
       <w:r>
+        <w:rPr>
+          <w:rFonts w:asciiTheme="minorHAnsi" w:hAnsiTheme="minorHAnsi" w:cstheme="minorHAnsi"/>
+        </w:rPr>
         <w:t>) рабоч</w:t>
       </w:r>
       <w:r>
+        <w:rPr>
+          <w:rFonts w:asciiTheme="minorHAnsi" w:hAnsiTheme="minorHAnsi" w:cstheme="minorHAnsi"/>
+        </w:rPr>
         <w:t>их</w:t>
       </w:r>
       <w:r>
+        <w:rPr>
+          <w:rFonts w:asciiTheme="minorHAnsi" w:hAnsiTheme="minorHAnsi" w:cstheme="minorHAnsi"/>
+        </w:rPr>
         <w:t xml:space="preserve"> дн</w:t>
       </w:r>
       <w:r>
+        <w:rPr>
+          <w:rFonts w:asciiTheme="minorHAnsi" w:hAnsiTheme="minorHAnsi" w:cstheme="minorHAnsi"/>
+        </w:rPr>
         <w:t>ей</w:t>
       </w:r>
       <w:r>
+        <w:rPr>
+          <w:rFonts w:asciiTheme="minorHAnsi" w:hAnsiTheme="minorHAnsi" w:cstheme="minorHAnsi"/>
+        </w:rPr>
         <w:t xml:space="preserve"> с момента фиксации выявленных недостатков при передаче Товара Заказчику, либо при приемке работ по сборке и установке Товара или иным способом, предусмотренным Договором,  при условии обязательного  внесения полного  перечня недостатков в Акт приема-передачи, в Акт приемки результата услуги по сборке и установке мебели, в Рекламационный акт или иным способом, предусмотренным Договором.</w:t>
       </w:r>
     </w:p>
@@ -3151,8 +5284,14 @@
       <w:pPr>
         <w:pStyle w:val="a3"/>
         <w:ind w:leftChars="0" w:firstLineChars="0" w:firstLine="0"/>
-      </w:pPr>
-      <w:r>
+        <w:rPr>
+          <w:rFonts w:asciiTheme="minorHAnsi" w:hAnsiTheme="minorHAnsi" w:cstheme="minorHAnsi"/>
+        </w:rPr>
+      </w:pPr>
+      <w:r>
+        <w:rPr>
+          <w:rFonts w:asciiTheme="minorHAnsi" w:hAnsiTheme="minorHAnsi" w:cstheme="minorHAnsi"/>
+        </w:rPr>
         <w:t>7.1.4. Подрядчик отвечает за выявленные недостатки в гарантийный период, установленный на Товар, если не докажет, что недостатки возникли после приёма-передачи Товара, вследствие нарушения Заказчиком правил эксплуатации, хранения или транспортировки Товара.</w:t>
       </w:r>
     </w:p>
@@ -3160,8 +5299,14 @@
       <w:pPr>
         <w:pStyle w:val="a3"/>
         <w:ind w:leftChars="0" w:firstLineChars="0" w:firstLine="0"/>
-      </w:pPr>
-      <w:r>
+        <w:rPr>
+          <w:rFonts w:asciiTheme="minorHAnsi" w:hAnsiTheme="minorHAnsi" w:cstheme="minorHAnsi"/>
+        </w:rPr>
+      </w:pPr>
+      <w:r>
+        <w:rPr>
+          <w:rFonts w:asciiTheme="minorHAnsi" w:hAnsiTheme="minorHAnsi" w:cstheme="minorHAnsi"/>
+        </w:rPr>
         <w:t>7.2. Подрядчик имеет право:</w:t>
       </w:r>
     </w:p>
@@ -3169,8 +5314,14 @@
       <w:pPr>
         <w:pStyle w:val="a3"/>
         <w:ind w:leftChars="0" w:firstLineChars="0" w:firstLine="0"/>
-      </w:pPr>
-      <w:r>
+        <w:rPr>
+          <w:rFonts w:asciiTheme="minorHAnsi" w:hAnsiTheme="minorHAnsi" w:cstheme="minorHAnsi"/>
+        </w:rPr>
+      </w:pPr>
+      <w:r>
+        <w:rPr>
+          <w:rFonts w:asciiTheme="minorHAnsi" w:hAnsiTheme="minorHAnsi" w:cstheme="minorHAnsi"/>
+        </w:rPr>
         <w:t>7.2.1. В случае отказа Заказчиком от приёмки Товара или в иных предусмотренных договором или законом случаях, продать Товар третьим лицам, с правом взыскания неустойки, предусмотренной Договором.</w:t>
       </w:r>
     </w:p>
@@ -3178,34 +5329,51 @@
       <w:pPr>
         <w:pStyle w:val="a3"/>
         <w:ind w:leftChars="0" w:firstLineChars="0" w:firstLine="0"/>
-      </w:pPr>
-      <w:r>
-        <w:t xml:space="preserve">7.2.2. В случае неисполнения Заказчиком обязательств по срокам оплаты, предусмотренным настоящим Договором, перенести срок передачи Товара, до момента полной оплаты Заказчиком с правом взыскания неустойки с Заказчика, предусмотренной Договором. </w:t>
+        <w:rPr>
+          <w:rFonts w:asciiTheme="minorHAnsi" w:hAnsiTheme="minorHAnsi" w:cstheme="minorHAnsi"/>
+        </w:rPr>
+      </w:pPr>
+      <w:r>
+        <w:rPr>
+          <w:rFonts w:asciiTheme="minorHAnsi" w:hAnsiTheme="minorHAnsi" w:cstheme="minorHAnsi"/>
+        </w:rPr>
+        <w:t xml:space="preserve">7.2.2. В случае неисполнения Заказчиком обязательств по срокам оплаты, предусмотренным настоящим Договором, перенести срок передачи Товара, до момента полной оплаты Заказчиком с правом взыскания </w:t>
+      </w:r>
+      <w:r>
+        <w:rPr>
+          <w:rFonts w:asciiTheme="minorHAnsi" w:hAnsiTheme="minorHAnsi" w:cstheme="minorHAnsi"/>
+        </w:rPr>
+        <w:lastRenderedPageBreak/>
+        <w:t xml:space="preserve">неустойки с Заказчика, предусмотренной Договором. </w:t>
       </w:r>
     </w:p>
     <w:p>
       <w:pPr>
         <w:pStyle w:val="a3"/>
         <w:ind w:leftChars="0" w:firstLineChars="0" w:firstLine="0"/>
-      </w:pPr>
-      <w:r>
-        <w:t xml:space="preserve">7.2.3. Удержать сумму аванса, внесенного </w:t>
-      </w:r>
-      <w:proofErr w:type="gramStart"/>
-      <w:r>
-        <w:t>Заказчиком,  в</w:t>
-      </w:r>
-      <w:proofErr w:type="gramEnd"/>
-      <w:r>
-        <w:t xml:space="preserve"> качестве неустойки в случае, если Заказчик отказывается от Товара в период действия настоящего Договора.</w:t>
+        <w:rPr>
+          <w:rFonts w:asciiTheme="minorHAnsi" w:hAnsiTheme="minorHAnsi" w:cstheme="minorHAnsi"/>
+        </w:rPr>
+      </w:pPr>
+      <w:r>
+        <w:rPr>
+          <w:rFonts w:asciiTheme="minorHAnsi" w:hAnsiTheme="minorHAnsi" w:cstheme="minorHAnsi"/>
+        </w:rPr>
+        <w:t>7.2.3. Удержать сумму аванса, внесенного Заказчиком, в качестве неустойки в случае, если Заказчик отказывается от Товара в период действия настоящего Договора.</w:t>
       </w:r>
     </w:p>
     <w:p>
       <w:pPr>
         <w:pStyle w:val="a3"/>
         <w:ind w:leftChars="0" w:firstLineChars="0" w:firstLine="0"/>
-      </w:pPr>
-      <w:r>
+        <w:rPr>
+          <w:rFonts w:asciiTheme="minorHAnsi" w:hAnsiTheme="minorHAnsi" w:cstheme="minorHAnsi"/>
+        </w:rPr>
+      </w:pPr>
+      <w:r>
+        <w:rPr>
+          <w:rFonts w:asciiTheme="minorHAnsi" w:hAnsiTheme="minorHAnsi" w:cstheme="minorHAnsi"/>
+        </w:rPr>
         <w:t>7.2.4. В случае нарушения Заказчиком обязательств по срокам оплаты, привлечь к его ответственности, предусмотренной Договором.</w:t>
       </w:r>
     </w:p>
@@ -3213,8 +5381,14 @@
       <w:pPr>
         <w:pStyle w:val="a3"/>
         <w:ind w:leftChars="0" w:firstLineChars="0" w:firstLine="0"/>
-      </w:pPr>
-      <w:r>
+        <w:rPr>
+          <w:rFonts w:asciiTheme="minorHAnsi" w:hAnsiTheme="minorHAnsi" w:cstheme="minorHAnsi"/>
+        </w:rPr>
+      </w:pPr>
+      <w:r>
+        <w:rPr>
+          <w:rFonts w:asciiTheme="minorHAnsi" w:hAnsiTheme="minorHAnsi" w:cstheme="minorHAnsi"/>
+        </w:rPr>
         <w:t>7.3. Заказчик обязуется:</w:t>
       </w:r>
     </w:p>
@@ -3222,8 +5396,14 @@
       <w:pPr>
         <w:pStyle w:val="a3"/>
         <w:ind w:leftChars="0" w:firstLineChars="0" w:firstLine="0"/>
-      </w:pPr>
-      <w:r>
+        <w:rPr>
+          <w:rFonts w:asciiTheme="minorHAnsi" w:hAnsiTheme="minorHAnsi" w:cstheme="minorHAnsi"/>
+        </w:rPr>
+      </w:pPr>
+      <w:r>
+        <w:rPr>
+          <w:rFonts w:asciiTheme="minorHAnsi" w:hAnsiTheme="minorHAnsi" w:cstheme="minorHAnsi"/>
+        </w:rPr>
         <w:t>7.3.1. Оплатить Товар в сумме и в сроки, определенные настоящим Договором. В случае неисполнения Заказчиком указанного обязательства, Подрядчик имеет право увеличить срок передачи, указанный в Договоре, на срок, равный количеству дней просрочки оплаты. В случае отсутствия связи с Заказчиком и невозможности проинформировать его о готовности Товара к передаче любым способом, предусмотренным настоящим Договором, Подрядчик вправе увеличить срок передачи, указанный в Договоре, на срок, равный количеству дней отсутствия связи с Заказчиком.</w:t>
       </w:r>
     </w:p>
@@ -3231,11 +5411,20 @@
       <w:pPr>
         <w:pStyle w:val="a3"/>
         <w:ind w:leftChars="0" w:firstLineChars="0" w:firstLine="0"/>
-      </w:pPr>
-      <w:r>
+        <w:rPr>
+          <w:rFonts w:asciiTheme="minorHAnsi" w:hAnsiTheme="minorHAnsi" w:cstheme="minorHAnsi"/>
+        </w:rPr>
+      </w:pPr>
+      <w:r>
+        <w:rPr>
+          <w:rFonts w:asciiTheme="minorHAnsi" w:hAnsiTheme="minorHAnsi" w:cstheme="minorHAnsi"/>
+        </w:rPr>
         <w:t>7</w:t>
       </w:r>
       <w:r>
+        <w:rPr>
+          <w:rFonts w:asciiTheme="minorHAnsi" w:hAnsiTheme="minorHAnsi" w:cstheme="minorHAnsi"/>
+        </w:rPr>
         <w:t xml:space="preserve">.3.2. Предоставить при оформлении Заказ-наряда, в письменном виде точную схему мест прокладки электрических кабелей, водо- и газопровода, вентиляционных отверстий, установки инженерного оборудования. В случае неисполнения Заказчиком указанного обязательства, за возможные повреждения проводки, повреждения инженерного оборудования, за последствия, связанные с изменением размеров элементов Товара, и пр., Подрядчик ответственности не несет. </w:t>
       </w:r>
     </w:p>
@@ -3243,17 +5432,32 @@
       <w:pPr>
         <w:pStyle w:val="a3"/>
         <w:ind w:leftChars="0" w:firstLineChars="0" w:firstLine="0"/>
-      </w:pPr>
-      <w:r>
+        <w:rPr>
+          <w:rFonts w:asciiTheme="minorHAnsi" w:hAnsiTheme="minorHAnsi" w:cstheme="minorHAnsi"/>
+        </w:rPr>
+      </w:pPr>
+      <w:r>
+        <w:rPr>
+          <w:rFonts w:asciiTheme="minorHAnsi" w:hAnsiTheme="minorHAnsi" w:cstheme="minorHAnsi"/>
+        </w:rPr>
         <w:t>7</w:t>
       </w:r>
       <w:r>
+        <w:rPr>
+          <w:rFonts w:asciiTheme="minorHAnsi" w:hAnsiTheme="minorHAnsi" w:cstheme="minorHAnsi"/>
+        </w:rPr>
         <w:t>.3.</w:t>
       </w:r>
       <w:r>
+        <w:rPr>
+          <w:rFonts w:asciiTheme="minorHAnsi" w:hAnsiTheme="minorHAnsi" w:cstheme="minorHAnsi"/>
+        </w:rPr>
         <w:t>3</w:t>
       </w:r>
       <w:r>
+        <w:rPr>
+          <w:rFonts w:asciiTheme="minorHAnsi" w:hAnsiTheme="minorHAnsi" w:cstheme="minorHAnsi"/>
+        </w:rPr>
         <w:t>. После завершения Подрядчиком замеров и подписания Сторонами Заказ-наряда, не производить в помещении установки Товара какие-либо работы, изменяющие первоначальные данные замеров. В противном случае, весь подгон или замена элементов Товара осуществляется за счет Заказчика.</w:t>
       </w:r>
     </w:p>
@@ -3261,11 +5465,20 @@
       <w:pPr>
         <w:pStyle w:val="a3"/>
         <w:ind w:leftChars="0" w:firstLineChars="0" w:firstLine="0"/>
-      </w:pPr>
-      <w:r>
+        <w:rPr>
+          <w:rFonts w:asciiTheme="minorHAnsi" w:hAnsiTheme="minorHAnsi" w:cstheme="minorHAnsi"/>
+        </w:rPr>
+      </w:pPr>
+      <w:r>
+        <w:rPr>
+          <w:rFonts w:asciiTheme="minorHAnsi" w:hAnsiTheme="minorHAnsi" w:cstheme="minorHAnsi"/>
+        </w:rPr>
         <w:t>7</w:t>
       </w:r>
       <w:r>
+        <w:rPr>
+          <w:rFonts w:asciiTheme="minorHAnsi" w:hAnsiTheme="minorHAnsi" w:cstheme="minorHAnsi"/>
+        </w:rPr>
         <w:t>.4. Заказчик имеет право:</w:t>
       </w:r>
     </w:p>
@@ -3273,14 +5486,26 @@
       <w:pPr>
         <w:pStyle w:val="a3"/>
         <w:ind w:leftChars="0" w:left="0" w:firstLineChars="0" w:firstLine="0"/>
-      </w:pPr>
-      <w:r>
+        <w:rPr>
+          <w:rFonts w:asciiTheme="minorHAnsi" w:hAnsiTheme="minorHAnsi" w:cstheme="minorHAnsi"/>
+        </w:rPr>
+      </w:pPr>
+      <w:r>
+        <w:rPr>
+          <w:rFonts w:asciiTheme="minorHAnsi" w:hAnsiTheme="minorHAnsi" w:cstheme="minorHAnsi"/>
+        </w:rPr>
         <w:t>7</w:t>
       </w:r>
       <w:r>
+        <w:rPr>
+          <w:rFonts w:asciiTheme="minorHAnsi" w:hAnsiTheme="minorHAnsi" w:cstheme="minorHAnsi"/>
+        </w:rPr>
         <w:t>.4.1. В случае нарушения Подрядчиком обязательств по срокам передачи Товара привлечь его к от</w:t>
       </w:r>
       <w:r>
+        <w:rPr>
+          <w:rFonts w:asciiTheme="minorHAnsi" w:hAnsiTheme="minorHAnsi" w:cstheme="minorHAnsi"/>
+        </w:rPr>
         <w:t>ветственности, предусмотренной Договором.</w:t>
       </w:r>
     </w:p>
@@ -3288,6 +5513,9 @@
       <w:pPr>
         <w:pStyle w:val="a3"/>
         <w:ind w:leftChars="0" w:left="0" w:firstLineChars="0" w:firstLine="0"/>
+        <w:rPr>
+          <w:rFonts w:asciiTheme="minorHAnsi" w:hAnsiTheme="minorHAnsi" w:cstheme="minorHAnsi"/>
+        </w:rPr>
       </w:pPr>
     </w:p>
     <w:p>
@@ -3300,11 +5528,13 @@
         <w:ind w:leftChars="0" w:firstLineChars="0"/>
         <w:jc w:val="center"/>
         <w:rPr>
+          <w:rFonts w:asciiTheme="minorHAnsi" w:hAnsiTheme="minorHAnsi" w:cstheme="minorHAnsi"/>
           <w:b/>
         </w:rPr>
       </w:pPr>
       <w:r>
         <w:rPr>
+          <w:rFonts w:asciiTheme="minorHAnsi" w:hAnsiTheme="minorHAnsi" w:cstheme="minorHAnsi"/>
           <w:b/>
         </w:rPr>
         <w:t>УСЛОВИЯ ОБ ИЗМЕНЕНИИ УСЛОВИЙ НАСТОЯЩЕГО ДОГОВОРА И УСЛОВИЯ О ДОСРОЧНОМ РАСТОРЖЕНИИ НАСТОЯЩЕГО ДОГОВОРА</w:t>
@@ -3314,6 +5544,9 @@
       <w:pPr>
         <w:pStyle w:val="a3"/>
         <w:ind w:leftChars="0" w:left="-2" w:firstLineChars="0" w:firstLine="0"/>
+        <w:rPr>
+          <w:rFonts w:asciiTheme="minorHAnsi" w:hAnsiTheme="minorHAnsi" w:cstheme="minorHAnsi"/>
+        </w:rPr>
       </w:pPr>
     </w:p>
     <w:p>
@@ -3324,20 +5557,38 @@
           <w:numId w:val="4"/>
         </w:numPr>
         <w:ind w:leftChars="0" w:firstLineChars="0"/>
-      </w:pPr>
-      <w:r>
+        <w:rPr>
+          <w:rFonts w:asciiTheme="minorHAnsi" w:hAnsiTheme="minorHAnsi" w:cstheme="minorHAnsi"/>
+        </w:rPr>
+      </w:pPr>
+      <w:r>
+        <w:rPr>
+          <w:rFonts w:asciiTheme="minorHAnsi" w:hAnsiTheme="minorHAnsi" w:cstheme="minorHAnsi"/>
+        </w:rPr>
         <w:t>Любые изменения и дополнения к настоящему Договору будут действительны только в том случае, если они совершены в письменной форме и подписаны Сторонами, ес</w:t>
       </w:r>
       <w:r>
+        <w:rPr>
+          <w:rFonts w:asciiTheme="minorHAnsi" w:hAnsiTheme="minorHAnsi" w:cstheme="minorHAnsi"/>
+        </w:rPr>
         <w:t>ли иного не следует из условий н</w:t>
       </w:r>
       <w:r>
+        <w:rPr>
+          <w:rFonts w:asciiTheme="minorHAnsi" w:hAnsiTheme="minorHAnsi" w:cstheme="minorHAnsi"/>
+        </w:rPr>
         <w:t xml:space="preserve">астоящего </w:t>
       </w:r>
       <w:r>
+        <w:rPr>
+          <w:rFonts w:asciiTheme="minorHAnsi" w:hAnsiTheme="minorHAnsi" w:cstheme="minorHAnsi"/>
+        </w:rPr>
         <w:t>Д</w:t>
       </w:r>
       <w:r>
+        <w:rPr>
+          <w:rFonts w:asciiTheme="minorHAnsi" w:hAnsiTheme="minorHAnsi" w:cstheme="minorHAnsi"/>
+        </w:rPr>
         <w:t>оговора.</w:t>
       </w:r>
     </w:p>
@@ -3349,78 +5600,146 @@
           <w:numId w:val="4"/>
         </w:numPr>
         <w:ind w:leftChars="0" w:firstLineChars="0"/>
-      </w:pPr>
-      <w:r>
+        <w:rPr>
+          <w:rFonts w:asciiTheme="minorHAnsi" w:hAnsiTheme="minorHAnsi" w:cstheme="minorHAnsi"/>
+        </w:rPr>
+      </w:pPr>
+      <w:r>
+        <w:rPr>
+          <w:rFonts w:asciiTheme="minorHAnsi" w:hAnsiTheme="minorHAnsi" w:cstheme="minorHAnsi"/>
+        </w:rPr>
         <w:t xml:space="preserve">В случае невозможности </w:t>
       </w:r>
       <w:r>
+        <w:rPr>
+          <w:rFonts w:asciiTheme="minorHAnsi" w:hAnsiTheme="minorHAnsi" w:cstheme="minorHAnsi"/>
+        </w:rPr>
         <w:t>поставки</w:t>
       </w:r>
       <w:r>
+        <w:rPr>
+          <w:rFonts w:asciiTheme="minorHAnsi" w:hAnsiTheme="minorHAnsi" w:cstheme="minorHAnsi"/>
+        </w:rPr>
         <w:t xml:space="preserve"> Товара </w:t>
       </w:r>
       <w:r>
+        <w:rPr>
+          <w:rFonts w:asciiTheme="minorHAnsi" w:hAnsiTheme="minorHAnsi" w:cstheme="minorHAnsi"/>
+        </w:rPr>
         <w:t>Подрядчиком</w:t>
       </w:r>
       <w:r>
+        <w:rPr>
+          <w:rFonts w:asciiTheme="minorHAnsi" w:hAnsiTheme="minorHAnsi" w:cstheme="minorHAnsi"/>
+        </w:rPr>
         <w:t xml:space="preserve"> в том виде, </w:t>
       </w:r>
       <w:r>
-        <w:t xml:space="preserve">в котором Стороны определили в </w:t>
-      </w:r>
-      <w:r>
-        <w:lastRenderedPageBreak/>
-        <w:t>н</w:t>
-      </w:r>
-      <w:r>
+        <w:rPr>
+          <w:rFonts w:asciiTheme="minorHAnsi" w:hAnsiTheme="minorHAnsi" w:cstheme="minorHAnsi"/>
+        </w:rPr>
+        <w:t>в котором Стороны определили в н</w:t>
+      </w:r>
+      <w:r>
+        <w:rPr>
+          <w:rFonts w:asciiTheme="minorHAnsi" w:hAnsiTheme="minorHAnsi" w:cstheme="minorHAnsi"/>
+        </w:rPr>
         <w:t xml:space="preserve">астоящем </w:t>
       </w:r>
       <w:r>
+        <w:rPr>
+          <w:rFonts w:asciiTheme="minorHAnsi" w:hAnsiTheme="minorHAnsi" w:cstheme="minorHAnsi"/>
+        </w:rPr>
         <w:t>Д</w:t>
       </w:r>
       <w:r>
+        <w:rPr>
+          <w:rFonts w:asciiTheme="minorHAnsi" w:hAnsiTheme="minorHAnsi" w:cstheme="minorHAnsi"/>
+        </w:rPr>
         <w:t xml:space="preserve">оговоре, либо в случае невозможности </w:t>
       </w:r>
       <w:r>
+        <w:rPr>
+          <w:rFonts w:asciiTheme="minorHAnsi" w:hAnsiTheme="minorHAnsi" w:cstheme="minorHAnsi"/>
+        </w:rPr>
         <w:t xml:space="preserve">изготовления и поставки </w:t>
       </w:r>
       <w:r>
+        <w:rPr>
+          <w:rFonts w:asciiTheme="minorHAnsi" w:hAnsiTheme="minorHAnsi" w:cstheme="minorHAnsi"/>
+        </w:rPr>
         <w:t xml:space="preserve">Товара в срок, установленный договором, по любым причинам, </w:t>
       </w:r>
       <w:r>
+        <w:rPr>
+          <w:rFonts w:asciiTheme="minorHAnsi" w:hAnsiTheme="minorHAnsi" w:cstheme="minorHAnsi"/>
+        </w:rPr>
         <w:t>Подрядчик</w:t>
       </w:r>
       <w:r>
+        <w:rPr>
+          <w:rFonts w:asciiTheme="minorHAnsi" w:hAnsiTheme="minorHAnsi" w:cstheme="minorHAnsi"/>
+        </w:rPr>
         <w:t xml:space="preserve"> обязан уведомить об этом </w:t>
       </w:r>
       <w:r>
+        <w:rPr>
+          <w:rFonts w:asciiTheme="minorHAnsi" w:hAnsiTheme="minorHAnsi" w:cstheme="minorHAnsi"/>
+        </w:rPr>
         <w:t>Заказчика</w:t>
       </w:r>
       <w:r>
+        <w:rPr>
+          <w:rFonts w:asciiTheme="minorHAnsi" w:hAnsiTheme="minorHAnsi" w:cstheme="minorHAnsi"/>
+        </w:rPr>
         <w:t xml:space="preserve"> в течение 5 (пяти) </w:t>
       </w:r>
       <w:r>
+        <w:rPr>
+          <w:rFonts w:asciiTheme="minorHAnsi" w:hAnsiTheme="minorHAnsi" w:cstheme="minorHAnsi"/>
+        </w:rPr>
         <w:t xml:space="preserve">календарных </w:t>
       </w:r>
       <w:r>
+        <w:rPr>
+          <w:rFonts w:asciiTheme="minorHAnsi" w:hAnsiTheme="minorHAnsi" w:cstheme="minorHAnsi"/>
+        </w:rPr>
         <w:t xml:space="preserve">дней с момента, как </w:t>
       </w:r>
       <w:r>
+        <w:rPr>
+          <w:rFonts w:asciiTheme="minorHAnsi" w:hAnsiTheme="minorHAnsi" w:cstheme="minorHAnsi"/>
+        </w:rPr>
         <w:t>Подрядчику</w:t>
       </w:r>
       <w:r>
+        <w:rPr>
+          <w:rFonts w:asciiTheme="minorHAnsi" w:hAnsiTheme="minorHAnsi" w:cstheme="minorHAnsi"/>
+        </w:rPr>
         <w:t xml:space="preserve"> стало известно о невозможности </w:t>
       </w:r>
       <w:r>
+        <w:rPr>
+          <w:rFonts w:asciiTheme="minorHAnsi" w:hAnsiTheme="minorHAnsi" w:cstheme="minorHAnsi"/>
+        </w:rPr>
         <w:t>изготовления и (или) поставки</w:t>
       </w:r>
       <w:r>
+        <w:rPr>
+          <w:rFonts w:asciiTheme="minorHAnsi" w:hAnsiTheme="minorHAnsi" w:cstheme="minorHAnsi"/>
+        </w:rPr>
         <w:t xml:space="preserve"> Товара. При этом Стороны вправе обсудить иные условия Предмета договора или сроков продажи Товара, либо отказаться от дальнейшего исполнения Договора.</w:t>
       </w:r>
       <w:r>
+        <w:rPr>
+          <w:rFonts w:asciiTheme="minorHAnsi" w:hAnsiTheme="minorHAnsi" w:cstheme="minorHAnsi"/>
+        </w:rPr>
         <w:t xml:space="preserve"> При этом, Стороны договорились, что в случае отсутствия у Поставщиков на момент исполнения Договора заранее согласованных материалов, сырья и фурнитуры, </w:t>
       </w:r>
       <w:r>
+        <w:rPr>
+          <w:rFonts w:asciiTheme="minorHAnsi" w:hAnsiTheme="minorHAnsi" w:cstheme="minorHAnsi"/>
+        </w:rPr>
         <w:t>Подрядчик в течение 3 (трех) рабочих дней с даты своего осведомления, обязуется предупредить Заказчика об этом и предложить соответствующую замену. В случае поступления соответствующих предложений о замене материалов, сырья или фурнитуры, Заказчик не вправе в одностороннем порядке отказаться от исполнения Договора.</w:t>
       </w:r>
     </w:p>
@@ -3432,35 +5751,68 @@
           <w:numId w:val="4"/>
         </w:numPr>
         <w:ind w:leftChars="0" w:firstLineChars="0"/>
-      </w:pPr>
-      <w:r>
+        <w:rPr>
+          <w:rFonts w:asciiTheme="minorHAnsi" w:hAnsiTheme="minorHAnsi" w:cstheme="minorHAnsi"/>
+        </w:rPr>
+      </w:pPr>
+      <w:r>
+        <w:rPr>
+          <w:rFonts w:asciiTheme="minorHAnsi" w:hAnsiTheme="minorHAnsi" w:cstheme="minorHAnsi"/>
+        </w:rPr>
         <w:t xml:space="preserve">В случае расторжения настоящего Договора </w:t>
       </w:r>
       <w:r>
+        <w:rPr>
+          <w:rFonts w:asciiTheme="minorHAnsi" w:hAnsiTheme="minorHAnsi" w:cstheme="minorHAnsi"/>
+        </w:rPr>
         <w:t>Заказчиком</w:t>
       </w:r>
       <w:r>
+        <w:rPr>
+          <w:rFonts w:asciiTheme="minorHAnsi" w:hAnsiTheme="minorHAnsi" w:cstheme="minorHAnsi"/>
+        </w:rPr>
         <w:t xml:space="preserve"> в одностороннем порядке до момента фактической передачи Товара при отсутствии претензий о качестве, </w:t>
       </w:r>
       <w:r>
+        <w:rPr>
+          <w:rFonts w:asciiTheme="minorHAnsi" w:hAnsiTheme="minorHAnsi" w:cstheme="minorHAnsi"/>
+        </w:rPr>
         <w:t>Заказчик</w:t>
       </w:r>
       <w:r>
+        <w:rPr>
+          <w:rFonts w:asciiTheme="minorHAnsi" w:hAnsiTheme="minorHAnsi" w:cstheme="minorHAnsi"/>
+        </w:rPr>
         <w:t xml:space="preserve"> выплачивает </w:t>
       </w:r>
       <w:r>
+        <w:rPr>
+          <w:rFonts w:asciiTheme="minorHAnsi" w:hAnsiTheme="minorHAnsi" w:cstheme="minorHAnsi"/>
+        </w:rPr>
         <w:t>Подрядчик</w:t>
       </w:r>
       <w:r>
+        <w:rPr>
+          <w:rFonts w:asciiTheme="minorHAnsi" w:hAnsiTheme="minorHAnsi" w:cstheme="minorHAnsi"/>
+        </w:rPr>
         <w:t>у</w:t>
       </w:r>
       <w:r>
+        <w:rPr>
+          <w:rFonts w:asciiTheme="minorHAnsi" w:hAnsiTheme="minorHAnsi" w:cstheme="minorHAnsi"/>
+        </w:rPr>
         <w:t xml:space="preserve"> издержки, </w:t>
       </w:r>
       <w:r>
+        <w:rPr>
+          <w:rFonts w:asciiTheme="minorHAnsi" w:hAnsiTheme="minorHAnsi" w:cstheme="minorHAnsi"/>
+        </w:rPr>
         <w:t xml:space="preserve">в </w:t>
       </w:r>
       <w:r>
+        <w:rPr>
+          <w:rFonts w:asciiTheme="minorHAnsi" w:hAnsiTheme="minorHAnsi" w:cstheme="minorHAnsi"/>
+        </w:rPr>
         <w:t xml:space="preserve">следующих размерах: </w:t>
       </w:r>
     </w:p>
@@ -3468,11 +5820,20 @@
       <w:pPr>
         <w:pStyle w:val="a3"/>
         <w:ind w:leftChars="0" w:left="358" w:firstLineChars="0" w:firstLine="0"/>
-      </w:pPr>
-      <w:r>
+        <w:rPr>
+          <w:rFonts w:asciiTheme="minorHAnsi" w:hAnsiTheme="minorHAnsi" w:cstheme="minorHAnsi"/>
+        </w:rPr>
+      </w:pPr>
+      <w:r>
+        <w:rPr>
+          <w:rFonts w:asciiTheme="minorHAnsi" w:hAnsiTheme="minorHAnsi" w:cstheme="minorHAnsi"/>
+        </w:rPr>
         <w:t>8</w:t>
       </w:r>
       <w:r>
+        <w:rPr>
+          <w:rFonts w:asciiTheme="minorHAnsi" w:hAnsiTheme="minorHAnsi" w:cstheme="minorHAnsi"/>
+        </w:rPr>
         <w:t>.3.1. при расторжении договора после проведения замеров, разработки дизайна и осуществлении визуализации Заказа (т.е. с момента подписания Акта замеров), до момента начала изготовления Товара у Подрядчика - в размере 30% от суммы Товара, в таком случае внесённый Аванс зачитывается в счёт исполнения Подрядчиком услуг по проведению замеров, разработки дизайна и осуществлению визуализации Заказа. Стороны определили, что стоимость услуг по проведению замеров, разработки дизайна и осуществлению визуализации Заказа составляет 30% от суммы Товара;</w:t>
       </w:r>
     </w:p>
@@ -3480,22 +5841,34 @@
       <w:pPr>
         <w:pStyle w:val="a3"/>
         <w:ind w:leftChars="0" w:left="358" w:firstLineChars="0" w:firstLine="0"/>
-      </w:pPr>
-      <w:r>
+        <w:rPr>
+          <w:rFonts w:asciiTheme="minorHAnsi" w:hAnsiTheme="minorHAnsi" w:cstheme="minorHAnsi"/>
+        </w:rPr>
+      </w:pPr>
+      <w:r>
+        <w:rPr>
+          <w:rFonts w:asciiTheme="minorHAnsi" w:hAnsiTheme="minorHAnsi" w:cstheme="minorHAnsi"/>
+        </w:rPr>
         <w:t>8</w:t>
       </w:r>
       <w:r>
-        <w:t>.</w:t>
-      </w:r>
-      <w:r>
-        <w:t>3.</w:t>
+        <w:rPr>
+          <w:rFonts w:asciiTheme="minorHAnsi" w:hAnsiTheme="minorHAnsi" w:cstheme="minorHAnsi"/>
+        </w:rPr>
+        <w:t>.3.</w:t>
       </w:r>
       <w:proofErr w:type="gramStart"/>
       <w:r>
+        <w:rPr>
+          <w:rFonts w:asciiTheme="minorHAnsi" w:hAnsiTheme="minorHAnsi" w:cstheme="minorHAnsi"/>
+        </w:rPr>
         <w:t>2.при</w:t>
       </w:r>
       <w:proofErr w:type="gramEnd"/>
       <w:r>
+        <w:rPr>
+          <w:rFonts w:asciiTheme="minorHAnsi" w:hAnsiTheme="minorHAnsi" w:cstheme="minorHAnsi"/>
+        </w:rPr>
         <w:t xml:space="preserve"> расторжении договора после начала работ по фактическому изготовлению Товара у Подрядчика - в размере 80% от общей стоимости Товара, но не менее стоимости фактических расходов Подрядчика по исполнению Договора;</w:t>
       </w:r>
     </w:p>
@@ -3503,12 +5876,28 @@
       <w:pPr>
         <w:pStyle w:val="a3"/>
         <w:ind w:leftChars="0" w:left="358" w:firstLineChars="0" w:firstLine="0"/>
-      </w:pPr>
-      <w:r>
+        <w:rPr>
+          <w:rFonts w:asciiTheme="minorHAnsi" w:hAnsiTheme="minorHAnsi" w:cstheme="minorHAnsi"/>
+        </w:rPr>
+      </w:pPr>
+      <w:r>
+        <w:rPr>
+          <w:rFonts w:asciiTheme="minorHAnsi" w:hAnsiTheme="minorHAnsi" w:cstheme="minorHAnsi"/>
+        </w:rPr>
         <w:t>8</w:t>
       </w:r>
       <w:r>
-        <w:t>.3.3. при расторжении договора после направления Заказчику уведомления о возможности доставки и передаче Товара – в 100% размере от общей стоимости Товара, так как товар имеет индивидуально-определенные свойства и может быть использован исключительно приобретающим его потребителем – Заказчиком, ввиду того обстоятельства, что Товар приобретён по его индивидуальным размерам. Данная информация доведена покупателю в полном объеме.</w:t>
+        <w:rPr>
+          <w:rFonts w:asciiTheme="minorHAnsi" w:hAnsiTheme="minorHAnsi" w:cstheme="minorHAnsi"/>
+        </w:rPr>
+        <w:t xml:space="preserve">.3.3. при расторжении договора после направления Заказчику уведомления о возможности доставки и передаче Товара – в 100% размере от общей стоимости Товара, так как товар имеет индивидуально-определенные свойства и может быть использован исключительно приобретающим его потребителем – Заказчиком, ввиду того обстоятельства, что Товар приобретён по его индивидуальным размерам. </w:t>
+      </w:r>
+      <w:r>
+        <w:rPr>
+          <w:rFonts w:asciiTheme="minorHAnsi" w:hAnsiTheme="minorHAnsi" w:cstheme="minorHAnsi"/>
+        </w:rPr>
+        <w:lastRenderedPageBreak/>
+        <w:t>Данная информация доведена покупателю в полном объеме.</w:t>
       </w:r>
     </w:p>
     <w:p>
@@ -3519,73 +5908,142 @@
           <w:numId w:val="4"/>
         </w:numPr>
         <w:ind w:leftChars="0" w:firstLineChars="0"/>
-      </w:pPr>
-      <w:r>
+        <w:rPr>
+          <w:rFonts w:asciiTheme="minorHAnsi" w:hAnsiTheme="minorHAnsi" w:cstheme="minorHAnsi"/>
+        </w:rPr>
+      </w:pPr>
+      <w:r>
+        <w:rPr>
+          <w:rFonts w:asciiTheme="minorHAnsi" w:hAnsiTheme="minorHAnsi" w:cstheme="minorHAnsi"/>
+        </w:rPr>
         <w:t>Подрядчик</w:t>
       </w:r>
       <w:r>
+        <w:rPr>
+          <w:rFonts w:asciiTheme="minorHAnsi" w:hAnsiTheme="minorHAnsi" w:cstheme="minorHAnsi"/>
+        </w:rPr>
         <w:t xml:space="preserve"> вправе расторгнуть </w:t>
       </w:r>
       <w:r>
+        <w:rPr>
+          <w:rFonts w:asciiTheme="minorHAnsi" w:hAnsiTheme="minorHAnsi" w:cstheme="minorHAnsi"/>
+        </w:rPr>
         <w:t>н</w:t>
       </w:r>
       <w:r>
+        <w:rPr>
+          <w:rFonts w:asciiTheme="minorHAnsi" w:hAnsiTheme="minorHAnsi" w:cstheme="minorHAnsi"/>
+        </w:rPr>
         <w:t xml:space="preserve">астоящий </w:t>
       </w:r>
       <w:r>
+        <w:rPr>
+          <w:rFonts w:asciiTheme="minorHAnsi" w:hAnsiTheme="minorHAnsi" w:cstheme="minorHAnsi"/>
+        </w:rPr>
         <w:t>Д</w:t>
       </w:r>
       <w:r>
+        <w:rPr>
+          <w:rFonts w:asciiTheme="minorHAnsi" w:hAnsiTheme="minorHAnsi" w:cstheme="minorHAnsi"/>
+        </w:rPr>
         <w:t xml:space="preserve">оговор в любое время до фактической передачи Товара </w:t>
       </w:r>
       <w:r>
+        <w:rPr>
+          <w:rFonts w:asciiTheme="minorHAnsi" w:hAnsiTheme="minorHAnsi" w:cstheme="minorHAnsi"/>
+        </w:rPr>
         <w:t>Заказчику</w:t>
       </w:r>
       <w:r>
+        <w:rPr>
+          <w:rFonts w:asciiTheme="minorHAnsi" w:hAnsiTheme="minorHAnsi" w:cstheme="minorHAnsi"/>
+        </w:rPr>
         <w:t xml:space="preserve">, при условии уведомления об этом </w:t>
       </w:r>
       <w:r>
+        <w:rPr>
+          <w:rFonts w:asciiTheme="minorHAnsi" w:hAnsiTheme="minorHAnsi" w:cstheme="minorHAnsi"/>
+        </w:rPr>
         <w:t>Заказчика</w:t>
       </w:r>
       <w:r>
+        <w:rPr>
+          <w:rFonts w:asciiTheme="minorHAnsi" w:hAnsiTheme="minorHAnsi" w:cstheme="minorHAnsi"/>
+        </w:rPr>
         <w:t xml:space="preserve">. В таком случае Договор считается расторгнутым с момента получения уведомления </w:t>
       </w:r>
       <w:r>
+        <w:rPr>
+          <w:rFonts w:asciiTheme="minorHAnsi" w:hAnsiTheme="minorHAnsi" w:cstheme="minorHAnsi"/>
+        </w:rPr>
         <w:t>Заказчиком</w:t>
       </w:r>
       <w:r>
+        <w:rPr>
+          <w:rFonts w:asciiTheme="minorHAnsi" w:hAnsiTheme="minorHAnsi" w:cstheme="minorHAnsi"/>
+        </w:rPr>
         <w:t xml:space="preserve"> о расторжении договора. При расторжении </w:t>
       </w:r>
       <w:r>
+        <w:rPr>
+          <w:rFonts w:asciiTheme="minorHAnsi" w:hAnsiTheme="minorHAnsi" w:cstheme="minorHAnsi"/>
+        </w:rPr>
         <w:t>н</w:t>
       </w:r>
       <w:r>
+        <w:rPr>
+          <w:rFonts w:asciiTheme="minorHAnsi" w:hAnsiTheme="minorHAnsi" w:cstheme="minorHAnsi"/>
+        </w:rPr>
         <w:t xml:space="preserve">астоящего </w:t>
       </w:r>
       <w:r>
+        <w:rPr>
+          <w:rFonts w:asciiTheme="minorHAnsi" w:hAnsiTheme="minorHAnsi" w:cstheme="minorHAnsi"/>
+        </w:rPr>
         <w:t>Д</w:t>
       </w:r>
       <w:r>
+        <w:rPr>
+          <w:rFonts w:asciiTheme="minorHAnsi" w:hAnsiTheme="minorHAnsi" w:cstheme="minorHAnsi"/>
+        </w:rPr>
         <w:t xml:space="preserve">оговора </w:t>
       </w:r>
       <w:r>
+        <w:rPr>
+          <w:rFonts w:asciiTheme="minorHAnsi" w:hAnsiTheme="minorHAnsi" w:cstheme="minorHAnsi"/>
+        </w:rPr>
         <w:t>Подрядчиком</w:t>
       </w:r>
       <w:r>
+        <w:rPr>
+          <w:rFonts w:asciiTheme="minorHAnsi" w:hAnsiTheme="minorHAnsi" w:cstheme="minorHAnsi"/>
+        </w:rPr>
         <w:t xml:space="preserve">, он обязан возвратить </w:t>
       </w:r>
       <w:r>
+        <w:rPr>
+          <w:rFonts w:asciiTheme="minorHAnsi" w:hAnsiTheme="minorHAnsi" w:cstheme="minorHAnsi"/>
+        </w:rPr>
         <w:t>Заказчику</w:t>
       </w:r>
       <w:r>
+        <w:rPr>
+          <w:rFonts w:asciiTheme="minorHAnsi" w:hAnsiTheme="minorHAnsi" w:cstheme="minorHAnsi"/>
+        </w:rPr>
         <w:t xml:space="preserve"> сумму </w:t>
       </w:r>
       <w:proofErr w:type="gramStart"/>
       <w:r>
+        <w:rPr>
+          <w:rFonts w:asciiTheme="minorHAnsi" w:hAnsiTheme="minorHAnsi" w:cstheme="minorHAnsi"/>
+        </w:rPr>
         <w:t>полученного  аванса</w:t>
       </w:r>
       <w:proofErr w:type="gramEnd"/>
       <w:r>
+        <w:rPr>
+          <w:rFonts w:asciiTheme="minorHAnsi" w:hAnsiTheme="minorHAnsi" w:cstheme="minorHAnsi"/>
+        </w:rPr>
         <w:t xml:space="preserve"> в 100 % размере.</w:t>
       </w:r>
     </w:p>
@@ -3597,38 +6055,74 @@
           <w:numId w:val="4"/>
         </w:numPr>
         <w:ind w:leftChars="0" w:firstLineChars="0"/>
-      </w:pPr>
-      <w:r>
+        <w:rPr>
+          <w:rFonts w:asciiTheme="minorHAnsi" w:hAnsiTheme="minorHAnsi" w:cstheme="minorHAnsi"/>
+        </w:rPr>
+      </w:pPr>
+      <w:r>
+        <w:rPr>
+          <w:rFonts w:asciiTheme="minorHAnsi" w:hAnsiTheme="minorHAnsi" w:cstheme="minorHAnsi"/>
+        </w:rPr>
         <w:t xml:space="preserve"> При расторжении </w:t>
       </w:r>
       <w:r>
+        <w:rPr>
+          <w:rFonts w:asciiTheme="minorHAnsi" w:hAnsiTheme="minorHAnsi" w:cstheme="minorHAnsi"/>
+        </w:rPr>
         <w:t>н</w:t>
       </w:r>
       <w:r>
+        <w:rPr>
+          <w:rFonts w:asciiTheme="minorHAnsi" w:hAnsiTheme="minorHAnsi" w:cstheme="minorHAnsi"/>
+        </w:rPr>
         <w:t xml:space="preserve">астоящего Договора </w:t>
       </w:r>
       <w:r>
+        <w:rPr>
+          <w:rFonts w:asciiTheme="minorHAnsi" w:hAnsiTheme="minorHAnsi" w:cstheme="minorHAnsi"/>
+        </w:rPr>
         <w:t>Заказчиком</w:t>
       </w:r>
       <w:r>
+        <w:rPr>
+          <w:rFonts w:asciiTheme="minorHAnsi" w:hAnsiTheme="minorHAnsi" w:cstheme="minorHAnsi"/>
+        </w:rPr>
         <w:t xml:space="preserve">, </w:t>
       </w:r>
       <w:r>
+        <w:rPr>
+          <w:rFonts w:asciiTheme="minorHAnsi" w:hAnsiTheme="minorHAnsi" w:cstheme="minorHAnsi"/>
+        </w:rPr>
         <w:t>Подрядчик</w:t>
       </w:r>
       <w:r>
+        <w:rPr>
+          <w:rFonts w:asciiTheme="minorHAnsi" w:hAnsiTheme="minorHAnsi" w:cstheme="minorHAnsi"/>
+        </w:rPr>
         <w:t xml:space="preserve"> оставляет за собой право удержать из</w:t>
       </w:r>
       <w:r>
+        <w:rPr>
+          <w:rFonts w:asciiTheme="minorHAnsi" w:hAnsiTheme="minorHAnsi" w:cstheme="minorHAnsi"/>
+        </w:rPr>
         <w:t xml:space="preserve"> </w:t>
       </w:r>
       <w:r>
+        <w:rPr>
+          <w:rFonts w:asciiTheme="minorHAnsi" w:hAnsiTheme="minorHAnsi" w:cstheme="minorHAnsi"/>
+        </w:rPr>
         <w:t xml:space="preserve">общей суммы Договора, сумму затрат на приобретение материалов и комплектующих по заказу в рамках Настоящего договора, и вернуть </w:t>
       </w:r>
       <w:r>
+        <w:rPr>
+          <w:rFonts w:asciiTheme="minorHAnsi" w:hAnsiTheme="minorHAnsi" w:cstheme="minorHAnsi"/>
+        </w:rPr>
         <w:t>Заказчику</w:t>
       </w:r>
       <w:r>
+        <w:rPr>
+          <w:rFonts w:asciiTheme="minorHAnsi" w:hAnsiTheme="minorHAnsi" w:cstheme="minorHAnsi"/>
+        </w:rPr>
         <w:t xml:space="preserve"> остаток суммы за вычетом данных затрат.  </w:t>
       </w:r>
     </w:p>
@@ -3636,6 +6130,9 @@
       <w:pPr>
         <w:pStyle w:val="a3"/>
         <w:ind w:left="0" w:hanging="2"/>
+        <w:rPr>
+          <w:rFonts w:asciiTheme="minorHAnsi" w:hAnsiTheme="minorHAnsi" w:cstheme="minorHAnsi"/>
+        </w:rPr>
       </w:pPr>
     </w:p>
     <w:p>
@@ -3648,11 +6145,13 @@
         <w:ind w:leftChars="0" w:firstLineChars="0"/>
         <w:jc w:val="center"/>
         <w:rPr>
+          <w:rFonts w:asciiTheme="minorHAnsi" w:hAnsiTheme="minorHAnsi" w:cstheme="minorHAnsi"/>
           <w:b/>
         </w:rPr>
       </w:pPr>
       <w:r>
         <w:rPr>
+          <w:rFonts w:asciiTheme="minorHAnsi" w:hAnsiTheme="minorHAnsi" w:cstheme="minorHAnsi"/>
           <w:b/>
         </w:rPr>
         <w:t>ФОРС-МАЖОРНЫЕ ОБСТОЯТЕЛЬСТВА.</w:t>
@@ -3662,6 +6161,9 @@
       <w:pPr>
         <w:pStyle w:val="a3"/>
         <w:ind w:leftChars="0" w:left="358" w:firstLineChars="0" w:firstLine="0"/>
+        <w:rPr>
+          <w:rFonts w:asciiTheme="minorHAnsi" w:hAnsiTheme="minorHAnsi" w:cstheme="minorHAnsi"/>
+        </w:rPr>
       </w:pPr>
     </w:p>
     <w:p>
@@ -3672,25 +6174,46 @@
           <w:numId w:val="4"/>
         </w:numPr>
         <w:ind w:leftChars="0" w:firstLineChars="0"/>
-      </w:pPr>
-      <w:r>
+        <w:rPr>
+          <w:rFonts w:asciiTheme="minorHAnsi" w:hAnsiTheme="minorHAnsi" w:cstheme="minorHAnsi"/>
+        </w:rPr>
+      </w:pPr>
+      <w:r>
+        <w:rPr>
+          <w:rFonts w:asciiTheme="minorHAnsi" w:hAnsiTheme="minorHAnsi" w:cstheme="minorHAnsi"/>
+        </w:rPr>
         <w:t>Стороны освобождаются от выполнения обязательств по настоящему Договору в случае наступления обстоятельств, которые нельзя предвидеть или избежать (форс-мажорные обстоятельства), включая</w:t>
       </w:r>
       <w:proofErr w:type="gramStart"/>
       <w:r>
+        <w:rPr>
+          <w:rFonts w:asciiTheme="minorHAnsi" w:hAnsiTheme="minorHAnsi" w:cstheme="minorHAnsi"/>
+        </w:rPr>
         <w:t>.</w:t>
       </w:r>
       <w:proofErr w:type="gramEnd"/>
       <w:r>
+        <w:rPr>
+          <w:rFonts w:asciiTheme="minorHAnsi" w:hAnsiTheme="minorHAnsi" w:cstheme="minorHAnsi"/>
+        </w:rPr>
         <w:t xml:space="preserve"> </w:t>
       </w:r>
       <w:r>
+        <w:rPr>
+          <w:rFonts w:asciiTheme="minorHAnsi" w:hAnsiTheme="minorHAnsi" w:cstheme="minorHAnsi"/>
+        </w:rPr>
         <w:t>н</w:t>
       </w:r>
       <w:r>
+        <w:rPr>
+          <w:rFonts w:asciiTheme="minorHAnsi" w:hAnsiTheme="minorHAnsi" w:cstheme="minorHAnsi"/>
+        </w:rPr>
         <w:t xml:space="preserve">о не ограничиваясь, </w:t>
       </w:r>
       <w:r>
+        <w:rPr>
+          <w:rFonts w:asciiTheme="minorHAnsi" w:hAnsiTheme="minorHAnsi" w:cstheme="minorHAnsi"/>
+        </w:rPr>
         <w:t>объявленную или фактическую войну, гражданские волнения, эпидемии, блокаду, эмбарго, землетрясения, наводнения, пожары и другие стихийные бедствия, изменения действующего законодательства, акты и действия органов государственной власти и т. д.</w:t>
       </w:r>
     </w:p>
@@ -3702,8 +6225,14 @@
           <w:numId w:val="4"/>
         </w:numPr>
         <w:ind w:leftChars="0" w:firstLineChars="0"/>
-      </w:pPr>
-      <w:r>
+        <w:rPr>
+          <w:rFonts w:asciiTheme="minorHAnsi" w:hAnsiTheme="minorHAnsi" w:cstheme="minorHAnsi"/>
+        </w:rPr>
+      </w:pPr>
+      <w:r>
+        <w:rPr>
+          <w:rFonts w:asciiTheme="minorHAnsi" w:hAnsiTheme="minorHAnsi" w:cstheme="minorHAnsi"/>
+        </w:rPr>
         <w:t>В случае наступления форс-мажорных обстоятельств пострадавшая Сторона обязана в кратчайшие сроки предупредить другую Сторону о невозможности исполнения своих обязательств по настоящему Договору.</w:t>
       </w:r>
     </w:p>
@@ -3711,6 +6240,9 @@
       <w:pPr>
         <w:pStyle w:val="a3"/>
         <w:ind w:leftChars="0" w:left="358" w:firstLineChars="0" w:firstLine="0"/>
+        <w:rPr>
+          <w:rFonts w:asciiTheme="minorHAnsi" w:hAnsiTheme="minorHAnsi" w:cstheme="minorHAnsi"/>
+        </w:rPr>
       </w:pPr>
     </w:p>
     <w:p>
@@ -3723,11 +6255,13 @@
         <w:ind w:leftChars="0" w:firstLineChars="0"/>
         <w:jc w:val="center"/>
         <w:rPr>
+          <w:rFonts w:asciiTheme="minorHAnsi" w:hAnsiTheme="minorHAnsi" w:cstheme="minorHAnsi"/>
           <w:b/>
         </w:rPr>
       </w:pPr>
       <w:r>
         <w:rPr>
+          <w:rFonts w:asciiTheme="minorHAnsi" w:hAnsiTheme="minorHAnsi" w:cstheme="minorHAnsi"/>
           <w:b/>
         </w:rPr>
         <w:t>ПОРЯДОК РАЗРЕШЕНИЯ СПОРОВ.</w:t>
@@ -3737,14 +6271,23 @@
       <w:pPr>
         <w:pStyle w:val="a3"/>
         <w:ind w:leftChars="0" w:left="358" w:firstLineChars="0" w:firstLine="0"/>
+        <w:rPr>
+          <w:rFonts w:asciiTheme="minorHAnsi" w:hAnsiTheme="minorHAnsi" w:cstheme="minorHAnsi"/>
+        </w:rPr>
       </w:pPr>
     </w:p>
     <w:p>
       <w:pPr>
         <w:pStyle w:val="a3"/>
         <w:ind w:leftChars="0" w:left="-2" w:firstLineChars="0" w:firstLine="0"/>
-      </w:pPr>
-      <w:r>
+        <w:rPr>
+          <w:rFonts w:asciiTheme="minorHAnsi" w:hAnsiTheme="minorHAnsi" w:cstheme="minorHAnsi"/>
+        </w:rPr>
+      </w:pPr>
+      <w:r>
+        <w:rPr>
+          <w:rFonts w:asciiTheme="minorHAnsi" w:hAnsiTheme="minorHAnsi" w:cstheme="minorHAnsi"/>
+        </w:rPr>
         <w:t xml:space="preserve">10.1. Все споры или разногласия, возникающие между Сторонами, разрешаются путем переговоров для урегулирования претензий, предъявляемых Сторонами исключительно в письменном виде заказным письмом с описью. При этом претензионный порядок является обязательным. Срок ответа на претензию – 10 (десять) календарных дней с момента получения претензии. </w:t>
       </w:r>
     </w:p>
@@ -3752,8 +6295,14 @@
       <w:pPr>
         <w:pStyle w:val="a3"/>
         <w:ind w:leftChars="0" w:left="0" w:firstLineChars="0" w:firstLine="0"/>
-      </w:pPr>
-      <w:r>
+        <w:rPr>
+          <w:rFonts w:asciiTheme="minorHAnsi" w:hAnsiTheme="minorHAnsi" w:cstheme="minorHAnsi"/>
+        </w:rPr>
+      </w:pPr>
+      <w:r>
+        <w:rPr>
+          <w:rFonts w:asciiTheme="minorHAnsi" w:hAnsiTheme="minorHAnsi" w:cstheme="minorHAnsi"/>
+        </w:rPr>
         <w:t>10.2. В случае невозможности разрешения споров и разногласий путем переговоров, спор передается на рассмотрение суда с определением подсудности в соответствии с нормами действующего законодательства Российской Федерации.</w:t>
       </w:r>
     </w:p>
@@ -3761,6 +6310,9 @@
       <w:pPr>
         <w:pStyle w:val="a3"/>
         <w:ind w:leftChars="0" w:left="0" w:firstLineChars="0" w:firstLine="0"/>
+        <w:rPr>
+          <w:rFonts w:asciiTheme="minorHAnsi" w:hAnsiTheme="minorHAnsi" w:cstheme="minorHAnsi"/>
+        </w:rPr>
       </w:pPr>
     </w:p>
     <w:p>
@@ -3773,11 +6325,13 @@
         <w:ind w:leftChars="0" w:firstLineChars="0"/>
         <w:jc w:val="center"/>
         <w:rPr>
+          <w:rFonts w:asciiTheme="minorHAnsi" w:hAnsiTheme="minorHAnsi" w:cstheme="minorHAnsi"/>
           <w:b/>
         </w:rPr>
       </w:pPr>
       <w:r>
         <w:rPr>
+          <w:rFonts w:asciiTheme="minorHAnsi" w:hAnsiTheme="minorHAnsi" w:cstheme="minorHAnsi"/>
           <w:b/>
         </w:rPr>
         <w:t>ПРОЧИЕ УСЛОВИЯ.</w:t>
@@ -3787,6 +6341,9 @@
       <w:pPr>
         <w:pStyle w:val="a3"/>
         <w:ind w:leftChars="0" w:left="358" w:firstLineChars="0" w:firstLine="0"/>
+        <w:rPr>
+          <w:rFonts w:asciiTheme="minorHAnsi" w:hAnsiTheme="minorHAnsi" w:cstheme="minorHAnsi"/>
+        </w:rPr>
       </w:pPr>
     </w:p>
     <w:p>
@@ -3797,14 +6354,26 @@
           <w:numId w:val="4"/>
         </w:numPr>
         <w:ind w:leftChars="0" w:firstLineChars="0"/>
-      </w:pPr>
-      <w:r>
+        <w:rPr>
+          <w:rFonts w:asciiTheme="minorHAnsi" w:hAnsiTheme="minorHAnsi" w:cstheme="minorHAnsi"/>
+        </w:rPr>
+      </w:pPr>
+      <w:r>
+        <w:rPr>
+          <w:rFonts w:asciiTheme="minorHAnsi" w:hAnsiTheme="minorHAnsi" w:cstheme="minorHAnsi"/>
+        </w:rPr>
         <w:t>В случаях, не предусмотренных настоящим Договором, Стороны руководствуются</w:t>
       </w:r>
       <w:r>
+        <w:rPr>
+          <w:rFonts w:asciiTheme="minorHAnsi" w:hAnsiTheme="minorHAnsi" w:cstheme="minorHAnsi"/>
+        </w:rPr>
         <w:t xml:space="preserve"> </w:t>
       </w:r>
       <w:r>
+        <w:rPr>
+          <w:rFonts w:asciiTheme="minorHAnsi" w:hAnsiTheme="minorHAnsi" w:cstheme="minorHAnsi"/>
+        </w:rPr>
         <w:t>действующим законодательством РФ.</w:t>
       </w:r>
     </w:p>
@@ -3816,118 +6385,216 @@
           <w:numId w:val="4"/>
         </w:numPr>
         <w:ind w:leftChars="0" w:firstLineChars="0"/>
-      </w:pPr>
-      <w:r>
+        <w:rPr>
+          <w:rFonts w:asciiTheme="minorHAnsi" w:hAnsiTheme="minorHAnsi" w:cstheme="minorHAnsi"/>
+        </w:rPr>
+      </w:pPr>
+      <w:r>
+        <w:rPr>
+          <w:rFonts w:asciiTheme="minorHAnsi" w:hAnsiTheme="minorHAnsi" w:cstheme="minorHAnsi"/>
+        </w:rPr>
         <w:t xml:space="preserve">Стороны пришли к соглашению, что обмен всей документацией, в том числе настоящий </w:t>
       </w:r>
       <w:r>
+        <w:rPr>
+          <w:rFonts w:asciiTheme="minorHAnsi" w:hAnsiTheme="minorHAnsi" w:cstheme="minorHAnsi"/>
+        </w:rPr>
         <w:t>Д</w:t>
       </w:r>
       <w:r>
-        <w:t xml:space="preserve">оговор, </w:t>
-      </w:r>
-      <w:r>
-        <w:lastRenderedPageBreak/>
-        <w:t xml:space="preserve">приложение к настоящему </w:t>
-      </w:r>
-      <w:r>
+        <w:rPr>
+          <w:rFonts w:asciiTheme="minorHAnsi" w:hAnsiTheme="minorHAnsi" w:cstheme="minorHAnsi"/>
+        </w:rPr>
+        <w:t xml:space="preserve">оговор, приложение к настоящему </w:t>
+      </w:r>
+      <w:r>
+        <w:rPr>
+          <w:rFonts w:asciiTheme="minorHAnsi" w:hAnsiTheme="minorHAnsi" w:cstheme="minorHAnsi"/>
+        </w:rPr>
         <w:t>Д</w:t>
       </w:r>
       <w:r>
+        <w:rPr>
+          <w:rFonts w:asciiTheme="minorHAnsi" w:hAnsiTheme="minorHAnsi" w:cstheme="minorHAnsi"/>
+        </w:rPr>
         <w:t>оговору, согласование эскиза, акт выполненных работ, копии документов, может осуществляться посредству электронной почты, СМС, мессенджеров (</w:t>
       </w:r>
       <w:proofErr w:type="spellStart"/>
       <w:r>
+        <w:rPr>
+          <w:rFonts w:asciiTheme="minorHAnsi" w:hAnsiTheme="minorHAnsi" w:cstheme="minorHAnsi"/>
+        </w:rPr>
         <w:t>WhatsApp</w:t>
       </w:r>
       <w:proofErr w:type="spellEnd"/>
       <w:r>
+        <w:rPr>
+          <w:rFonts w:asciiTheme="minorHAnsi" w:hAnsiTheme="minorHAnsi" w:cstheme="minorHAnsi"/>
+        </w:rPr>
         <w:t xml:space="preserve">, </w:t>
       </w:r>
       <w:r>
+        <w:rPr>
+          <w:rFonts w:asciiTheme="minorHAnsi" w:hAnsiTheme="minorHAnsi" w:cstheme="minorHAnsi"/>
+        </w:rPr>
         <w:t>МАХ</w:t>
       </w:r>
       <w:r>
+        <w:rPr>
+          <w:rFonts w:asciiTheme="minorHAnsi" w:hAnsiTheme="minorHAnsi" w:cstheme="minorHAnsi"/>
+        </w:rPr>
         <w:t xml:space="preserve">, </w:t>
       </w:r>
       <w:proofErr w:type="spellStart"/>
       <w:r>
+        <w:rPr>
+          <w:rFonts w:asciiTheme="minorHAnsi" w:hAnsiTheme="minorHAnsi" w:cstheme="minorHAnsi"/>
+        </w:rPr>
         <w:t>Telegram</w:t>
       </w:r>
       <w:proofErr w:type="spellEnd"/>
       <w:r>
+        <w:rPr>
+          <w:rFonts w:asciiTheme="minorHAnsi" w:hAnsiTheme="minorHAnsi" w:cstheme="minorHAnsi"/>
+        </w:rPr>
         <w:t>) по номерам телефонов</w:t>
       </w:r>
       <w:r>
+        <w:rPr>
+          <w:rFonts w:asciiTheme="minorHAnsi" w:hAnsiTheme="minorHAnsi" w:cstheme="minorHAnsi"/>
+        </w:rPr>
         <w:t xml:space="preserve"> </w:t>
       </w:r>
       <w:r>
+        <w:rPr>
+          <w:rFonts w:asciiTheme="minorHAnsi" w:hAnsiTheme="minorHAnsi" w:cstheme="minorHAnsi"/>
+        </w:rPr>
         <w:t>Сторон,</w:t>
       </w:r>
       <w:r>
+        <w:rPr>
+          <w:rFonts w:asciiTheme="minorHAnsi" w:hAnsiTheme="minorHAnsi" w:cstheme="minorHAnsi"/>
+        </w:rPr>
         <w:t xml:space="preserve"> указанны</w:t>
       </w:r>
       <w:r>
+        <w:rPr>
+          <w:rFonts w:asciiTheme="minorHAnsi" w:hAnsiTheme="minorHAnsi" w:cstheme="minorHAnsi"/>
+        </w:rPr>
         <w:t>м</w:t>
       </w:r>
       <w:r>
+        <w:rPr>
+          <w:rFonts w:asciiTheme="minorHAnsi" w:hAnsiTheme="minorHAnsi" w:cstheme="minorHAnsi"/>
+        </w:rPr>
         <w:t xml:space="preserve"> в реквизитах </w:t>
       </w:r>
       <w:r>
+        <w:rPr>
+          <w:rFonts w:asciiTheme="minorHAnsi" w:hAnsiTheme="minorHAnsi" w:cstheme="minorHAnsi"/>
+        </w:rPr>
         <w:t>(раздел 1</w:t>
       </w:r>
       <w:r>
+        <w:rPr>
+          <w:rFonts w:asciiTheme="minorHAnsi" w:hAnsiTheme="minorHAnsi" w:cstheme="minorHAnsi"/>
+        </w:rPr>
         <w:t>3</w:t>
       </w:r>
       <w:r>
+        <w:rPr>
+          <w:rFonts w:asciiTheme="minorHAnsi" w:hAnsiTheme="minorHAnsi" w:cstheme="minorHAnsi"/>
+        </w:rPr>
         <w:t xml:space="preserve">настоящего </w:t>
       </w:r>
       <w:r>
+        <w:rPr>
+          <w:rFonts w:asciiTheme="minorHAnsi" w:hAnsiTheme="minorHAnsi" w:cstheme="minorHAnsi"/>
+        </w:rPr>
         <w:t>Д</w:t>
       </w:r>
       <w:r>
+        <w:rPr>
+          <w:rFonts w:asciiTheme="minorHAnsi" w:hAnsiTheme="minorHAnsi" w:cstheme="minorHAnsi"/>
+        </w:rPr>
         <w:t>оговора</w:t>
       </w:r>
       <w:r>
+        <w:rPr>
+          <w:rFonts w:asciiTheme="minorHAnsi" w:hAnsiTheme="minorHAnsi" w:cstheme="minorHAnsi"/>
+        </w:rPr>
         <w:t>)</w:t>
       </w:r>
       <w:r>
+        <w:rPr>
+          <w:rFonts w:asciiTheme="minorHAnsi" w:hAnsiTheme="minorHAnsi" w:cstheme="minorHAnsi"/>
+        </w:rPr>
         <w:t>, где каждая сторона считается надлежаще уведомлена и получила документ (копию документа) при отправки на электронную почту или посредству СМС, мессенджера (</w:t>
       </w:r>
       <w:proofErr w:type="spellStart"/>
       <w:r>
+        <w:rPr>
+          <w:rFonts w:asciiTheme="minorHAnsi" w:hAnsiTheme="minorHAnsi" w:cstheme="minorHAnsi"/>
+        </w:rPr>
         <w:t>WhatsApp</w:t>
       </w:r>
       <w:proofErr w:type="spellEnd"/>
       <w:r>
+        <w:rPr>
+          <w:rFonts w:asciiTheme="minorHAnsi" w:hAnsiTheme="minorHAnsi" w:cstheme="minorHAnsi"/>
+        </w:rPr>
         <w:t>,</w:t>
       </w:r>
       <w:r>
+        <w:rPr>
+          <w:rFonts w:asciiTheme="minorHAnsi" w:hAnsiTheme="minorHAnsi" w:cstheme="minorHAnsi"/>
+        </w:rPr>
         <w:t xml:space="preserve"> </w:t>
       </w:r>
       <w:r>
+        <w:rPr>
+          <w:rFonts w:asciiTheme="minorHAnsi" w:hAnsiTheme="minorHAnsi" w:cstheme="minorHAnsi"/>
+        </w:rPr>
         <w:t>и</w:t>
       </w:r>
       <w:r>
+        <w:rPr>
+          <w:rFonts w:asciiTheme="minorHAnsi" w:hAnsiTheme="minorHAnsi" w:cstheme="minorHAnsi"/>
+        </w:rPr>
         <w:t xml:space="preserve"> МАХ</w:t>
       </w:r>
       <w:r>
+        <w:rPr>
+          <w:rFonts w:asciiTheme="minorHAnsi" w:hAnsiTheme="minorHAnsi" w:cstheme="minorHAnsi"/>
+        </w:rPr>
         <w:t xml:space="preserve">, </w:t>
       </w:r>
       <w:proofErr w:type="spellStart"/>
       <w:r>
+        <w:rPr>
+          <w:rFonts w:asciiTheme="minorHAnsi" w:hAnsiTheme="minorHAnsi" w:cstheme="minorHAnsi"/>
+        </w:rPr>
         <w:t>Telegram</w:t>
       </w:r>
       <w:proofErr w:type="spellEnd"/>
       <w:r>
+        <w:rPr>
+          <w:rFonts w:asciiTheme="minorHAnsi" w:hAnsiTheme="minorHAnsi" w:cstheme="minorHAnsi"/>
+        </w:rPr>
         <w:t xml:space="preserve">)  другой стороне. Документы, полученные сторонами </w:t>
       </w:r>
       <w:proofErr w:type="gramStart"/>
       <w:r>
+        <w:rPr>
+          <w:rFonts w:asciiTheme="minorHAnsi" w:hAnsiTheme="minorHAnsi" w:cstheme="minorHAnsi"/>
+        </w:rPr>
         <w:t>в таком формате</w:t>
       </w:r>
       <w:proofErr w:type="gramEnd"/>
       <w:r>
+        <w:rPr>
+          <w:rFonts w:asciiTheme="minorHAnsi" w:hAnsiTheme="minorHAnsi" w:cstheme="minorHAnsi"/>
+        </w:rPr>
         <w:t xml:space="preserve"> имеют юридическую силу. </w:t>
       </w:r>
     </w:p>
@@ -3939,17 +6606,15 @@
           <w:numId w:val="4"/>
         </w:numPr>
         <w:ind w:leftChars="0" w:firstLineChars="0"/>
-      </w:pPr>
-      <w:r>
-        <w:t xml:space="preserve">Стороны договорились, что </w:t>
-      </w:r>
-      <w:proofErr w:type="gramStart"/>
-      <w:r>
-        <w:t>Подрядчик  имеет</w:t>
-      </w:r>
-      <w:proofErr w:type="gramEnd"/>
-      <w:r>
-        <w:t xml:space="preserve"> право использовать факсимиле в качестве подписи в Договоре и иных документах (приложениях, дополнительных соглашениях к Договору, актах к Договору и др.), что приравнивается к оригинальной подписи Подрядчика и имеет с ней равную юридическую силу.  </w:t>
+        <w:rPr>
+          <w:rFonts w:asciiTheme="minorHAnsi" w:hAnsiTheme="minorHAnsi" w:cstheme="minorHAnsi"/>
+        </w:rPr>
+      </w:pPr>
+      <w:r>
+        <w:rPr>
+          <w:rFonts w:asciiTheme="minorHAnsi" w:hAnsiTheme="minorHAnsi" w:cstheme="minorHAnsi"/>
+        </w:rPr>
+        <w:t xml:space="preserve">Стороны договорились, что Подрядчик имеет право использовать факсимиле в качестве подписи в Договоре и иных документах (приложениях, дополнительных соглашениях к Договору, актах к Договору и др.), что приравнивается к оригинальной подписи Подрядчика и имеет с ней равную юридическую силу.  </w:t>
       </w:r>
     </w:p>
     <w:p>
@@ -3960,8 +6625,14 @@
           <w:numId w:val="4"/>
         </w:numPr>
         <w:ind w:leftChars="0" w:firstLineChars="0"/>
-      </w:pPr>
-      <w:r>
+        <w:rPr>
+          <w:rFonts w:asciiTheme="minorHAnsi" w:hAnsiTheme="minorHAnsi" w:cstheme="minorHAnsi"/>
+        </w:rPr>
+      </w:pPr>
+      <w:r>
+        <w:rPr>
+          <w:rFonts w:asciiTheme="minorHAnsi" w:hAnsiTheme="minorHAnsi" w:cstheme="minorHAnsi"/>
+        </w:rPr>
         <w:t xml:space="preserve">Подписывая настоящий договор, Заказчик тем самым выражает свое согласие на осуществление записи разговоров и использования информации, полученной с использованием этой записи при урегулировании спорных вопросов, а также в качестве подтверждения намерений сторон по тем или иным вопросам. </w:t>
       </w:r>
     </w:p>
@@ -3973,8 +6644,14 @@
           <w:numId w:val="4"/>
         </w:numPr>
         <w:ind w:leftChars="0" w:firstLineChars="0"/>
-      </w:pPr>
-      <w:r>
+        <w:rPr>
+          <w:rFonts w:asciiTheme="minorHAnsi" w:hAnsiTheme="minorHAnsi" w:cstheme="minorHAnsi"/>
+        </w:rPr>
+      </w:pPr>
+      <w:r>
+        <w:rPr>
+          <w:rFonts w:asciiTheme="minorHAnsi" w:hAnsiTheme="minorHAnsi" w:cstheme="minorHAnsi"/>
+        </w:rPr>
         <w:t xml:space="preserve">Признание судом недействительности какого-либо положения настоящего Договора не влечет за собой недействительность остальных положений настоящего Договора.  </w:t>
       </w:r>
     </w:p>
@@ -3986,8 +6663,14 @@
           <w:numId w:val="4"/>
         </w:numPr>
         <w:ind w:leftChars="0" w:firstLineChars="0"/>
-      </w:pPr>
-      <w:r>
+        <w:rPr>
+          <w:rFonts w:asciiTheme="minorHAnsi" w:hAnsiTheme="minorHAnsi" w:cstheme="minorHAnsi"/>
+        </w:rPr>
+      </w:pPr>
+      <w:r>
+        <w:rPr>
+          <w:rFonts w:asciiTheme="minorHAnsi" w:hAnsiTheme="minorHAnsi" w:cstheme="minorHAnsi"/>
+        </w:rPr>
         <w:t>Подписывая настоящий договор, Заказчик в целях исполнения Договора Подрядчиком выражает согласие на обработку и хранение своих персональных данных.</w:t>
       </w:r>
     </w:p>
@@ -3999,14 +6682,15 @@
           <w:numId w:val="4"/>
         </w:numPr>
         <w:ind w:leftChars="0" w:firstLineChars="0"/>
-      </w:pPr>
-      <w:proofErr w:type="gramStart"/>
-      <w:r>
-        <w:t>Обстоятельства,  не</w:t>
-      </w:r>
-      <w:proofErr w:type="gramEnd"/>
-      <w:r>
-        <w:t xml:space="preserve"> урегулированные условиями настоящего Договора, разрешаются в соответствии с нормами действующего законодательства Российской Федерации.</w:t>
+        <w:rPr>
+          <w:rFonts w:asciiTheme="minorHAnsi" w:hAnsiTheme="minorHAnsi" w:cstheme="minorHAnsi"/>
+        </w:rPr>
+      </w:pPr>
+      <w:r>
+        <w:rPr>
+          <w:rFonts w:asciiTheme="minorHAnsi" w:hAnsiTheme="minorHAnsi" w:cstheme="minorHAnsi"/>
+        </w:rPr>
+        <w:t>Обстоятельства, не урегулированные условиями настоящего Договора, разрешаются в соответствии с нормами действующего законодательства Российской Федерации.</w:t>
       </w:r>
     </w:p>
     <w:p>
@@ -4017,11 +6701,27 @@
           <w:numId w:val="4"/>
         </w:numPr>
         <w:ind w:leftChars="0" w:firstLineChars="0"/>
-      </w:pPr>
-      <w:r>
-        <w:t>Настоящий Договор вступает в силу с момента его подписания и действует до полного исполнения Стор</w:t>
-      </w:r>
-      <w:r>
+        <w:rPr>
+          <w:rFonts w:asciiTheme="minorHAnsi" w:hAnsiTheme="minorHAnsi" w:cstheme="minorHAnsi"/>
+        </w:rPr>
+      </w:pPr>
+      <w:r>
+        <w:rPr>
+          <w:rFonts w:asciiTheme="minorHAnsi" w:hAnsiTheme="minorHAnsi" w:cstheme="minorHAnsi"/>
+        </w:rPr>
+        <w:t xml:space="preserve">Настоящий Договор вступает в силу с момента его подписания и действует до полного исполнения </w:t>
+      </w:r>
+      <w:r>
+        <w:rPr>
+          <w:rFonts w:asciiTheme="minorHAnsi" w:hAnsiTheme="minorHAnsi" w:cstheme="minorHAnsi"/>
+        </w:rPr>
+        <w:lastRenderedPageBreak/>
+        <w:t>Стор</w:t>
+      </w:r>
+      <w:r>
+        <w:rPr>
+          <w:rFonts w:asciiTheme="minorHAnsi" w:hAnsiTheme="minorHAnsi" w:cstheme="minorHAnsi"/>
+        </w:rPr>
         <w:t>онам своих обязательств по нему.</w:t>
       </w:r>
     </w:p>
@@ -4033,8 +6733,14 @@
           <w:numId w:val="4"/>
         </w:numPr>
         <w:ind w:leftChars="0" w:firstLineChars="0"/>
-      </w:pPr>
-      <w:r>
+        <w:rPr>
+          <w:rFonts w:asciiTheme="minorHAnsi" w:hAnsiTheme="minorHAnsi" w:cstheme="minorHAnsi"/>
+        </w:rPr>
+      </w:pPr>
+      <w:r>
+        <w:rPr>
+          <w:rFonts w:asciiTheme="minorHAnsi" w:hAnsiTheme="minorHAnsi" w:cstheme="minorHAnsi"/>
+        </w:rPr>
         <w:t>Настоящий договор составлен в 2 (двух) экземплярах, по одному экземпляру для сторон, каждый из которых имеет одинаковую юридическую силу.</w:t>
       </w:r>
     </w:p>
@@ -4042,6 +6748,9 @@
       <w:pPr>
         <w:pStyle w:val="a3"/>
         <w:ind w:leftChars="0" w:left="358" w:firstLineChars="0" w:firstLine="0"/>
+        <w:rPr>
+          <w:rFonts w:asciiTheme="minorHAnsi" w:hAnsiTheme="minorHAnsi" w:cstheme="minorHAnsi"/>
+        </w:rPr>
       </w:pPr>
     </w:p>
     <w:p>
@@ -4054,11 +6763,13 @@
         <w:ind w:leftChars="0" w:firstLineChars="0"/>
         <w:jc w:val="center"/>
         <w:rPr>
+          <w:rFonts w:asciiTheme="minorHAnsi" w:hAnsiTheme="minorHAnsi" w:cstheme="minorHAnsi"/>
           <w:b/>
         </w:rPr>
       </w:pPr>
       <w:r>
         <w:rPr>
+          <w:rFonts w:asciiTheme="minorHAnsi" w:hAnsiTheme="minorHAnsi" w:cstheme="minorHAnsi"/>
           <w:b/>
         </w:rPr>
         <w:t>ПРИЛОЖЕНИЯ К НАСТОЯЩЕМУ ДОГОВОРУ:</w:t>
@@ -4068,6 +6779,9 @@
       <w:pPr>
         <w:pStyle w:val="a3"/>
         <w:ind w:leftChars="0" w:left="358" w:firstLineChars="0" w:firstLine="0"/>
+        <w:rPr>
+          <w:rFonts w:asciiTheme="minorHAnsi" w:hAnsiTheme="minorHAnsi" w:cstheme="minorHAnsi"/>
+        </w:rPr>
       </w:pPr>
     </w:p>
     <w:p>
@@ -4078,18 +6792,21 @@
           <w:numId w:val="4"/>
         </w:numPr>
         <w:ind w:leftChars="0" w:firstLineChars="0"/>
-      </w:pPr>
-      <w:r>
+        <w:rPr>
+          <w:rFonts w:asciiTheme="minorHAnsi" w:hAnsiTheme="minorHAnsi" w:cstheme="minorHAnsi"/>
+        </w:rPr>
+      </w:pPr>
+      <w:r>
+        <w:rPr>
+          <w:rFonts w:asciiTheme="minorHAnsi" w:hAnsiTheme="minorHAnsi" w:cstheme="minorHAnsi"/>
+        </w:rPr>
         <w:t>№ 1- Спецификация</w:t>
       </w:r>
       <w:r>
-        <w:t xml:space="preserve"> (</w:t>
-      </w:r>
-      <w:r>
-        <w:t>Эскизы мебельных изделий</w:t>
-      </w:r>
-      <w:r>
-        <w:t xml:space="preserve"> с описанием).</w:t>
+        <w:rPr>
+          <w:rFonts w:asciiTheme="minorHAnsi" w:hAnsiTheme="minorHAnsi" w:cstheme="minorHAnsi"/>
+        </w:rPr>
+        <w:t xml:space="preserve"> (Эскизы мебельных изделий с описанием).</w:t>
       </w:r>
     </w:p>
     <w:p>
@@ -4100,14 +6817,26 @@
           <w:numId w:val="4"/>
         </w:numPr>
         <w:ind w:leftChars="0" w:firstLineChars="0"/>
-      </w:pPr>
-      <w:r>
+        <w:rPr>
+          <w:rFonts w:asciiTheme="minorHAnsi" w:hAnsiTheme="minorHAnsi" w:cstheme="minorHAnsi"/>
+        </w:rPr>
+      </w:pPr>
+      <w:r>
+        <w:rPr>
+          <w:rFonts w:asciiTheme="minorHAnsi" w:hAnsiTheme="minorHAnsi" w:cstheme="minorHAnsi"/>
+        </w:rPr>
         <w:t xml:space="preserve">№ 2 </w:t>
       </w:r>
       <w:r>
+        <w:rPr>
+          <w:rFonts w:asciiTheme="minorHAnsi" w:hAnsiTheme="minorHAnsi" w:cstheme="minorHAnsi"/>
+        </w:rPr>
         <w:t>-</w:t>
       </w:r>
       <w:r>
+        <w:rPr>
+          <w:rFonts w:asciiTheme="minorHAnsi" w:hAnsiTheme="minorHAnsi" w:cstheme="minorHAnsi"/>
+        </w:rPr>
         <w:t>Акт приёма-передачи товара</w:t>
       </w:r>
     </w:p>
@@ -4119,11 +6848,20 @@
           <w:numId w:val="4"/>
         </w:numPr>
         <w:ind w:leftChars="0" w:firstLineChars="0"/>
-      </w:pPr>
-      <w:r>
+        <w:rPr>
+          <w:rFonts w:asciiTheme="minorHAnsi" w:hAnsiTheme="minorHAnsi" w:cstheme="minorHAnsi"/>
+        </w:rPr>
+      </w:pPr>
+      <w:r>
+        <w:rPr>
+          <w:rFonts w:asciiTheme="minorHAnsi" w:hAnsiTheme="minorHAnsi" w:cstheme="minorHAnsi"/>
+        </w:rPr>
         <w:t>№ 3</w:t>
       </w:r>
       <w:r>
+        <w:rPr>
+          <w:rFonts w:asciiTheme="minorHAnsi" w:hAnsiTheme="minorHAnsi" w:cstheme="minorHAnsi"/>
+        </w:rPr>
         <w:t>Акт оказания услуг по сборке мебели</w:t>
       </w:r>
     </w:p>
@@ -4131,30 +6869,45 @@
       <w:pPr>
         <w:pStyle w:val="a3"/>
         <w:ind w:leftChars="0" w:left="0" w:firstLineChars="0" w:firstLine="0"/>
+        <w:rPr>
+          <w:rFonts w:asciiTheme="minorHAnsi" w:hAnsiTheme="minorHAnsi" w:cstheme="minorHAnsi"/>
+        </w:rPr>
       </w:pPr>
     </w:p>
     <w:p>
       <w:pPr>
         <w:pStyle w:val="a3"/>
         <w:ind w:leftChars="0" w:left="0" w:firstLineChars="0" w:firstLine="0"/>
+        <w:rPr>
+          <w:rFonts w:asciiTheme="minorHAnsi" w:hAnsiTheme="minorHAnsi" w:cstheme="minorHAnsi"/>
+        </w:rPr>
       </w:pPr>
     </w:p>
     <w:p>
       <w:pPr>
         <w:pStyle w:val="a3"/>
         <w:ind w:leftChars="0" w:left="0" w:firstLineChars="0" w:firstLine="0"/>
+        <w:rPr>
+          <w:rFonts w:asciiTheme="minorHAnsi" w:hAnsiTheme="minorHAnsi" w:cstheme="minorHAnsi"/>
+        </w:rPr>
       </w:pPr>
     </w:p>
     <w:p>
       <w:pPr>
         <w:pStyle w:val="a3"/>
         <w:ind w:leftChars="0" w:left="0" w:firstLineChars="0" w:firstLine="0"/>
+        <w:rPr>
+          <w:rFonts w:asciiTheme="minorHAnsi" w:hAnsiTheme="minorHAnsi" w:cstheme="minorHAnsi"/>
+        </w:rPr>
       </w:pPr>
     </w:p>
     <w:p>
       <w:pPr>
         <w:pStyle w:val="a3"/>
         <w:ind w:leftChars="0" w:left="0" w:firstLineChars="0" w:firstLine="0"/>
+        <w:rPr>
+          <w:rFonts w:asciiTheme="minorHAnsi" w:hAnsiTheme="minorHAnsi" w:cstheme="minorHAnsi"/>
+        </w:rPr>
       </w:pPr>
     </w:p>
     <w:p>
@@ -4162,6 +6915,7 @@
         <w:pStyle w:val="a3"/>
         <w:ind w:leftChars="0" w:left="358" w:firstLineChars="0" w:firstLine="0"/>
         <w:rPr>
+          <w:rFonts w:asciiTheme="minorHAnsi" w:hAnsiTheme="minorHAnsi" w:cstheme="minorHAnsi"/>
           <w:b/>
         </w:rPr>
       </w:pPr>
@@ -4171,6 +6925,7 @@
         <w:pStyle w:val="a3"/>
         <w:ind w:leftChars="0" w:left="358" w:firstLineChars="0" w:firstLine="0"/>
         <w:rPr>
+          <w:rFonts w:asciiTheme="minorHAnsi" w:hAnsiTheme="minorHAnsi" w:cstheme="minorHAnsi"/>
           <w:b/>
         </w:rPr>
       </w:pPr>
@@ -4180,6 +6935,7 @@
         <w:pStyle w:val="a3"/>
         <w:ind w:leftChars="0" w:left="358" w:firstLineChars="0" w:firstLine="0"/>
         <w:rPr>
+          <w:rFonts w:asciiTheme="minorHAnsi" w:hAnsiTheme="minorHAnsi" w:cstheme="minorHAnsi"/>
           <w:b/>
         </w:rPr>
       </w:pPr>
@@ -4189,6 +6945,7 @@
         <w:pStyle w:val="a3"/>
         <w:ind w:leftChars="0" w:left="358" w:firstLineChars="0" w:firstLine="0"/>
         <w:rPr>
+          <w:rFonts w:asciiTheme="minorHAnsi" w:hAnsiTheme="minorHAnsi" w:cstheme="minorHAnsi"/>
           <w:b/>
         </w:rPr>
       </w:pPr>
@@ -4198,6 +6955,7 @@
         <w:pStyle w:val="a3"/>
         <w:ind w:leftChars="0" w:left="358" w:firstLineChars="0" w:firstLine="0"/>
         <w:rPr>
+          <w:rFonts w:asciiTheme="minorHAnsi" w:hAnsiTheme="minorHAnsi" w:cstheme="minorHAnsi"/>
           <w:b/>
         </w:rPr>
       </w:pPr>
@@ -4207,6 +6965,7 @@
         <w:pStyle w:val="a3"/>
         <w:ind w:leftChars="0" w:left="358" w:firstLineChars="0" w:firstLine="0"/>
         <w:rPr>
+          <w:rFonts w:asciiTheme="minorHAnsi" w:hAnsiTheme="minorHAnsi" w:cstheme="minorHAnsi"/>
           <w:b/>
         </w:rPr>
       </w:pPr>
@@ -4216,6 +6975,7 @@
         <w:pStyle w:val="a3"/>
         <w:ind w:leftChars="0" w:left="358" w:firstLineChars="0" w:firstLine="0"/>
         <w:rPr>
+          <w:rFonts w:asciiTheme="minorHAnsi" w:hAnsiTheme="minorHAnsi" w:cstheme="minorHAnsi"/>
           <w:b/>
         </w:rPr>
       </w:pPr>
@@ -4223,8 +6983,9 @@
     <w:p>
       <w:pPr>
         <w:pStyle w:val="a3"/>
-        <w:ind w:leftChars="0" w:left="358" w:firstLineChars="0" w:firstLine="0"/>
-        <w:rPr>
+        <w:ind w:leftChars="0" w:left="0" w:firstLineChars="0" w:firstLine="0"/>
+        <w:rPr>
+          <w:rFonts w:asciiTheme="minorHAnsi" w:hAnsiTheme="minorHAnsi" w:cstheme="minorHAnsi"/>
           <w:b/>
         </w:rPr>
       </w:pPr>
@@ -4232,134 +6993,9 @@
     <w:p>
       <w:pPr>
         <w:pStyle w:val="a3"/>
-        <w:ind w:leftChars="0" w:left="358" w:firstLineChars="0" w:firstLine="0"/>
-        <w:rPr>
-          <w:b/>
-        </w:rPr>
-      </w:pPr>
-    </w:p>
-    <w:p>
-      <w:pPr>
-        <w:pStyle w:val="a3"/>
-        <w:ind w:leftChars="0" w:left="358" w:firstLineChars="0" w:firstLine="0"/>
-        <w:rPr>
-          <w:b/>
-        </w:rPr>
-      </w:pPr>
-    </w:p>
-    <w:p>
-      <w:pPr>
-        <w:pStyle w:val="a3"/>
-        <w:ind w:leftChars="0" w:left="358" w:firstLineChars="0" w:firstLine="0"/>
-        <w:rPr>
-          <w:b/>
-        </w:rPr>
-      </w:pPr>
-    </w:p>
-    <w:p>
-      <w:pPr>
-        <w:pStyle w:val="a3"/>
-        <w:ind w:leftChars="0" w:left="358" w:firstLineChars="0" w:firstLine="0"/>
-        <w:rPr>
-          <w:b/>
-        </w:rPr>
-      </w:pPr>
-    </w:p>
-    <w:p>
-      <w:pPr>
-        <w:pStyle w:val="a3"/>
-        <w:ind w:leftChars="0" w:left="358" w:firstLineChars="0" w:firstLine="0"/>
-        <w:rPr>
-          <w:b/>
-        </w:rPr>
-      </w:pPr>
-    </w:p>
-    <w:p>
-      <w:pPr>
-        <w:pStyle w:val="a3"/>
-        <w:ind w:leftChars="0" w:left="358" w:firstLineChars="0" w:firstLine="0"/>
-        <w:rPr>
-          <w:b/>
-        </w:rPr>
-      </w:pPr>
-    </w:p>
-    <w:p>
-      <w:pPr>
-        <w:pStyle w:val="a3"/>
-        <w:ind w:leftChars="0" w:left="358" w:firstLineChars="0" w:firstLine="0"/>
-        <w:rPr>
-          <w:b/>
-        </w:rPr>
-      </w:pPr>
-    </w:p>
-    <w:p>
-      <w:pPr>
-        <w:pStyle w:val="a3"/>
-        <w:ind w:leftChars="0" w:left="358" w:firstLineChars="0" w:firstLine="0"/>
-        <w:rPr>
-          <w:b/>
-        </w:rPr>
-      </w:pPr>
-    </w:p>
-    <w:p>
-      <w:pPr>
-        <w:pStyle w:val="a3"/>
-        <w:ind w:leftChars="0" w:left="358" w:firstLineChars="0" w:firstLine="0"/>
-        <w:rPr>
-          <w:b/>
-        </w:rPr>
-      </w:pPr>
-    </w:p>
-    <w:p>
-      <w:pPr>
-        <w:pStyle w:val="a3"/>
-        <w:ind w:leftChars="0" w:left="358" w:firstLineChars="0" w:firstLine="0"/>
-        <w:rPr>
-          <w:b/>
-        </w:rPr>
-      </w:pPr>
-    </w:p>
-    <w:p>
-      <w:pPr>
-        <w:pStyle w:val="a3"/>
-        <w:ind w:leftChars="0" w:left="358" w:firstLineChars="0" w:firstLine="0"/>
-        <w:rPr>
-          <w:b/>
-        </w:rPr>
-      </w:pPr>
-    </w:p>
-    <w:p>
-      <w:pPr>
-        <w:pStyle w:val="a3"/>
-        <w:ind w:leftChars="0" w:left="358" w:firstLineChars="0" w:firstLine="0"/>
-        <w:rPr>
-          <w:b/>
-        </w:rPr>
-      </w:pPr>
-    </w:p>
-    <w:p>
-      <w:pPr>
-        <w:pStyle w:val="a3"/>
-        <w:ind w:leftChars="0" w:left="358" w:firstLineChars="0" w:firstLine="0"/>
-        <w:rPr>
-          <w:b/>
-        </w:rPr>
-      </w:pPr>
-    </w:p>
-    <w:p>
-      <w:pPr>
-        <w:pStyle w:val="a3"/>
         <w:ind w:leftChars="0" w:left="0" w:firstLineChars="0" w:firstLine="0"/>
         <w:rPr>
-          <w:b/>
-        </w:rPr>
-      </w:pPr>
-    </w:p>
-    <w:p>
-      <w:pPr>
-        <w:pStyle w:val="a3"/>
-        <w:ind w:leftChars="0" w:left="0" w:firstLineChars="0" w:firstLine="0"/>
-        <w:rPr>
+          <w:rFonts w:asciiTheme="minorHAnsi" w:hAnsiTheme="minorHAnsi" w:cstheme="minorHAnsi"/>
           <w:b/>
         </w:rPr>
       </w:pPr>
@@ -4374,11 +7010,13 @@
         <w:ind w:leftChars="0" w:firstLineChars="0"/>
         <w:jc w:val="center"/>
         <w:rPr>
+          <w:rFonts w:asciiTheme="minorHAnsi" w:hAnsiTheme="minorHAnsi" w:cstheme="minorHAnsi"/>
           <w:b/>
         </w:rPr>
       </w:pPr>
       <w:r>
         <w:rPr>
+          <w:rFonts w:asciiTheme="minorHAnsi" w:hAnsiTheme="minorHAnsi" w:cstheme="minorHAnsi"/>
           <w:b/>
         </w:rPr>
         <w:t>АДРЕСА И РЕКВИЗИТЫ СТОРОН</w:t>
@@ -4388,6 +7026,9 @@
       <w:pPr>
         <w:pStyle w:val="a3"/>
         <w:ind w:left="0" w:hanging="2"/>
+        <w:rPr>
+          <w:rFonts w:asciiTheme="minorHAnsi" w:hAnsiTheme="minorHAnsi" w:cstheme="minorHAnsi"/>
+        </w:rPr>
       </w:pPr>
       <w:bookmarkStart w:id="2" w:name="_heading=h.1fob9te" w:colFirst="0" w:colLast="0"/>
       <w:bookmarkEnd w:id="2"/>
@@ -4416,6 +7057,9 @@
             <w:pPr>
               <w:pStyle w:val="a3"/>
               <w:ind w:left="0" w:hanging="2"/>
+              <w:rPr>
+                <w:rFonts w:asciiTheme="minorHAnsi" w:hAnsiTheme="minorHAnsi" w:cstheme="minorHAnsi"/>
+              </w:rPr>
             </w:pPr>
           </w:p>
           <w:p>
@@ -4423,8 +7067,18 @@
               <w:pStyle w:val="a3"/>
               <w:ind w:left="0" w:hanging="2"/>
               <w:jc w:val="center"/>
+              <w:rPr>
+                <w:rFonts w:asciiTheme="minorHAnsi" w:hAnsiTheme="minorHAnsi" w:cstheme="minorHAnsi"/>
+                <w:b/>
+                <w:bCs/>
+              </w:rPr>
             </w:pPr>
             <w:r>
+              <w:rPr>
+                <w:rFonts w:asciiTheme="minorHAnsi" w:hAnsiTheme="minorHAnsi" w:cstheme="minorHAnsi"/>
+                <w:b/>
+                <w:bCs/>
+              </w:rPr>
               <w:t>Подрядчик</w:t>
             </w:r>
           </w:p>
@@ -4432,26 +7086,41 @@
             <w:pPr>
               <w:pStyle w:val="a3"/>
               <w:ind w:left="0" w:hanging="2"/>
+              <w:rPr>
+                <w:rFonts w:asciiTheme="minorHAnsi" w:hAnsiTheme="minorHAnsi" w:cstheme="minorHAnsi"/>
+              </w:rPr>
             </w:pPr>
           </w:p>
           <w:p>
             <w:pPr>
               <w:pStyle w:val="a3"/>
               <w:ind w:left="0" w:hanging="2"/>
+              <w:rPr>
+                <w:rFonts w:asciiTheme="minorHAnsi" w:hAnsiTheme="minorHAnsi" w:cstheme="minorHAnsi"/>
+              </w:rPr>
             </w:pPr>
           </w:p>
           <w:p>
             <w:pPr>
               <w:pStyle w:val="a3"/>
               <w:ind w:left="0" w:hanging="2"/>
+              <w:rPr>
+                <w:rFonts w:asciiTheme="minorHAnsi" w:hAnsiTheme="minorHAnsi" w:cstheme="minorHAnsi"/>
+              </w:rPr>
             </w:pPr>
           </w:p>
           <w:p>
             <w:pPr>
               <w:pStyle w:val="a3"/>
               <w:ind w:left="0" w:hanging="2"/>
+              <w:rPr>
+                <w:rFonts w:asciiTheme="minorHAnsi" w:hAnsiTheme="minorHAnsi" w:cstheme="minorHAnsi"/>
+              </w:rPr>
             </w:pPr>
             <w:r>
+              <w:rPr>
+                <w:rFonts w:asciiTheme="minorHAnsi" w:hAnsiTheme="minorHAnsi" w:cstheme="minorHAnsi"/>
+              </w:rPr>
               <w:t>Индивидуальный предприниматель</w:t>
             </w:r>
           </w:p>
@@ -4459,8 +7128,14 @@
             <w:pPr>
               <w:pStyle w:val="a3"/>
               <w:ind w:left="0" w:hanging="2"/>
+              <w:rPr>
+                <w:rFonts w:asciiTheme="minorHAnsi" w:hAnsiTheme="minorHAnsi" w:cstheme="minorHAnsi"/>
+              </w:rPr>
             </w:pPr>
             <w:r>
+              <w:rPr>
+                <w:rFonts w:asciiTheme="minorHAnsi" w:hAnsiTheme="minorHAnsi" w:cstheme="minorHAnsi"/>
+              </w:rPr>
               <w:t>Воронова Екатерина Александровна</w:t>
             </w:r>
           </w:p>
@@ -4468,8 +7143,14 @@
             <w:pPr>
               <w:pStyle w:val="a3"/>
               <w:ind w:left="0" w:hanging="2"/>
+              <w:rPr>
+                <w:rFonts w:asciiTheme="minorHAnsi" w:hAnsiTheme="minorHAnsi" w:cstheme="minorHAnsi"/>
+              </w:rPr>
             </w:pPr>
             <w:r>
+              <w:rPr>
+                <w:rFonts w:asciiTheme="minorHAnsi" w:hAnsiTheme="minorHAnsi" w:cstheme="minorHAnsi"/>
+              </w:rPr>
               <w:t>СБП: 8 903 159 66 01</w:t>
             </w:r>
           </w:p>
@@ -4477,20 +7158,29 @@
             <w:pPr>
               <w:pStyle w:val="a3"/>
               <w:ind w:left="0" w:hanging="2"/>
+              <w:rPr>
+                <w:rFonts w:asciiTheme="minorHAnsi" w:hAnsiTheme="minorHAnsi" w:cstheme="minorHAnsi"/>
+              </w:rPr>
             </w:pPr>
             <w:r>
-              <w:t xml:space="preserve">Расчетный счет </w:t>
-            </w:r>
-            <w:r>
-              <w:t>40802810520000609097</w:t>
+              <w:rPr>
+                <w:rFonts w:asciiTheme="minorHAnsi" w:hAnsiTheme="minorHAnsi" w:cstheme="minorHAnsi"/>
+              </w:rPr>
+              <w:t>Расчетный счет 40802810520000609097</w:t>
             </w:r>
           </w:p>
           <w:p>
             <w:pPr>
               <w:pStyle w:val="a3"/>
               <w:ind w:left="0" w:hanging="2"/>
+              <w:rPr>
+                <w:rFonts w:asciiTheme="minorHAnsi" w:hAnsiTheme="minorHAnsi" w:cstheme="minorHAnsi"/>
+              </w:rPr>
             </w:pPr>
             <w:r>
+              <w:rPr>
+                <w:rFonts w:asciiTheme="minorHAnsi" w:hAnsiTheme="minorHAnsi" w:cstheme="minorHAnsi"/>
+              </w:rPr>
               <w:t>Название банка:</w:t>
             </w:r>
           </w:p>
@@ -4498,8 +7188,14 @@
             <w:pPr>
               <w:pStyle w:val="a3"/>
               <w:ind w:left="0" w:hanging="2"/>
+              <w:rPr>
+                <w:rFonts w:asciiTheme="minorHAnsi" w:hAnsiTheme="minorHAnsi" w:cstheme="minorHAnsi"/>
+              </w:rPr>
             </w:pPr>
             <w:r>
+              <w:rPr>
+                <w:rFonts w:asciiTheme="minorHAnsi" w:hAnsiTheme="minorHAnsi" w:cstheme="minorHAnsi"/>
+              </w:rPr>
               <w:t>ООО "Банк Точка"</w:t>
             </w:r>
           </w:p>
@@ -4507,8 +7203,14 @@
             <w:pPr>
               <w:pStyle w:val="a3"/>
               <w:ind w:left="0" w:hanging="2"/>
+              <w:rPr>
+                <w:rFonts w:asciiTheme="minorHAnsi" w:hAnsiTheme="minorHAnsi" w:cstheme="minorHAnsi"/>
+              </w:rPr>
             </w:pPr>
             <w:r>
+              <w:rPr>
+                <w:rFonts w:asciiTheme="minorHAnsi" w:hAnsiTheme="minorHAnsi" w:cstheme="minorHAnsi"/>
+              </w:rPr>
               <w:t>БИК: 044525104</w:t>
             </w:r>
           </w:p>
@@ -4516,8 +7218,14 @@
             <w:pPr>
               <w:pStyle w:val="a3"/>
               <w:ind w:left="0" w:hanging="2"/>
+              <w:rPr>
+                <w:rFonts w:asciiTheme="minorHAnsi" w:hAnsiTheme="minorHAnsi" w:cstheme="minorHAnsi"/>
+              </w:rPr>
             </w:pPr>
             <w:r>
+              <w:rPr>
+                <w:rFonts w:asciiTheme="minorHAnsi" w:hAnsiTheme="minorHAnsi" w:cstheme="minorHAnsi"/>
+              </w:rPr>
               <w:t>Корреспондентский счёт:</w:t>
             </w:r>
           </w:p>
@@ -4525,8 +7233,14 @@
             <w:pPr>
               <w:pStyle w:val="a3"/>
               <w:ind w:left="0" w:hanging="2"/>
+              <w:rPr>
+                <w:rFonts w:asciiTheme="minorHAnsi" w:hAnsiTheme="minorHAnsi" w:cstheme="minorHAnsi"/>
+              </w:rPr>
             </w:pPr>
             <w:r>
+              <w:rPr>
+                <w:rFonts w:asciiTheme="minorHAnsi" w:hAnsiTheme="minorHAnsi" w:cstheme="minorHAnsi"/>
+              </w:rPr>
               <w:t>30101810745374525104</w:t>
             </w:r>
           </w:p>
@@ -4534,8 +7248,14 @@
             <w:pPr>
               <w:pStyle w:val="a3"/>
               <w:ind w:left="0" w:hanging="2"/>
+              <w:rPr>
+                <w:rFonts w:asciiTheme="minorHAnsi" w:hAnsiTheme="minorHAnsi" w:cstheme="minorHAnsi"/>
+              </w:rPr>
             </w:pPr>
             <w:r>
+              <w:rPr>
+                <w:rFonts w:asciiTheme="minorHAnsi" w:hAnsiTheme="minorHAnsi" w:cstheme="minorHAnsi"/>
+              </w:rPr>
               <w:t>Наименование:</w:t>
             </w:r>
           </w:p>
@@ -4543,8 +7263,14 @@
             <w:pPr>
               <w:pStyle w:val="a3"/>
               <w:ind w:left="0" w:hanging="2"/>
+              <w:rPr>
+                <w:rFonts w:asciiTheme="minorHAnsi" w:hAnsiTheme="minorHAnsi" w:cstheme="minorHAnsi"/>
+              </w:rPr>
             </w:pPr>
             <w:r>
+              <w:rPr>
+                <w:rFonts w:asciiTheme="minorHAnsi" w:hAnsiTheme="minorHAnsi" w:cstheme="minorHAnsi"/>
+              </w:rPr>
               <w:t>Индивидуальный предприниматель Воронова Екатерина Александровна</w:t>
             </w:r>
           </w:p>
@@ -4552,11 +7278,20 @@
             <w:pPr>
               <w:pStyle w:val="a3"/>
               <w:ind w:left="0" w:hanging="2"/>
+              <w:rPr>
+                <w:rFonts w:asciiTheme="minorHAnsi" w:hAnsiTheme="minorHAnsi" w:cstheme="minorHAnsi"/>
+              </w:rPr>
             </w:pPr>
             <w:r>
+              <w:rPr>
+                <w:rFonts w:asciiTheme="minorHAnsi" w:hAnsiTheme="minorHAnsi" w:cstheme="minorHAnsi"/>
+              </w:rPr>
               <w:t>ИНН: 330701541904</w:t>
             </w:r>
             <w:r>
+              <w:rPr>
+                <w:rFonts w:asciiTheme="minorHAnsi" w:hAnsiTheme="minorHAnsi" w:cstheme="minorHAnsi"/>
+              </w:rPr>
               <w:br/>
               <w:t>ОГРНИП: 325774600237873</w:t>
             </w:r>
@@ -4565,14 +7300,21 @@
             <w:pPr>
               <w:pStyle w:val="a3"/>
               <w:ind w:left="0" w:hanging="2"/>
+              <w:rPr>
+                <w:rFonts w:asciiTheme="minorHAnsi" w:hAnsiTheme="minorHAnsi" w:cstheme="minorHAnsi"/>
+              </w:rPr>
             </w:pPr>
             <w:r>
+              <w:rPr>
+                <w:rFonts w:asciiTheme="minorHAnsi" w:hAnsiTheme="minorHAnsi" w:cstheme="minorHAnsi"/>
+              </w:rPr>
               <w:t xml:space="preserve">Почта: </w:t>
             </w:r>
             <w:hyperlink r:id="rId8" w:history="1">
               <w:r>
                 <w:rPr>
                   <w:rStyle w:val="ab"/>
+                  <w:rFonts w:asciiTheme="minorHAnsi" w:hAnsiTheme="minorHAnsi" w:cstheme="minorHAnsi"/>
                   <w:lang w:val="en-US"/>
                 </w:rPr>
                 <w:t>mebel</w:t>
@@ -4580,12 +7322,14 @@
               <w:r>
                 <w:rPr>
                   <w:rStyle w:val="ab"/>
+                  <w:rFonts w:asciiTheme="minorHAnsi" w:hAnsiTheme="minorHAnsi" w:cstheme="minorHAnsi"/>
                 </w:rPr>
                 <w:t>-</w:t>
               </w:r>
               <w:r>
                 <w:rPr>
                   <w:rStyle w:val="ab"/>
+                  <w:rFonts w:asciiTheme="minorHAnsi" w:hAnsiTheme="minorHAnsi" w:cstheme="minorHAnsi"/>
                   <w:lang w:val="en-US"/>
                 </w:rPr>
                 <w:t>grand</w:t>
@@ -4593,12 +7337,14 @@
               <w:r>
                 <w:rPr>
                   <w:rStyle w:val="ab"/>
+                  <w:rFonts w:asciiTheme="minorHAnsi" w:hAnsiTheme="minorHAnsi" w:cstheme="minorHAnsi"/>
                 </w:rPr>
                 <w:t>93@</w:t>
               </w:r>
               <w:r>
                 <w:rPr>
                   <w:rStyle w:val="ab"/>
+                  <w:rFonts w:asciiTheme="minorHAnsi" w:hAnsiTheme="minorHAnsi" w:cstheme="minorHAnsi"/>
                   <w:lang w:val="en-US"/>
                 </w:rPr>
                 <w:t>mail</w:t>
@@ -4606,12 +7352,14 @@
               <w:r>
                 <w:rPr>
                   <w:rStyle w:val="ab"/>
+                  <w:rFonts w:asciiTheme="minorHAnsi" w:hAnsiTheme="minorHAnsi" w:cstheme="minorHAnsi"/>
                 </w:rPr>
                 <w:t>.</w:t>
               </w:r>
               <w:r>
                 <w:rPr>
                   <w:rStyle w:val="ab"/>
+                  <w:rFonts w:asciiTheme="minorHAnsi" w:hAnsiTheme="minorHAnsi" w:cstheme="minorHAnsi"/>
                   <w:lang w:val="en-US"/>
                 </w:rPr>
                 <w:t>ru</w:t>
@@ -4622,8 +7370,14 @@
             <w:pPr>
               <w:pStyle w:val="a3"/>
               <w:ind w:left="0" w:hanging="2"/>
+              <w:rPr>
+                <w:rFonts w:asciiTheme="minorHAnsi" w:hAnsiTheme="minorHAnsi" w:cstheme="minorHAnsi"/>
+              </w:rPr>
             </w:pPr>
             <w:r>
+              <w:rPr>
+                <w:rFonts w:asciiTheme="minorHAnsi" w:hAnsiTheme="minorHAnsi" w:cstheme="minorHAnsi"/>
+              </w:rPr>
               <w:t>Тел.: 8 927 800 3914</w:t>
             </w:r>
           </w:p>
@@ -4631,59 +7385,105 @@
             <w:pPr>
               <w:pStyle w:val="a3"/>
               <w:ind w:left="0" w:hanging="2"/>
+              <w:rPr>
+                <w:rFonts w:asciiTheme="minorHAnsi" w:hAnsiTheme="minorHAnsi" w:cstheme="minorHAnsi"/>
+              </w:rPr>
             </w:pPr>
           </w:p>
           <w:p>
             <w:pPr>
               <w:pStyle w:val="a3"/>
               <w:ind w:left="0" w:hanging="2"/>
+              <w:rPr>
+                <w:rFonts w:asciiTheme="minorHAnsi" w:hAnsiTheme="minorHAnsi" w:cstheme="minorHAnsi"/>
+              </w:rPr>
             </w:pPr>
           </w:p>
           <w:p>
             <w:pPr>
               <w:pStyle w:val="a3"/>
               <w:ind w:left="0" w:hanging="2"/>
+              <w:rPr>
+                <w:rFonts w:asciiTheme="minorHAnsi" w:hAnsiTheme="minorHAnsi" w:cstheme="minorHAnsi"/>
+              </w:rPr>
             </w:pPr>
           </w:p>
           <w:p>
             <w:pPr>
               <w:pStyle w:val="a3"/>
               <w:ind w:left="0" w:hanging="2"/>
+              <w:rPr>
+                <w:rFonts w:asciiTheme="minorHAnsi" w:hAnsiTheme="minorHAnsi" w:cstheme="minorHAnsi"/>
+              </w:rPr>
             </w:pPr>
           </w:p>
           <w:p>
             <w:pPr>
               <w:pStyle w:val="a3"/>
               <w:ind w:left="0" w:hanging="2"/>
+              <w:rPr>
+                <w:rFonts w:asciiTheme="minorHAnsi" w:hAnsiTheme="minorHAnsi" w:cstheme="minorHAnsi"/>
+              </w:rPr>
             </w:pPr>
           </w:p>
           <w:p>
             <w:pPr>
               <w:pStyle w:val="a3"/>
               <w:ind w:left="0" w:hanging="2"/>
+              <w:rPr>
+                <w:rFonts w:asciiTheme="minorHAnsi" w:hAnsiTheme="minorHAnsi" w:cstheme="minorHAnsi"/>
+              </w:rPr>
             </w:pPr>
           </w:p>
           <w:p>
             <w:pPr>
               <w:pStyle w:val="a3"/>
               <w:ind w:left="0" w:hanging="2"/>
+              <w:rPr>
+                <w:rFonts w:asciiTheme="minorHAnsi" w:hAnsiTheme="minorHAnsi" w:cstheme="minorHAnsi"/>
+              </w:rPr>
             </w:pPr>
           </w:p>
           <w:p>
             <w:pPr>
               <w:pStyle w:val="a3"/>
               <w:ind w:left="0" w:hanging="2"/>
+              <w:rPr>
+                <w:rFonts w:asciiTheme="minorHAnsi" w:hAnsiTheme="minorHAnsi" w:cstheme="minorHAnsi"/>
+                <w:i/>
+                <w:iCs/>
+              </w:rPr>
             </w:pPr>
             <w:r>
+              <w:rPr>
+                <w:rFonts w:asciiTheme="minorHAnsi" w:hAnsiTheme="minorHAnsi" w:cstheme="minorHAnsi"/>
+                <w:i/>
+                <w:iCs/>
+              </w:rPr>
               <w:t>_</w:t>
             </w:r>
             <w:r>
+              <w:rPr>
+                <w:rFonts w:asciiTheme="minorHAnsi" w:hAnsiTheme="minorHAnsi" w:cstheme="minorHAnsi"/>
+                <w:i/>
+                <w:iCs/>
+              </w:rPr>
               <w:t>______</w:t>
             </w:r>
             <w:r>
+              <w:rPr>
+                <w:rFonts w:asciiTheme="minorHAnsi" w:hAnsiTheme="minorHAnsi" w:cstheme="minorHAnsi"/>
+                <w:i/>
+                <w:iCs/>
+              </w:rPr>
               <w:t>______________________/</w:t>
             </w:r>
             <w:r>
+              <w:rPr>
+                <w:rFonts w:asciiTheme="minorHAnsi" w:hAnsiTheme="minorHAnsi" w:cstheme="minorHAnsi"/>
+                <w:i/>
+                <w:iCs/>
+              </w:rPr>
               <w:t>Е.А. Воронова</w:t>
             </w:r>
           </w:p>
@@ -4691,6 +7491,9 @@
             <w:pPr>
               <w:pStyle w:val="a3"/>
               <w:ind w:left="0" w:hanging="2"/>
+              <w:rPr>
+                <w:rFonts w:asciiTheme="minorHAnsi" w:hAnsiTheme="minorHAnsi" w:cstheme="minorHAnsi"/>
+              </w:rPr>
             </w:pPr>
           </w:p>
         </w:tc>
@@ -4702,6 +7505,11 @@
             <w:pPr>
               <w:pStyle w:val="a3"/>
               <w:ind w:left="0" w:hanging="2"/>
+              <w:rPr>
+                <w:rFonts w:asciiTheme="minorHAnsi" w:hAnsiTheme="minorHAnsi" w:cstheme="minorHAnsi"/>
+                <w:b/>
+                <w:bCs/>
+              </w:rPr>
             </w:pPr>
           </w:p>
           <w:p>
@@ -4709,8 +7517,18 @@
               <w:pStyle w:val="a3"/>
               <w:ind w:left="0" w:hanging="2"/>
               <w:jc w:val="center"/>
+              <w:rPr>
+                <w:rFonts w:asciiTheme="minorHAnsi" w:hAnsiTheme="minorHAnsi" w:cstheme="minorHAnsi"/>
+                <w:b/>
+                <w:bCs/>
+              </w:rPr>
             </w:pPr>
             <w:r>
+              <w:rPr>
+                <w:rFonts w:asciiTheme="minorHAnsi" w:hAnsiTheme="minorHAnsi" w:cstheme="minorHAnsi"/>
+                <w:b/>
+                <w:bCs/>
+              </w:rPr>
               <w:t>Заказчик</w:t>
             </w:r>
           </w:p>
@@ -4718,40 +7536,79 @@
             <w:pPr>
               <w:pStyle w:val="a3"/>
               <w:ind w:left="0" w:hanging="2"/>
+              <w:rPr>
+                <w:rFonts w:asciiTheme="minorHAnsi" w:hAnsiTheme="minorHAnsi" w:cstheme="minorHAnsi"/>
+              </w:rPr>
             </w:pPr>
           </w:p>
           <w:p>
             <w:pPr>
               <w:pStyle w:val="a3"/>
               <w:ind w:left="0" w:hanging="2"/>
+              <w:rPr>
+                <w:rFonts w:asciiTheme="minorHAnsi" w:hAnsiTheme="minorHAnsi" w:cstheme="minorHAnsi"/>
+              </w:rPr>
             </w:pPr>
           </w:p>
           <w:p>
             <w:pPr>
               <w:pStyle w:val="a3"/>
               <w:ind w:left="0" w:hanging="2"/>
+              <w:rPr>
+                <w:rFonts w:asciiTheme="minorHAnsi" w:hAnsiTheme="minorHAnsi" w:cstheme="minorHAnsi"/>
+              </w:rPr>
             </w:pPr>
           </w:p>
           <w:p>
             <w:pPr>
               <w:pStyle w:val="a3"/>
               <w:ind w:left="0" w:hanging="2"/>
+              <w:rPr>
+                <w:rFonts w:asciiTheme="minorHAnsi" w:hAnsiTheme="minorHAnsi" w:cstheme="minorHAnsi"/>
+                <w:i/>
+                <w:iCs/>
+              </w:rPr>
             </w:pPr>
             <w:r>
+              <w:rPr>
+                <w:rFonts w:asciiTheme="minorHAnsi" w:hAnsiTheme="minorHAnsi" w:cstheme="minorHAnsi"/>
+                <w:i/>
+                <w:iCs/>
+              </w:rPr>
               <w:t>{{</w:t>
             </w:r>
             <w:proofErr w:type="spellStart"/>
             <w:r>
+              <w:rPr>
+                <w:rFonts w:asciiTheme="minorHAnsi" w:hAnsiTheme="minorHAnsi" w:cstheme="minorHAnsi"/>
+                <w:i/>
+                <w:iCs/>
+              </w:rPr>
               <w:t>ФИО_клиента</w:t>
             </w:r>
             <w:proofErr w:type="spellEnd"/>
             <w:r>
+              <w:rPr>
+                <w:rFonts w:asciiTheme="minorHAnsi" w:hAnsiTheme="minorHAnsi" w:cstheme="minorHAnsi"/>
+                <w:i/>
+                <w:iCs/>
+              </w:rPr>
               <w:t>}}</w:t>
             </w:r>
             <w:r>
+              <w:rPr>
+                <w:rFonts w:asciiTheme="minorHAnsi" w:hAnsiTheme="minorHAnsi" w:cstheme="minorHAnsi"/>
+                <w:i/>
+                <w:iCs/>
+              </w:rPr>
               <w:br/>
             </w:r>
             <w:r>
+              <w:rPr>
+                <w:rFonts w:asciiTheme="minorHAnsi" w:hAnsiTheme="minorHAnsi" w:cstheme="minorHAnsi"/>
+                <w:i/>
+                <w:iCs/>
+              </w:rPr>
               <w:t xml:space="preserve"> </w:t>
             </w:r>
           </w:p>
@@ -4759,11 +7616,26 @@
             <w:pPr>
               <w:pStyle w:val="a3"/>
               <w:ind w:left="0" w:hanging="2"/>
+              <w:rPr>
+                <w:rFonts w:asciiTheme="minorHAnsi" w:hAnsiTheme="minorHAnsi" w:cstheme="minorHAnsi"/>
+                <w:i/>
+                <w:iCs/>
+              </w:rPr>
             </w:pPr>
             <w:r>
+              <w:rPr>
+                <w:rFonts w:asciiTheme="minorHAnsi" w:hAnsiTheme="minorHAnsi" w:cstheme="minorHAnsi"/>
+                <w:i/>
+                <w:iCs/>
+              </w:rPr>
               <w:t xml:space="preserve">Паспорт: </w:t>
             </w:r>
             <w:r>
+              <w:rPr>
+                <w:rFonts w:asciiTheme="minorHAnsi" w:hAnsiTheme="minorHAnsi" w:cstheme="minorHAnsi"/>
+                <w:i/>
+                <w:iCs/>
+              </w:rPr>
               <w:t>{{Паспорт}}</w:t>
             </w:r>
           </w:p>
@@ -4771,8 +7643,18 @@
             <w:pPr>
               <w:pStyle w:val="a3"/>
               <w:ind w:left="0" w:hanging="2"/>
+              <w:rPr>
+                <w:rFonts w:asciiTheme="minorHAnsi" w:hAnsiTheme="minorHAnsi" w:cstheme="minorHAnsi"/>
+                <w:i/>
+                <w:iCs/>
+              </w:rPr>
             </w:pPr>
             <w:r>
+              <w:rPr>
+                <w:rFonts w:asciiTheme="minorHAnsi" w:hAnsiTheme="minorHAnsi" w:cstheme="minorHAnsi"/>
+                <w:i/>
+                <w:iCs/>
+              </w:rPr>
               <w:t xml:space="preserve"> </w:t>
             </w:r>
           </w:p>
@@ -4780,19 +7662,44 @@
             <w:pPr>
               <w:pStyle w:val="a3"/>
               <w:ind w:left="0" w:hanging="2"/>
+              <w:rPr>
+                <w:rFonts w:asciiTheme="minorHAnsi" w:hAnsiTheme="minorHAnsi" w:cstheme="minorHAnsi"/>
+                <w:i/>
+                <w:iCs/>
+              </w:rPr>
             </w:pPr>
             <w:r>
+              <w:rPr>
+                <w:rFonts w:asciiTheme="minorHAnsi" w:hAnsiTheme="minorHAnsi" w:cstheme="minorHAnsi"/>
+                <w:i/>
+                <w:iCs/>
+              </w:rPr>
               <w:t xml:space="preserve">Адрес регистрации: </w:t>
             </w:r>
             <w:r>
+              <w:rPr>
+                <w:rFonts w:asciiTheme="minorHAnsi" w:hAnsiTheme="minorHAnsi" w:cstheme="minorHAnsi"/>
+                <w:i/>
+                <w:iCs/>
+              </w:rPr>
               <w:t>{{</w:t>
             </w:r>
             <w:proofErr w:type="spellStart"/>
             <w:r>
+              <w:rPr>
+                <w:rFonts w:asciiTheme="minorHAnsi" w:hAnsiTheme="minorHAnsi" w:cstheme="minorHAnsi"/>
+                <w:i/>
+                <w:iCs/>
+              </w:rPr>
               <w:t>Адрес_регистрации</w:t>
             </w:r>
             <w:proofErr w:type="spellEnd"/>
             <w:r>
+              <w:rPr>
+                <w:rFonts w:asciiTheme="minorHAnsi" w:hAnsiTheme="minorHAnsi" w:cstheme="minorHAnsi"/>
+                <w:i/>
+                <w:iCs/>
+              </w:rPr>
               <w:t>}}</w:t>
             </w:r>
           </w:p>
@@ -4800,8 +7707,18 @@
             <w:pPr>
               <w:pStyle w:val="a3"/>
               <w:ind w:left="0" w:hanging="2"/>
+              <w:rPr>
+                <w:rFonts w:asciiTheme="minorHAnsi" w:hAnsiTheme="minorHAnsi" w:cstheme="minorHAnsi"/>
+                <w:i/>
+                <w:iCs/>
+              </w:rPr>
             </w:pPr>
             <w:r>
+              <w:rPr>
+                <w:rFonts w:asciiTheme="minorHAnsi" w:hAnsiTheme="minorHAnsi" w:cstheme="minorHAnsi"/>
+                <w:i/>
+                <w:iCs/>
+              </w:rPr>
               <w:t xml:space="preserve"> </w:t>
             </w:r>
           </w:p>
@@ -4809,19 +7726,168 @@
             <w:pPr>
               <w:pStyle w:val="a3"/>
               <w:ind w:left="0" w:hanging="2"/>
+              <w:rPr>
+                <w:rFonts w:asciiTheme="minorHAnsi" w:hAnsiTheme="minorHAnsi" w:cstheme="minorHAnsi"/>
+                <w:i/>
+                <w:iCs/>
+              </w:rPr>
             </w:pPr>
             <w:r>
+              <w:rPr>
+                <w:rFonts w:asciiTheme="minorHAnsi" w:hAnsiTheme="minorHAnsi" w:cstheme="minorHAnsi"/>
+                <w:i/>
+                <w:iCs/>
+              </w:rPr>
               <w:t xml:space="preserve">Адрес доставки: </w:t>
             </w:r>
             <w:r>
+              <w:rPr>
+                <w:rFonts w:asciiTheme="minorHAnsi" w:hAnsiTheme="minorHAnsi" w:cstheme="minorHAnsi"/>
+                <w:b/>
+                <w:bCs/>
+                <w:i/>
+                <w:iCs/>
+              </w:rPr>
               <w:t>{{</w:t>
             </w:r>
             <w:proofErr w:type="spellStart"/>
             <w:r>
+              <w:rPr>
+                <w:rFonts w:asciiTheme="minorHAnsi" w:hAnsiTheme="minorHAnsi" w:cstheme="minorHAnsi"/>
+                <w:b/>
+                <w:bCs/>
+                <w:i/>
+                <w:iCs/>
+              </w:rPr>
               <w:t>Адрес_доставки</w:t>
             </w:r>
             <w:proofErr w:type="spellEnd"/>
             <w:r>
+              <w:rPr>
+                <w:rFonts w:asciiTheme="minorHAnsi" w:hAnsiTheme="minorHAnsi" w:cstheme="minorHAnsi"/>
+                <w:b/>
+                <w:bCs/>
+                <w:i/>
+                <w:iCs/>
+              </w:rPr>
+              <w:t>}}</w:t>
+            </w:r>
+            <w:r>
+              <w:rPr>
+                <w:rFonts w:asciiTheme="minorHAnsi" w:hAnsiTheme="minorHAnsi" w:cstheme="minorHAnsi"/>
+                <w:i/>
+                <w:iCs/>
+              </w:rPr>
+              <w:t xml:space="preserve"> </w:t>
+            </w:r>
+          </w:p>
+          <w:p>
+            <w:pPr>
+              <w:pStyle w:val="a3"/>
+              <w:ind w:left="0" w:hanging="2"/>
+              <w:rPr>
+                <w:rFonts w:asciiTheme="minorHAnsi" w:hAnsiTheme="minorHAnsi" w:cstheme="minorHAnsi"/>
+                <w:i/>
+                <w:iCs/>
+              </w:rPr>
+            </w:pPr>
+          </w:p>
+          <w:p>
+            <w:pPr>
+              <w:pStyle w:val="a3"/>
+              <w:ind w:left="0" w:hanging="2"/>
+              <w:rPr>
+                <w:rFonts w:asciiTheme="minorHAnsi" w:hAnsiTheme="minorHAnsi" w:cstheme="minorHAnsi"/>
+                <w:i/>
+                <w:iCs/>
+              </w:rPr>
+            </w:pPr>
+            <w:r>
+              <w:rPr>
+                <w:rFonts w:asciiTheme="minorHAnsi" w:hAnsiTheme="minorHAnsi" w:cstheme="minorHAnsi"/>
+                <w:i/>
+                <w:iCs/>
+              </w:rPr>
+              <w:t xml:space="preserve">Телефон: </w:t>
+            </w:r>
+            <w:r>
+              <w:rPr>
+                <w:rFonts w:asciiTheme="minorHAnsi" w:hAnsiTheme="minorHAnsi" w:cstheme="minorHAnsi"/>
+                <w:i/>
+                <w:iCs/>
+              </w:rPr>
+              <w:t>{{Телефон}}</w:t>
+            </w:r>
+          </w:p>
+          <w:p>
+            <w:pPr>
+              <w:pStyle w:val="a3"/>
+              <w:ind w:left="0" w:hanging="2"/>
+              <w:rPr>
+                <w:rFonts w:asciiTheme="minorHAnsi" w:hAnsiTheme="minorHAnsi" w:cstheme="minorHAnsi"/>
+                <w:i/>
+                <w:iCs/>
+              </w:rPr>
+            </w:pPr>
+            <w:r>
+              <w:rPr>
+                <w:rFonts w:asciiTheme="minorHAnsi" w:hAnsiTheme="minorHAnsi" w:cstheme="minorHAnsi"/>
+                <w:i/>
+                <w:iCs/>
+              </w:rPr>
+              <w:t xml:space="preserve"> </w:t>
+            </w:r>
+          </w:p>
+          <w:p>
+            <w:pPr>
+              <w:pStyle w:val="a3"/>
+              <w:ind w:left="0" w:hanging="2"/>
+              <w:rPr>
+                <w:rFonts w:asciiTheme="minorHAnsi" w:hAnsiTheme="minorHAnsi" w:cstheme="minorHAnsi"/>
+                <w:i/>
+                <w:iCs/>
+              </w:rPr>
+            </w:pPr>
+            <w:r>
+              <w:rPr>
+                <w:rFonts w:asciiTheme="minorHAnsi" w:hAnsiTheme="minorHAnsi" w:cstheme="minorHAnsi"/>
+                <w:i/>
+                <w:iCs/>
+              </w:rPr>
+              <w:t>Почта</w:t>
+            </w:r>
+            <w:r>
+              <w:rPr>
+                <w:rFonts w:asciiTheme="minorHAnsi" w:hAnsiTheme="minorHAnsi" w:cstheme="minorHAnsi"/>
+                <w:i/>
+                <w:iCs/>
+              </w:rPr>
+              <w:t xml:space="preserve">: </w:t>
+            </w:r>
+            <w:r>
+              <w:rPr>
+                <w:rFonts w:asciiTheme="minorHAnsi" w:hAnsiTheme="minorHAnsi" w:cstheme="minorHAnsi"/>
+                <w:i/>
+                <w:iCs/>
+              </w:rPr>
+              <w:t>{{</w:t>
+            </w:r>
+            <w:proofErr w:type="spellStart"/>
+            <w:r>
+              <w:rPr>
+                <w:rFonts w:asciiTheme="minorHAnsi" w:hAnsiTheme="minorHAnsi" w:cstheme="minorHAnsi"/>
+                <w:i/>
+                <w:iCs/>
+              </w:rPr>
+              <w:t>Email</w:t>
+            </w:r>
+            <w:proofErr w:type="spellEnd"/>
+            <w:r>
+              <w:rPr>
+                <w:rFonts w:asciiTheme="minorHAnsi" w:hAnsiTheme="minorHAnsi" w:cstheme="minorHAnsi"/>
+                <w:i/>
+                <w:iCs/>
+              </w:rPr>
               <w:t xml:space="preserve">}} </w:t>
             </w:r>
           </w:p>
@@ -4829,147 +7895,160 @@
             <w:pPr>
               <w:pStyle w:val="a3"/>
               <w:ind w:left="0" w:hanging="2"/>
+              <w:rPr>
+                <w:rFonts w:asciiTheme="minorHAnsi" w:hAnsiTheme="minorHAnsi" w:cstheme="minorHAnsi"/>
+              </w:rPr>
             </w:pPr>
           </w:p>
           <w:p>
             <w:pPr>
               <w:pStyle w:val="a3"/>
               <w:ind w:left="0" w:hanging="2"/>
-            </w:pPr>
-            <w:r>
-              <w:t xml:space="preserve">Телефон: </w:t>
-            </w:r>
-            <w:r>
-              <w:t>{{Телефон}}</w:t>
-            </w:r>
-          </w:p>
-          <w:p>
-            <w:pPr>
-              <w:pStyle w:val="a3"/>
-              <w:ind w:left="0" w:hanging="2"/>
-            </w:pPr>
-            <w:r>
-              <w:t xml:space="preserve"> </w:t>
-            </w:r>
-          </w:p>
-          <w:p>
-            <w:pPr>
-              <w:pStyle w:val="a3"/>
-              <w:ind w:left="0" w:hanging="2"/>
-            </w:pPr>
-            <w:r>
-              <w:t>Почта</w:t>
-            </w:r>
-            <w:r>
-              <w:t xml:space="preserve">: </w:t>
-            </w:r>
-            <w:r>
-              <w:t>{{</w:t>
-            </w:r>
-            <w:proofErr w:type="spellStart"/>
-            <w:r>
-              <w:t>Email</w:t>
-            </w:r>
-            <w:proofErr w:type="spellEnd"/>
-            <w:r>
-              <w:t xml:space="preserve">}} </w:t>
-            </w:r>
-          </w:p>
-          <w:p>
-            <w:pPr>
-              <w:pStyle w:val="a3"/>
-              <w:ind w:left="0" w:hanging="2"/>
+              <w:rPr>
+                <w:rFonts w:asciiTheme="minorHAnsi" w:hAnsiTheme="minorHAnsi" w:cstheme="minorHAnsi"/>
+              </w:rPr>
             </w:pPr>
           </w:p>
           <w:p>
             <w:pPr>
               <w:pStyle w:val="a3"/>
               <w:ind w:left="0" w:hanging="2"/>
+              <w:rPr>
+                <w:rFonts w:asciiTheme="minorHAnsi" w:hAnsiTheme="minorHAnsi" w:cstheme="minorHAnsi"/>
+              </w:rPr>
             </w:pPr>
           </w:p>
           <w:p>
             <w:pPr>
               <w:pStyle w:val="a3"/>
               <w:ind w:left="0" w:hanging="2"/>
+              <w:rPr>
+                <w:rFonts w:asciiTheme="minorHAnsi" w:hAnsiTheme="minorHAnsi" w:cstheme="minorHAnsi"/>
+              </w:rPr>
             </w:pPr>
           </w:p>
           <w:p>
             <w:pPr>
               <w:pStyle w:val="a3"/>
               <w:ind w:left="0" w:hanging="2"/>
+              <w:rPr>
+                <w:rFonts w:asciiTheme="minorHAnsi" w:hAnsiTheme="minorHAnsi" w:cstheme="minorHAnsi"/>
+              </w:rPr>
             </w:pPr>
           </w:p>
           <w:p>
             <w:pPr>
               <w:pStyle w:val="a3"/>
               <w:ind w:left="0" w:hanging="2"/>
+              <w:rPr>
+                <w:rFonts w:asciiTheme="minorHAnsi" w:hAnsiTheme="minorHAnsi" w:cstheme="minorHAnsi"/>
+              </w:rPr>
             </w:pPr>
           </w:p>
           <w:p>
             <w:pPr>
               <w:pStyle w:val="a3"/>
               <w:ind w:left="0" w:hanging="2"/>
+              <w:rPr>
+                <w:rFonts w:asciiTheme="minorHAnsi" w:hAnsiTheme="minorHAnsi" w:cstheme="minorHAnsi"/>
+              </w:rPr>
             </w:pPr>
           </w:p>
           <w:p>
             <w:pPr>
               <w:pStyle w:val="a3"/>
               <w:ind w:left="0" w:hanging="2"/>
+              <w:rPr>
+                <w:rFonts w:asciiTheme="minorHAnsi" w:hAnsiTheme="minorHAnsi" w:cstheme="minorHAnsi"/>
+              </w:rPr>
             </w:pPr>
           </w:p>
           <w:p>
             <w:pPr>
               <w:pStyle w:val="a3"/>
               <w:ind w:left="0" w:hanging="2"/>
-            </w:pPr>
-          </w:p>
-          <w:p>
-            <w:pPr>
-              <w:pStyle w:val="a3"/>
-              <w:ind w:left="0" w:hanging="2"/>
+              <w:rPr>
+                <w:rFonts w:asciiTheme="minorHAnsi" w:hAnsiTheme="minorHAnsi" w:cstheme="minorHAnsi"/>
+              </w:rPr>
             </w:pPr>
           </w:p>
           <w:p>
             <w:pPr>
               <w:pStyle w:val="a3"/>
               <w:ind w:leftChars="0" w:left="0" w:firstLineChars="0" w:firstLine="0"/>
+              <w:rPr>
+                <w:rFonts w:asciiTheme="minorHAnsi" w:hAnsiTheme="minorHAnsi" w:cstheme="minorHAnsi"/>
+              </w:rPr>
             </w:pPr>
           </w:p>
           <w:p>
             <w:pPr>
               <w:pStyle w:val="a3"/>
               <w:ind w:leftChars="0" w:left="0" w:firstLineChars="0" w:firstLine="0"/>
+              <w:rPr>
+                <w:rFonts w:asciiTheme="minorHAnsi" w:hAnsiTheme="minorHAnsi" w:cstheme="minorHAnsi"/>
+              </w:rPr>
             </w:pPr>
           </w:p>
           <w:p>
             <w:pPr>
               <w:pStyle w:val="a3"/>
               <w:ind w:leftChars="0" w:left="0" w:firstLineChars="0" w:firstLine="0"/>
+              <w:rPr>
+                <w:rFonts w:asciiTheme="minorHAnsi" w:hAnsiTheme="minorHAnsi" w:cstheme="minorHAnsi"/>
+              </w:rPr>
             </w:pPr>
           </w:p>
           <w:p>
             <w:pPr>
               <w:pStyle w:val="a3"/>
               <w:ind w:leftChars="0" w:left="0" w:firstLineChars="0" w:firstLine="0"/>
+              <w:rPr>
+                <w:rFonts w:asciiTheme="minorHAnsi" w:hAnsiTheme="minorHAnsi" w:cstheme="minorHAnsi"/>
+                <w:i/>
+                <w:iCs/>
+              </w:rPr>
             </w:pPr>
             <w:r>
+              <w:rPr>
+                <w:rFonts w:asciiTheme="minorHAnsi" w:hAnsiTheme="minorHAnsi" w:cstheme="minorHAnsi"/>
+                <w:i/>
+                <w:iCs/>
+              </w:rPr>
               <w:t>__</w:t>
             </w:r>
             <w:r>
-              <w:t>__</w:t>
+              <w:rPr>
+                <w:rFonts w:asciiTheme="minorHAnsi" w:hAnsiTheme="minorHAnsi" w:cstheme="minorHAnsi"/>
+                <w:i/>
+                <w:iCs/>
+              </w:rPr>
+              <w:t>________________________/</w:t>
             </w:r>
             <w:r>
-              <w:t>______________________/</w:t>
-            </w:r>
-            <w:r>
+              <w:rPr>
+                <w:rFonts w:asciiTheme="minorHAnsi" w:hAnsiTheme="minorHAnsi" w:cstheme="minorHAnsi"/>
+                <w:i/>
+                <w:iCs/>
+              </w:rPr>
               <w:t>{{</w:t>
             </w:r>
             <w:proofErr w:type="spellStart"/>
             <w:r>
+              <w:rPr>
+                <w:rFonts w:asciiTheme="minorHAnsi" w:hAnsiTheme="minorHAnsi" w:cstheme="minorHAnsi"/>
+                <w:i/>
+                <w:iCs/>
+              </w:rPr>
               <w:t>Инициалы_Фамилия</w:t>
             </w:r>
             <w:proofErr w:type="spellEnd"/>
             <w:r>
+              <w:rPr>
+                <w:rFonts w:asciiTheme="minorHAnsi" w:hAnsiTheme="minorHAnsi" w:cstheme="minorHAnsi"/>
+                <w:i/>
+                <w:iCs/>
+              </w:rPr>
               <w:t>}}</w:t>
             </w:r>
           </w:p>

--- a/Договор mebel_grand СПБ.docx
+++ b/Договор mebel_grand СПБ.docx
@@ -1786,6 +1786,15 @@
     <w:p>
       <w:pPr>
         <w:pStyle w:val="a3"/>
+        <w:ind w:leftChars="0" w:left="358" w:firstLineChars="0" w:firstLine="0"/>
+        <w:rPr>
+          <w:rFonts w:asciiTheme="minorHAnsi" w:hAnsiTheme="minorHAnsi" w:cstheme="minorHAnsi"/>
+        </w:rPr>
+      </w:pPr>
+    </w:p>
+    <w:p>
+      <w:pPr>
+        <w:pStyle w:val="a3"/>
         <w:numPr>
           <w:ilvl w:val="1"/>
           <w:numId w:val="4"/>
@@ -2239,7 +2248,14 @@
         <w:rPr>
           <w:rFonts w:asciiTheme="minorHAnsi" w:hAnsiTheme="minorHAnsi" w:cstheme="minorHAnsi"/>
         </w:rPr>
-        <w:t xml:space="preserve">  считается не просрочившим сроки поставки Товара.</w:t>
+        <w:t xml:space="preserve">  считается не просрочившим </w:t>
+      </w:r>
+      <w:r>
+        <w:rPr>
+          <w:rFonts w:asciiTheme="minorHAnsi" w:hAnsiTheme="minorHAnsi" w:cstheme="minorHAnsi"/>
+        </w:rPr>
+        <w:lastRenderedPageBreak/>
+        <w:t>сроки поставки Товара.</w:t>
       </w:r>
     </w:p>
     <w:p>
@@ -2258,7 +2274,6 @@
         <w:rPr>
           <w:rFonts w:asciiTheme="minorHAnsi" w:hAnsiTheme="minorHAnsi" w:cstheme="minorHAnsi"/>
         </w:rPr>
-        <w:lastRenderedPageBreak/>
         <w:t>Заказчик</w:t>
       </w:r>
       <w:r>
@@ -2912,6 +2927,7 @@
         <w:rPr>
           <w:rFonts w:asciiTheme="minorHAnsi" w:hAnsiTheme="minorHAnsi" w:cstheme="minorHAnsi"/>
         </w:rPr>
+        <w:lastRenderedPageBreak/>
         <w:t>- естественный запах облицовочных материалов.</w:t>
       </w:r>
     </w:p>
@@ -2927,7 +2943,6 @@
         <w:rPr>
           <w:rFonts w:asciiTheme="minorHAnsi" w:hAnsiTheme="minorHAnsi" w:cstheme="minorHAnsi"/>
         </w:rPr>
-        <w:lastRenderedPageBreak/>
         <w:t>3.10. Гарантия не распространяется:</w:t>
       </w:r>
     </w:p>
@@ -3657,7 +3672,14 @@
         <w:rPr>
           <w:rFonts w:asciiTheme="minorHAnsi" w:hAnsiTheme="minorHAnsi" w:cstheme="minorHAnsi"/>
         </w:rPr>
-        <w:t xml:space="preserve"> фактически принял Товар, то Товар считается принятым с даты фактического приёма-передачи Товара. В таком случае, </w:t>
+        <w:t xml:space="preserve"> фактически принял Товар, то Товар считается принятым с даты фактического приёма-передачи </w:t>
+      </w:r>
+      <w:r>
+        <w:rPr>
+          <w:rFonts w:asciiTheme="minorHAnsi" w:hAnsiTheme="minorHAnsi" w:cstheme="minorHAnsi"/>
+        </w:rPr>
+        <w:lastRenderedPageBreak/>
+        <w:t xml:space="preserve">Товара. В таком случае, </w:t>
       </w:r>
       <w:r>
         <w:rPr>
@@ -3681,14 +3703,7 @@
         <w:rPr>
           <w:rFonts w:asciiTheme="minorHAnsi" w:hAnsiTheme="minorHAnsi" w:cstheme="minorHAnsi"/>
         </w:rPr>
-        <w:t xml:space="preserve"> от подписания акта приёма-передачи </w:t>
-      </w:r>
-      <w:r>
-        <w:rPr>
-          <w:rFonts w:asciiTheme="minorHAnsi" w:hAnsiTheme="minorHAnsi" w:cstheme="minorHAnsi"/>
-        </w:rPr>
-        <w:lastRenderedPageBreak/>
-        <w:t xml:space="preserve">Товара и в течение 3-х (трёх) </w:t>
+        <w:t xml:space="preserve"> от подписания акта приёма-передачи Товара и в течение 3-х (трёх) </w:t>
       </w:r>
       <w:r>
         <w:rPr>
@@ -4571,7 +4586,14 @@
         <w:rPr>
           <w:rFonts w:asciiTheme="minorHAnsi" w:hAnsiTheme="minorHAnsi" w:cstheme="minorHAnsi"/>
         </w:rPr>
-        <w:t xml:space="preserve"> претензии по несущественным недостаткам Товара (например, сколы на мебельной прод</w:t>
+        <w:t xml:space="preserve"> претензии по несущественным недостаткам Товара </w:t>
+      </w:r>
+      <w:r>
+        <w:rPr>
+          <w:rFonts w:asciiTheme="minorHAnsi" w:hAnsiTheme="minorHAnsi" w:cstheme="minorHAnsi"/>
+        </w:rPr>
+        <w:lastRenderedPageBreak/>
+        <w:t>(например, сколы на мебельной прод</w:t>
       </w:r>
       <w:r>
         <w:rPr>
@@ -4583,14 +4605,7 @@
         <w:rPr>
           <w:rFonts w:asciiTheme="minorHAnsi" w:hAnsiTheme="minorHAnsi" w:cstheme="minorHAnsi"/>
         </w:rPr>
-        <w:t xml:space="preserve">, повреждения и пр.), в течение 7 </w:t>
-      </w:r>
-      <w:r>
-        <w:rPr>
-          <w:rFonts w:asciiTheme="minorHAnsi" w:hAnsiTheme="minorHAnsi" w:cstheme="minorHAnsi"/>
-        </w:rPr>
-        <w:lastRenderedPageBreak/>
-        <w:t xml:space="preserve">(семи) </w:t>
+        <w:t xml:space="preserve">, повреждения и пр.), в течение 7 (семи) </w:t>
       </w:r>
       <w:r>
         <w:rPr>
@@ -5337,14 +5352,14 @@
         <w:rPr>
           <w:rFonts w:asciiTheme="minorHAnsi" w:hAnsiTheme="minorHAnsi" w:cstheme="minorHAnsi"/>
         </w:rPr>
-        <w:t xml:space="preserve">7.2.2. В случае неисполнения Заказчиком обязательств по срокам оплаты, предусмотренным настоящим Договором, перенести срок передачи Товара, до момента полной оплаты Заказчиком с правом взыскания </w:t>
+        <w:t xml:space="preserve">7.2.2. В случае неисполнения Заказчиком обязательств по срокам оплаты, предусмотренным настоящим </w:t>
       </w:r>
       <w:r>
         <w:rPr>
           <w:rFonts w:asciiTheme="minorHAnsi" w:hAnsiTheme="minorHAnsi" w:cstheme="minorHAnsi"/>
         </w:rPr>
         <w:lastRenderedPageBreak/>
-        <w:t xml:space="preserve">неустойки с Заказчика, предусмотренной Договором. </w:t>
+        <w:t xml:space="preserve">Договором, перенести срок передачи Товара, до момента полной оплаты Заказчиком с правом взыскания неустойки с Заказчика, предусмотренной Договором. </w:t>
       </w:r>
     </w:p>
     <w:p>
@@ -5890,14 +5905,14 @@
         <w:rPr>
           <w:rFonts w:asciiTheme="minorHAnsi" w:hAnsiTheme="minorHAnsi" w:cstheme="minorHAnsi"/>
         </w:rPr>
-        <w:t xml:space="preserve">.3.3. при расторжении договора после направления Заказчику уведомления о возможности доставки и передаче Товара – в 100% размере от общей стоимости Товара, так как товар имеет индивидуально-определенные свойства и может быть использован исключительно приобретающим его потребителем – Заказчиком, ввиду того обстоятельства, что Товар приобретён по его индивидуальным размерам. </w:t>
+        <w:t xml:space="preserve">.3.3. при расторжении договора после направления Заказчику уведомления о возможности доставки и передаче Товара – в 100% размере от общей стоимости Товара, так как товар имеет индивидуально-определенные свойства и может быть использован исключительно приобретающим его потребителем – </w:t>
       </w:r>
       <w:r>
         <w:rPr>
           <w:rFonts w:asciiTheme="minorHAnsi" w:hAnsiTheme="minorHAnsi" w:cstheme="minorHAnsi"/>
         </w:rPr>
         <w:lastRenderedPageBreak/>
-        <w:t>Данная информация доведена покупателю в полном объеме.</w:t>
+        <w:t>Заказчиком, ввиду того обстоятельства, что Товар приобретён по его индивидуальным размерам. Данная информация доведена покупателю в полном объеме.</w:t>
       </w:r>
     </w:p>
     <w:p>
@@ -6709,14 +6724,8 @@
         <w:rPr>
           <w:rFonts w:asciiTheme="minorHAnsi" w:hAnsiTheme="minorHAnsi" w:cstheme="minorHAnsi"/>
         </w:rPr>
-        <w:t xml:space="preserve">Настоящий Договор вступает в силу с момента его подписания и действует до полного исполнения </w:t>
-      </w:r>
-      <w:r>
-        <w:rPr>
-          <w:rFonts w:asciiTheme="minorHAnsi" w:hAnsiTheme="minorHAnsi" w:cstheme="minorHAnsi"/>
-        </w:rPr>
         <w:lastRenderedPageBreak/>
-        <w:t>Стор</w:t>
+        <w:t>Настоящий Договор вступает в силу с момента его подписания и действует до полного исполнения Стор</w:t>
       </w:r>
       <w:r>
         <w:rPr>
